--- a/06-学生侧材料/讲义/3-物理化学/溶液与相图-超级充实版（自学完整）.docx
+++ b/06-学生侧材料/讲义/3-物理化学/溶液与相图-超级充实版（自学完整）.docx
@@ -504,7 +504,7 @@
         <w:rPr>
           <w:rFonts w:hint="eastAsia" w:ascii="Times New Roman" w:hAnsi="Times New Roman" w:eastAsia="FangSong" w:cs="Times New Roman"/>
         </w:rPr>
-        <w:t>这就是为什么</w:t>
+        <w:t>因此</w:t>
       </w:r>
       <w:r>
         <w:rPr>
@@ -9334,7 +9334,7 @@
           <w:b/>
           <w:bCs/>
         </w:rPr>
-        <w:t xml:space="preserve">一句话收口</w:t>
+        <w:t xml:space="preserve">收束</w:t>
       </w:r>
       <w:r>
         <w:rPr>
@@ -24093,7 +24093,7 @@
           <w:b/>
           <w:bCs/>
         </w:rPr>
-        <w:t xml:space="preserve">一句话</w:t>
+        <w:t xml:space="preserve">要点</w:t>
       </w:r>
       <w:r>
         <w:rPr>
@@ -27015,7 +27015,7 @@
           <w:b/>
           <w:bCs/>
         </w:rPr>
-        <w:t xml:space="preserve">一句话</w:t>
+        <w:t xml:space="preserve">要点</w:t>
       </w:r>
       <w:r>
         <w:rPr>
@@ -34671,60 +34671,6 @@
             </w:pPr>
             <w:r>
               <w:rPr>
-                <w:rFonts w:hint="eastAsia" w:ascii="Times New Roman" w:hAnsi="Times New Roman" w:eastAsia="Times New Roman" w:cs="Times New Roman"/>
-              </w:rPr>
-              <w:t>04-</w:t>
-            </w:r>
-            <w:r>
-              <w:rPr>
-                <w:rFonts w:hint="eastAsia" w:ascii="Times New Roman" w:hAnsi="Times New Roman" w:eastAsia="FangSong" w:cs="Times New Roman"/>
-              </w:rPr>
-              <w:t>课件</w:t>
-            </w:r>
-            <w:r>
-              <w:rPr>
-                <w:rFonts w:hint="eastAsia" w:ascii="Times New Roman" w:hAnsi="Times New Roman" w:eastAsia="Times New Roman" w:cs="Times New Roman"/>
-              </w:rPr>
-              <w:t>/</w:t>
-            </w:r>
-            <w:r>
-              <w:rPr>
-                <w:rFonts w:hint="eastAsia" w:ascii="Times New Roman" w:hAnsi="Times New Roman" w:eastAsia="FangSong" w:cs="Times New Roman"/>
-              </w:rPr>
-              <w:t>学生讲义</w:t>
-            </w:r>
-            <w:r>
-              <w:rPr>
-                <w:rFonts w:hint="eastAsia" w:ascii="Times New Roman" w:hAnsi="Times New Roman" w:eastAsia="Times New Roman" w:cs="Times New Roman"/>
-              </w:rPr>
-              <w:t>/_</w:t>
-            </w:r>
-            <w:r>
-              <w:rPr>
-                <w:rFonts w:hint="eastAsia" w:ascii="Times New Roman" w:hAnsi="Times New Roman" w:eastAsia="FangSong" w:cs="Times New Roman"/>
-              </w:rPr>
-              <w:t>归档</w:t>
-            </w:r>
-            <w:r>
-              <w:rPr>
-                <w:rFonts w:hint="eastAsia" w:ascii="Times New Roman" w:hAnsi="Times New Roman" w:eastAsia="Times New Roman" w:cs="Times New Roman"/>
-              </w:rPr>
-              <w:t>/2026-06-23-</w:t>
-            </w:r>
-            <w:r>
-              <w:rPr>
-                <w:rFonts w:hint="eastAsia" w:ascii="Times New Roman" w:hAnsi="Times New Roman" w:eastAsia="FangSong" w:cs="Times New Roman"/>
-              </w:rPr>
-              <w:t>化学计量与计算规范</w:t>
-            </w:r>
-            <w:r>
-              <w:rPr>
-                <w:rFonts w:hint="eastAsia" w:ascii="Times New Roman" w:hAnsi="Times New Roman" w:eastAsia="Times New Roman" w:cs="Times New Roman"/>
-              </w:rPr>
-              <w:t>、</w:t>
-            </w:r>
-            <w:r>
-              <w:rPr>
                 <w:rFonts w:hint="eastAsia" w:ascii="Times New Roman" w:hAnsi="Times New Roman" w:eastAsia="FangSong" w:cs="Times New Roman"/>
               </w:rPr>
               <w:t>酸碱</w:t>
@@ -34873,19 +34819,19 @@
               <w:rPr>
                 <w:rFonts w:hint="eastAsia" w:ascii="Times New Roman" w:hAnsi="Times New Roman" w:eastAsia="Times New Roman" w:cs="Times New Roman"/>
               </w:rPr>
-              <w:t>/_</w:t>
+              <w:t>/3-</w:t>
             </w:r>
             <w:r>
               <w:rPr>
                 <w:rFonts w:hint="eastAsia" w:ascii="Times New Roman" w:hAnsi="Times New Roman" w:eastAsia="FangSong" w:cs="Times New Roman"/>
               </w:rPr>
-              <w:t>归档</w:t>
+              <w:t>物理化学</w:t>
             </w:r>
             <w:r>
               <w:rPr>
                 <w:rFonts w:hint="eastAsia" w:ascii="Times New Roman" w:hAnsi="Times New Roman" w:eastAsia="Times New Roman" w:cs="Times New Roman"/>
               </w:rPr>
-              <w:t>/2026-06-23-</w:t>
+              <w:t>/</w:t>
             </w:r>
             <w:r>
               <w:rPr>
@@ -34897,7 +34843,31 @@
               <w:rPr>
                 <w:rFonts w:hint="eastAsia" w:ascii="Times New Roman" w:hAnsi="Times New Roman" w:eastAsia="Times New Roman" w:cs="Times New Roman"/>
               </w:rPr>
-              <w:t>、</w:t>
+              <w:t>-</w:t>
+            </w:r>
+            <w:r>
+              <w:rPr>
+                <w:rFonts w:hint="eastAsia" w:ascii="Times New Roman" w:hAnsi="Times New Roman" w:eastAsia="FangSong" w:cs="Times New Roman"/>
+              </w:rPr>
+              <w:t>超级充实版</w:t>
+            </w:r>
+            <w:r>
+              <w:rPr>
+                <w:rFonts w:hint="eastAsia" w:ascii="Times New Roman" w:hAnsi="Times New Roman" w:eastAsia="Times New Roman" w:cs="Times New Roman"/>
+              </w:rPr>
+              <w:t>（</w:t>
+            </w:r>
+            <w:r>
+              <w:rPr>
+                <w:rFonts w:hint="eastAsia" w:ascii="Times New Roman" w:hAnsi="Times New Roman" w:eastAsia="FangSong" w:cs="Times New Roman"/>
+              </w:rPr>
+              <w:t>自学完整</w:t>
+            </w:r>
+            <w:r>
+              <w:rPr>
+                <w:rFonts w:hint="eastAsia" w:ascii="Times New Roman" w:hAnsi="Times New Roman" w:eastAsia="Times New Roman" w:cs="Times New Roman"/>
+              </w:rPr>
+              <w:t>）、</w:t>
             </w:r>
             <w:r>
               <w:rPr>
@@ -35152,31 +35122,55 @@
               <w:rPr>
                 <w:rFonts w:hint="eastAsia" w:ascii="Times New Roman" w:hAnsi="Times New Roman" w:eastAsia="Times New Roman" w:cs="Times New Roman"/>
               </w:rPr>
-              <w:t>/_</w:t>
+              <w:t>/3-</w:t>
             </w:r>
             <w:r>
               <w:rPr>
                 <w:rFonts w:hint="eastAsia" w:ascii="Times New Roman" w:hAnsi="Times New Roman" w:eastAsia="FangSong" w:cs="Times New Roman"/>
               </w:rPr>
-              <w:t>归档</w:t>
+              <w:t>物理化学</w:t>
             </w:r>
             <w:r>
               <w:rPr>
                 <w:rFonts w:hint="eastAsia" w:ascii="Times New Roman" w:hAnsi="Times New Roman" w:eastAsia="Times New Roman" w:cs="Times New Roman"/>
               </w:rPr>
-              <w:t>/2026-06-23-</w:t>
+              <w:t>/</w:t>
             </w:r>
             <w:r>
               <w:rPr>
                 <w:rFonts w:hint="eastAsia" w:ascii="Times New Roman" w:hAnsi="Times New Roman" w:eastAsia="FangSong" w:cs="Times New Roman"/>
               </w:rPr>
-              <w:t>水中的几种平衡</w:t>
+              <w:t>酸碱理论</w:t>
             </w:r>
             <w:r>
               <w:rPr>
                 <w:rFonts w:hint="eastAsia" w:ascii="Times New Roman" w:hAnsi="Times New Roman" w:eastAsia="Times New Roman" w:cs="Times New Roman"/>
               </w:rPr>
-              <w:t>、</w:t>
+              <w:t>-</w:t>
+            </w:r>
+            <w:r>
+              <w:rPr>
+                <w:rFonts w:hint="eastAsia" w:ascii="Times New Roman" w:hAnsi="Times New Roman" w:eastAsia="FangSong" w:cs="Times New Roman"/>
+              </w:rPr>
+              <w:t>超级充实版</w:t>
+            </w:r>
+            <w:r>
+              <w:rPr>
+                <w:rFonts w:hint="eastAsia" w:ascii="Times New Roman" w:hAnsi="Times New Roman" w:eastAsia="Times New Roman" w:cs="Times New Roman"/>
+              </w:rPr>
+              <w:t>（</w:t>
+            </w:r>
+            <w:r>
+              <w:rPr>
+                <w:rFonts w:hint="eastAsia" w:ascii="Times New Roman" w:hAnsi="Times New Roman" w:eastAsia="FangSong" w:cs="Times New Roman"/>
+              </w:rPr>
+              <w:t>自学完整</w:t>
+            </w:r>
+            <w:r>
+              <w:rPr>
+                <w:rFonts w:hint="eastAsia" w:ascii="Times New Roman" w:hAnsi="Times New Roman" w:eastAsia="Times New Roman" w:cs="Times New Roman"/>
+              </w:rPr>
+              <w:t>）、</w:t>
             </w:r>
             <w:r>
               <w:rPr>
@@ -47191,7 +47185,7 @@
         <w:rPr>
           <w:rFonts w:hint="eastAsia" w:ascii="Times New Roman" w:hAnsi="Times New Roman" w:eastAsia="FangSong" w:cs="Times New Roman"/>
         </w:rPr>
-        <w:t>所以提升非常有限</w:t>
+        <w:t>所以提升十分有限</w:t>
       </w:r>
       <w:r>
         <w:rPr>

--- a/06-学生侧材料/讲义/3-物理化学/溶液与相图-超级充实版（自学完整）.docx
+++ b/06-学生侧材料/讲义/3-物理化学/溶液与相图-超级充实版（自学完整）.docx
@@ -51,321 +51,614 @@
     </w:p>
     <w:p>
       <w:pPr>
-        <w:pStyle w:val="Compact"/>
-        <w:numPr>
-          <w:ilvl w:val="0"/>
-          <w:numId w:val="1001"/>
-        </w:numPr>
+        <w:pStyle w:val="BlockText"/>
+        <w:spacing w:after="80"/>
       </w:pPr>
       <w:r>
         <w:rPr>
           <w:rFonts w:hint="eastAsia" w:ascii="Times New Roman" w:hAnsi="Times New Roman" w:eastAsia="FangSong" w:cs="Times New Roman"/>
         </w:rPr>
-        <w:t>能在质量分数</w:t>
-      </w:r>
-      <w:r>
-        <w:rPr>
-          <w:rFonts w:hint="eastAsia" w:ascii="Times New Roman" w:hAnsi="Times New Roman" w:eastAsia="Times New Roman" w:cs="Times New Roman"/>
-        </w:rPr>
-        <w:t>、</w:t>
-      </w:r>
-      <w:r>
-        <w:rPr>
-          <w:rFonts w:hint="eastAsia" w:ascii="Times New Roman" w:hAnsi="Times New Roman" w:eastAsia="FangSong" w:cs="Times New Roman"/>
-        </w:rPr>
-        <w:t>物质的量浓度</w:t>
-      </w:r>
-      <w:r>
-        <w:rPr>
-          <w:rFonts w:hint="eastAsia" w:ascii="Times New Roman" w:hAnsi="Times New Roman" w:eastAsia="Times New Roman" w:cs="Times New Roman"/>
-        </w:rPr>
-        <w:t>、</w:t>
-      </w:r>
-      <w:r>
-        <w:rPr>
-          <w:rFonts w:hint="eastAsia" w:ascii="Times New Roman" w:hAnsi="Times New Roman" w:eastAsia="FangSong" w:cs="Times New Roman"/>
-        </w:rPr>
-        <w:t>质量摩尔浓度</w:t>
-      </w:r>
-      <w:r>
-        <w:rPr>
-          <w:rFonts w:hint="eastAsia" w:ascii="Times New Roman" w:hAnsi="Times New Roman" w:eastAsia="Times New Roman" w:cs="Times New Roman"/>
-        </w:rPr>
-        <w:t>、</w:t>
-      </w:r>
-      <w:r>
-        <w:rPr>
-          <w:rFonts w:hint="eastAsia" w:ascii="Times New Roman" w:hAnsi="Times New Roman" w:eastAsia="FangSong" w:cs="Times New Roman"/>
-        </w:rPr>
-        <w:t>摩尔分数等常见表示法之间完成稳定换算</w:t>
-      </w:r>
-      <w:r>
-        <w:rPr>
-          <w:rFonts w:hint="eastAsia" w:ascii="Times New Roman" w:hAnsi="Times New Roman" w:eastAsia="Times New Roman" w:cs="Times New Roman"/>
-        </w:rPr>
-        <w:t>。</w:t>
+        <w:t>对齐考纲</w:t>
+      </w:r>
+      <w:r>
+        <w:rPr>
+          <w:rFonts w:hint="eastAsia" w:ascii="Times New Roman" w:hAnsi="Times New Roman" w:eastAsia="Times New Roman" w:cs="Times New Roman"/>
+        </w:rPr>
+        <w:t>：§03</w:t>
+      </w:r>
+      <w:r>
+        <w:rPr>
+          <w:rFonts w:ascii="Times New Roman" w:hAnsi="Times New Roman" w:eastAsia="Times New Roman" w:cs="Times New Roman"/>
+        </w:rPr>
+        <w:t xml:space="preserve"> </w:t>
+      </w:r>
+      <w:r>
+        <w:rPr>
+          <w:rFonts w:hint="eastAsia" w:ascii="Times New Roman" w:hAnsi="Times New Roman" w:eastAsia="FangSong" w:cs="Times New Roman"/>
+        </w:rPr>
+        <w:t xml:space="preserve">分散相与连续相</w:t>
+      </w:r>
+      <w:r>
+        <w:rPr>
+          <w:rFonts w:ascii="Times New Roman" w:hAnsi="Times New Roman" w:eastAsia="Times New Roman" w:cs="Times New Roman"/>
+        </w:rPr>
+        <w:t xml:space="preserve"> · </w:t>
+      </w:r>
+      <w:r>
+        <w:rPr>
+          <w:rFonts w:hint="eastAsia" w:ascii="Times New Roman" w:hAnsi="Times New Roman" w:eastAsia="FangSong" w:cs="Times New Roman"/>
+        </w:rPr>
+        <w:t>决赛</w:t>
+      </w:r>
+      <w:r>
+        <w:rPr>
+          <w:rFonts w:hint="eastAsia" w:ascii="Times New Roman" w:hAnsi="Times New Roman" w:eastAsia="Times New Roman" w:cs="Times New Roman"/>
+        </w:rPr>
+        <w:t>05</w:t>
+      </w:r>
+      <w:r>
+        <w:rPr>
+          <w:rFonts w:ascii="Times New Roman" w:hAnsi="Times New Roman" w:eastAsia="Times New Roman" w:cs="Times New Roman"/>
+        </w:rPr>
+        <w:t xml:space="preserve"> </w:t>
+      </w:r>
+      <w:r>
+        <w:rPr>
+          <w:rFonts w:hint="eastAsia" w:ascii="Times New Roman" w:hAnsi="Times New Roman" w:eastAsia="FangSong" w:cs="Times New Roman"/>
+        </w:rPr>
+        <w:t xml:space="preserve">稀溶液的通性</w:t>
       </w:r>
     </w:p>
-    <w:p>
-      <w:pPr>
-        <w:pStyle w:val="Compact"/>
-        <w:numPr>
-          <w:ilvl w:val="0"/>
-          <w:numId w:val="1001"/>
-        </w:numPr>
-      </w:pPr>
-      <w:r>
-        <w:rPr>
-          <w:rFonts w:hint="eastAsia" w:ascii="Times New Roman" w:hAnsi="Times New Roman" w:eastAsia="FangSong" w:cs="Times New Roman"/>
-        </w:rPr>
-        <w:t xml:space="preserve">能用</w:t>
-      </w:r>
-      <w:r>
-        <w:rPr>
-          <w:rFonts w:ascii="Times New Roman" w:hAnsi="Times New Roman" w:eastAsia="Times New Roman" w:cs="Times New Roman"/>
-        </w:rPr>
-        <w:t xml:space="preserve"> Raoult </w:t>
-      </w:r>
-      <w:r>
-        <w:rPr>
-          <w:rFonts w:hint="eastAsia" w:ascii="Times New Roman" w:hAnsi="Times New Roman" w:eastAsia="FangSong" w:cs="Times New Roman"/>
-        </w:rPr>
-        <w:t>定律解释蒸气压下降</w:t>
-      </w:r>
-      <w:r>
-        <w:rPr>
-          <w:rFonts w:hint="eastAsia" w:ascii="Times New Roman" w:hAnsi="Times New Roman" w:eastAsia="Times New Roman" w:cs="Times New Roman"/>
-        </w:rPr>
-        <w:t>，</w:t>
-      </w:r>
-      <w:r>
-        <w:rPr>
-          <w:rFonts w:hint="eastAsia" w:ascii="Times New Roman" w:hAnsi="Times New Roman" w:eastAsia="FangSong" w:cs="Times New Roman"/>
-        </w:rPr>
-        <w:t>并把沸点升高</w:t>
-      </w:r>
-      <w:r>
-        <w:rPr>
-          <w:rFonts w:hint="eastAsia" w:ascii="Times New Roman" w:hAnsi="Times New Roman" w:eastAsia="Times New Roman" w:cs="Times New Roman"/>
-        </w:rPr>
-        <w:t>、</w:t>
-      </w:r>
-      <w:r>
-        <w:rPr>
-          <w:rFonts w:hint="eastAsia" w:ascii="Times New Roman" w:hAnsi="Times New Roman" w:eastAsia="FangSong" w:cs="Times New Roman"/>
-        </w:rPr>
-        <w:t>凝固点降低和渗透压看成同一根源的不同表现</w:t>
-      </w:r>
-      <w:r>
-        <w:rPr>
-          <w:rFonts w:hint="eastAsia" w:ascii="Times New Roman" w:hAnsi="Times New Roman" w:eastAsia="Times New Roman" w:cs="Times New Roman"/>
-        </w:rPr>
-        <w:t>。</w:t>
-      </w:r>
-    </w:p>
-    <w:p>
-      <w:pPr>
-        <w:pStyle w:val="Compact"/>
-        <w:numPr>
-          <w:ilvl w:val="0"/>
-          <w:numId w:val="1001"/>
-        </w:numPr>
-      </w:pPr>
-      <w:r>
-        <w:rPr>
-          <w:rFonts w:hint="eastAsia" w:ascii="Times New Roman" w:hAnsi="Times New Roman" w:eastAsia="FangSong" w:cs="Times New Roman"/>
-        </w:rPr>
-        <w:t>能利用依数性公式计算分子量和相关物理量</w:t>
-      </w:r>
-      <w:r>
-        <w:rPr>
-          <w:rFonts w:hint="eastAsia" w:ascii="Times New Roman" w:hAnsi="Times New Roman" w:eastAsia="Times New Roman" w:cs="Times New Roman"/>
-        </w:rPr>
-        <w:t>，</w:t>
-      </w:r>
-      <w:r>
-        <w:rPr>
-          <w:rFonts w:hint="eastAsia" w:ascii="Times New Roman" w:hAnsi="Times New Roman" w:eastAsia="FangSong" w:cs="Times New Roman"/>
-        </w:rPr>
-        <w:t>知道电解质体系中要考虑</w:t>
-      </w:r>
-      <w:r>
-        <w:rPr>
-          <w:rFonts w:ascii="Times New Roman" w:hAnsi="Times New Roman" w:eastAsia="Times New Roman" w:cs="Times New Roman"/>
-        </w:rPr>
-        <w:t xml:space="preserve"> van’t Hoff </w:t>
-      </w:r>
-      <w:r>
-        <w:rPr>
-          <w:rFonts w:hint="eastAsia" w:ascii="Times New Roman" w:hAnsi="Times New Roman" w:eastAsia="FangSong" w:cs="Times New Roman"/>
-        </w:rPr>
-        <w:t xml:space="preserve">因子</w:t>
-      </w:r>
-      <w:r>
-        <w:rPr>
-          <w:rFonts w:ascii="Times New Roman" w:hAnsi="Times New Roman" w:eastAsia="Times New Roman" w:cs="Times New Roman"/>
-        </w:rPr>
-        <w:t xml:space="preserve"> </w:t>
-      </w:r>
-      <m:oMath>
-        <m:r>
-          <m:t>i</m:t>
-        </m:r>
-      </m:oMath>
-      <w:r>
-        <w:rPr>
-          <w:rFonts w:ascii="Times New Roman" w:hAnsi="Times New Roman" w:eastAsia="Times New Roman" w:cs="Times New Roman"/>
-        </w:rPr>
-        <w:t xml:space="preserve">。</w:t>
-      </w:r>
-    </w:p>
-    <w:p>
-      <w:pPr>
-        <w:pStyle w:val="Compact"/>
-        <w:numPr>
-          <w:ilvl w:val="0"/>
-          <w:numId w:val="1001"/>
-        </w:numPr>
-      </w:pPr>
-      <w:r>
-        <w:rPr>
-          <w:rFonts w:hint="eastAsia" w:ascii="Times New Roman" w:hAnsi="Times New Roman" w:eastAsia="FangSong" w:cs="Times New Roman"/>
-        </w:rPr>
-        <w:t xml:space="preserve">能用</w:t>
-      </w:r>
-      <w:r>
-        <w:rPr>
-          <w:rFonts w:ascii="Times New Roman" w:hAnsi="Times New Roman" w:eastAsia="Times New Roman" w:cs="Times New Roman"/>
-        </w:rPr>
-        <w:t xml:space="preserve"> Henry </w:t>
-      </w:r>
-      <w:r>
-        <w:rPr>
-          <w:rFonts w:hint="eastAsia" w:ascii="Times New Roman" w:hAnsi="Times New Roman" w:eastAsia="FangSong" w:cs="Times New Roman"/>
-        </w:rPr>
-        <w:t>定律处理气体溶解度</w:t>
-      </w:r>
-      <w:r>
-        <w:rPr>
-          <w:rFonts w:hint="eastAsia" w:ascii="Times New Roman" w:hAnsi="Times New Roman" w:eastAsia="Times New Roman" w:cs="Times New Roman"/>
-        </w:rPr>
-        <w:t>，</w:t>
-      </w:r>
-      <w:r>
-        <w:rPr>
-          <w:rFonts w:hint="eastAsia" w:ascii="Times New Roman" w:hAnsi="Times New Roman" w:eastAsia="FangSong" w:cs="Times New Roman"/>
-        </w:rPr>
-        <w:t>用分配定律解释萃取中</w:t>
-      </w:r>
-      <w:r>
-        <w:rPr>
-          <w:rFonts w:hint="eastAsia" w:ascii="Times New Roman" w:hAnsi="Times New Roman" w:eastAsia="Times New Roman" w:cs="Times New Roman"/>
-        </w:rPr>
-        <w:t>“</w:t>
-      </w:r>
-      <w:r>
-        <w:rPr>
-          <w:rFonts w:hint="eastAsia" w:ascii="Times New Roman" w:hAnsi="Times New Roman" w:eastAsia="FangSong" w:cs="Times New Roman"/>
-        </w:rPr>
-        <w:t>少量多次更有效</w:t>
-      </w:r>
-      <w:r>
-        <w:rPr>
-          <w:rFonts w:hint="eastAsia" w:ascii="Times New Roman" w:hAnsi="Times New Roman" w:eastAsia="Times New Roman" w:cs="Times New Roman"/>
-        </w:rPr>
-        <w:t>”</w:t>
-      </w:r>
-      <w:r>
-        <w:rPr>
-          <w:rFonts w:hint="eastAsia" w:ascii="Times New Roman" w:hAnsi="Times New Roman" w:eastAsia="FangSong" w:cs="Times New Roman"/>
-        </w:rPr>
-        <w:t>的原因</w:t>
-      </w:r>
-      <w:r>
-        <w:rPr>
-          <w:rFonts w:hint="eastAsia" w:ascii="Times New Roman" w:hAnsi="Times New Roman" w:eastAsia="Times New Roman" w:cs="Times New Roman"/>
-        </w:rPr>
-        <w:t>。</w:t>
-      </w:r>
-    </w:p>
-    <w:p>
-      <w:pPr>
-        <w:pStyle w:val="Compact"/>
-        <w:numPr>
-          <w:ilvl w:val="0"/>
-          <w:numId w:val="1001"/>
-        </w:numPr>
-      </w:pPr>
-      <w:r>
-        <w:rPr>
-          <w:rFonts w:hint="eastAsia" w:ascii="Times New Roman" w:hAnsi="Times New Roman" w:eastAsia="FangSong" w:cs="Times New Roman"/>
-        </w:rPr>
-        <w:t>能读懂单组分相图和典型双组分相图</w:t>
-      </w:r>
-      <w:r>
-        <w:rPr>
-          <w:rFonts w:hint="eastAsia" w:ascii="Times New Roman" w:hAnsi="Times New Roman" w:eastAsia="Times New Roman" w:cs="Times New Roman"/>
-        </w:rPr>
-        <w:t>，</w:t>
-      </w:r>
-      <w:r>
-        <w:rPr>
-          <w:rFonts w:hint="eastAsia" w:ascii="Times New Roman" w:hAnsi="Times New Roman" w:eastAsia="FangSong" w:cs="Times New Roman"/>
-        </w:rPr>
-        <w:t>知道相律和杠杆规则在图上各自回答什么问题</w:t>
-      </w:r>
-      <w:r>
-        <w:rPr>
-          <w:rFonts w:hint="eastAsia" w:ascii="Times New Roman" w:hAnsi="Times New Roman" w:eastAsia="Times New Roman" w:cs="Times New Roman"/>
-        </w:rPr>
-        <w:t>。</w:t>
-      </w:r>
-    </w:p>
-    <w:p>
-      <w:pPr>
-        <w:pStyle w:val="Compact"/>
-        <w:numPr>
-          <w:ilvl w:val="0"/>
-          <w:numId w:val="1001"/>
-        </w:numPr>
-      </w:pPr>
-      <w:r>
-        <w:rPr>
-          <w:rFonts w:hint="eastAsia" w:ascii="Times New Roman" w:hAnsi="Times New Roman" w:eastAsia="FangSong" w:cs="Times New Roman"/>
-        </w:rPr>
-        <w:t>能把本讲内容接到后续的气体</w:t>
-      </w:r>
-      <w:r>
-        <w:rPr>
-          <w:rFonts w:hint="eastAsia" w:ascii="Times New Roman" w:hAnsi="Times New Roman" w:eastAsia="Times New Roman" w:cs="Times New Roman"/>
-        </w:rPr>
-        <w:t>、</w:t>
-      </w:r>
-      <w:r>
-        <w:rPr>
-          <w:rFonts w:hint="eastAsia" w:ascii="Times New Roman" w:hAnsi="Times New Roman" w:eastAsia="FangSong" w:cs="Times New Roman"/>
-        </w:rPr>
-        <w:t>化学平衡和水中多重平衡</w:t>
-      </w:r>
-      <w:r>
-        <w:rPr>
-          <w:rFonts w:hint="eastAsia" w:ascii="Times New Roman" w:hAnsi="Times New Roman" w:eastAsia="Times New Roman" w:cs="Times New Roman"/>
-        </w:rPr>
-        <w:t>，</w:t>
-      </w:r>
-      <w:r>
-        <w:rPr>
-          <w:rFonts w:hint="eastAsia" w:ascii="Times New Roman" w:hAnsi="Times New Roman" w:eastAsia="FangSong" w:cs="Times New Roman"/>
-        </w:rPr>
-        <w:t>而不是把它当成一堆互不相干的物理性质</w:t>
-      </w:r>
-      <w:r>
-        <w:rPr>
-          <w:rFonts w:hint="eastAsia" w:ascii="Times New Roman" w:hAnsi="Times New Roman" w:eastAsia="Times New Roman" w:cs="Times New Roman"/>
-        </w:rPr>
-        <w:t>。</w:t>
-      </w:r>
-    </w:p>
+    <w:tbl>
+      <w:tblPr>
+        <w:tblStyle w:val="Table"/>
+        <w:tblW w:type="pct" w:w="5000"/>
+        <w:tblLayout w:type="fixed"/>
+        <w:tblLook w:firstRow="1" w:lastRow="0" w:firstColumn="0" w:lastColumn="0" w:noHBand="0" w:noVBand="0" w:val="0020"/>
+      </w:tblPr>
+      <w:tblGrid>
+        <w:gridCol w:w="3960"/>
+        <w:gridCol w:w="3960"/>
+      </w:tblGrid>
+      <w:tr>
+        <w:trPr>
+          <w:tblHeader w:val="on"/>
+        </w:trPr>
+        <w:tc>
+          <w:tcPr/>
+          <w:p>
+            <w:pPr>
+              <w:pStyle w:val="Compact"/>
+              <w:jc w:val="center"/>
+            </w:pPr>
+            <w:r>
+              <w:rPr>
+                <w:rFonts w:hint="eastAsia" w:ascii="Times New Roman" w:hAnsi="Times New Roman" w:eastAsia="SimHei" w:cs="Times New Roman"/>
+                <w:b/>
+              </w:rPr>
+              <w:t xml:space="preserve">考纲条目</w:t>
+            </w:r>
+          </w:p>
+        </w:tc>
+        <w:tc>
+          <w:tcPr/>
+          <w:p>
+            <w:pPr>
+              <w:pStyle w:val="Compact"/>
+              <w:jc w:val="center"/>
+            </w:pPr>
+            <w:r>
+              <w:rPr>
+                <w:rFonts w:hint="eastAsia" w:ascii="Times New Roman" w:hAnsi="Times New Roman" w:eastAsia="SimHei" w:cs="Times New Roman"/>
+                <w:b/>
+              </w:rPr>
+              <w:t xml:space="preserve">学完本讲你应能</w:t>
+            </w:r>
+          </w:p>
+        </w:tc>
+      </w:tr>
+      <w:tr>
+        <w:tc>
+          <w:tcPr/>
+          <w:p>
+            <w:pPr>
+              <w:pStyle w:val="Compact"/>
+              <w:jc w:val="center"/>
+            </w:pPr>
+            <w:r>
+              <w:rPr>
+                <w:rFonts w:ascii="Times New Roman" w:hAnsi="Times New Roman" w:eastAsia="Times New Roman" w:cs="Times New Roman"/>
+              </w:rPr>
+              <w:t xml:space="preserve">§03 </w:t>
+            </w:r>
+            <w:r>
+              <w:rPr>
+                <w:rFonts w:hint="eastAsia" w:ascii="Times New Roman" w:hAnsi="Times New Roman" w:eastAsia="FangSong" w:cs="Times New Roman"/>
+              </w:rPr>
+              <w:t xml:space="preserve">分散相与连续相</w:t>
+            </w:r>
+            <w:r>
+              <w:rPr>
+                <w:rFonts w:ascii="Times New Roman" w:hAnsi="Times New Roman" w:eastAsia="Times New Roman" w:cs="Times New Roman"/>
+              </w:rPr>
+              <w:t xml:space="preserve"> · </w:t>
+            </w:r>
+            <w:r>
+              <w:rPr>
+                <w:rFonts w:hint="eastAsia" w:ascii="Times New Roman" w:hAnsi="Times New Roman" w:eastAsia="FangSong" w:cs="Times New Roman"/>
+              </w:rPr>
+              <w:t xml:space="preserve">溶液浓度表示与换算</w:t>
+            </w:r>
+          </w:p>
+        </w:tc>
+        <w:tc>
+          <w:tcPr/>
+          <w:p>
+            <w:pPr>
+              <w:pStyle w:val="Compact"/>
+              <w:jc w:val="center"/>
+            </w:pPr>
+            <w:r>
+              <w:rPr>
+                <w:rFonts w:hint="eastAsia" w:ascii="Times New Roman" w:hAnsi="Times New Roman" w:eastAsia="FangSong" w:cs="Times New Roman"/>
+              </w:rPr>
+              <w:t>能在质量分数</w:t>
+            </w:r>
+            <w:r>
+              <w:rPr>
+                <w:rFonts w:hint="eastAsia" w:ascii="Times New Roman" w:hAnsi="Times New Roman" w:eastAsia="Times New Roman" w:cs="Times New Roman"/>
+              </w:rPr>
+              <w:t>、</w:t>
+            </w:r>
+            <w:r>
+              <w:rPr>
+                <w:rFonts w:hint="eastAsia" w:ascii="Times New Roman" w:hAnsi="Times New Roman" w:eastAsia="FangSong" w:cs="Times New Roman"/>
+              </w:rPr>
+              <w:t>物质的量浓度</w:t>
+            </w:r>
+            <w:r>
+              <w:rPr>
+                <w:rFonts w:hint="eastAsia" w:ascii="Times New Roman" w:hAnsi="Times New Roman" w:eastAsia="Times New Roman" w:cs="Times New Roman"/>
+              </w:rPr>
+              <w:t>、</w:t>
+            </w:r>
+            <w:r>
+              <w:rPr>
+                <w:rFonts w:hint="eastAsia" w:ascii="Times New Roman" w:hAnsi="Times New Roman" w:eastAsia="FangSong" w:cs="Times New Roman"/>
+              </w:rPr>
+              <w:t>质量摩尔浓度</w:t>
+            </w:r>
+            <w:r>
+              <w:rPr>
+                <w:rFonts w:hint="eastAsia" w:ascii="Times New Roman" w:hAnsi="Times New Roman" w:eastAsia="Times New Roman" w:cs="Times New Roman"/>
+              </w:rPr>
+              <w:t>、</w:t>
+            </w:r>
+            <w:r>
+              <w:rPr>
+                <w:rFonts w:hint="eastAsia" w:ascii="Times New Roman" w:hAnsi="Times New Roman" w:eastAsia="FangSong" w:cs="Times New Roman"/>
+              </w:rPr>
+              <w:t>摩尔分数等常见表示法之间完成稳定换算</w:t>
+            </w:r>
+          </w:p>
+        </w:tc>
+      </w:tr>
+      <w:tr>
+        <w:tc>
+          <w:tcPr/>
+          <w:p>
+            <w:pPr>
+              <w:pStyle w:val="Compact"/>
+              <w:jc w:val="center"/>
+            </w:pPr>
+            <w:r>
+              <w:rPr>
+                <w:rFonts w:ascii="Times New Roman" w:hAnsi="Times New Roman" w:eastAsia="Times New Roman" w:cs="Times New Roman"/>
+              </w:rPr>
+              <w:t xml:space="preserve">§03 </w:t>
+            </w:r>
+            <w:r>
+              <w:rPr>
+                <w:rFonts w:hint="eastAsia" w:ascii="Times New Roman" w:hAnsi="Times New Roman" w:eastAsia="FangSong" w:cs="Times New Roman"/>
+              </w:rPr>
+              <w:t xml:space="preserve">分散相与连续相</w:t>
+            </w:r>
+            <w:r>
+              <w:rPr>
+                <w:rFonts w:ascii="Times New Roman" w:hAnsi="Times New Roman" w:eastAsia="Times New Roman" w:cs="Times New Roman"/>
+              </w:rPr>
+              <w:t xml:space="preserve"> · </w:t>
+            </w:r>
+            <w:r>
+              <w:rPr>
+                <w:rFonts w:hint="eastAsia" w:ascii="Times New Roman" w:hAnsi="Times New Roman" w:eastAsia="FangSong" w:cs="Times New Roman"/>
+              </w:rPr>
+              <w:t xml:space="preserve">与后续平衡体系的衔接</w:t>
+            </w:r>
+          </w:p>
+        </w:tc>
+        <w:tc>
+          <w:tcPr/>
+          <w:p>
+            <w:pPr>
+              <w:pStyle w:val="Compact"/>
+              <w:jc w:val="center"/>
+            </w:pPr>
+            <w:r>
+              <w:rPr>
+                <w:rFonts w:hint="eastAsia" w:ascii="Times New Roman" w:hAnsi="Times New Roman" w:eastAsia="FangSong" w:cs="Times New Roman"/>
+              </w:rPr>
+              <w:t>能把本讲内容接到后续的气体</w:t>
+            </w:r>
+            <w:r>
+              <w:rPr>
+                <w:rFonts w:hint="eastAsia" w:ascii="Times New Roman" w:hAnsi="Times New Roman" w:eastAsia="Times New Roman" w:cs="Times New Roman"/>
+              </w:rPr>
+              <w:t>、</w:t>
+            </w:r>
+            <w:r>
+              <w:rPr>
+                <w:rFonts w:hint="eastAsia" w:ascii="Times New Roman" w:hAnsi="Times New Roman" w:eastAsia="FangSong" w:cs="Times New Roman"/>
+              </w:rPr>
+              <w:t>化学平衡和水中多重平衡</w:t>
+            </w:r>
+            <w:r>
+              <w:rPr>
+                <w:rFonts w:hint="eastAsia" w:ascii="Times New Roman" w:hAnsi="Times New Roman" w:eastAsia="Times New Roman" w:cs="Times New Roman"/>
+              </w:rPr>
+              <w:t>，</w:t>
+            </w:r>
+            <w:r>
+              <w:rPr>
+                <w:rFonts w:hint="eastAsia" w:ascii="Times New Roman" w:hAnsi="Times New Roman" w:eastAsia="FangSong" w:cs="Times New Roman"/>
+              </w:rPr>
+              <w:t>而不是把它当成一堆互不相干的物理性质</w:t>
+            </w:r>
+          </w:p>
+        </w:tc>
+      </w:tr>
+      <w:tr>
+        <w:tc>
+          <w:tcPr/>
+          <w:p>
+            <w:pPr>
+              <w:pStyle w:val="Compact"/>
+              <w:jc w:val="center"/>
+            </w:pPr>
+            <w:r>
+              <w:rPr>
+                <w:rFonts w:hint="eastAsia" w:ascii="Times New Roman" w:hAnsi="Times New Roman" w:eastAsia="FangSong" w:cs="Times New Roman"/>
+              </w:rPr>
+              <w:t>决赛</w:t>
+            </w:r>
+            <w:r>
+              <w:rPr>
+                <w:rFonts w:hint="eastAsia" w:ascii="Times New Roman" w:hAnsi="Times New Roman" w:eastAsia="Times New Roman" w:cs="Times New Roman"/>
+              </w:rPr>
+              <w:t>05</w:t>
+            </w:r>
+            <w:r>
+              <w:rPr>
+                <w:rFonts w:ascii="Times New Roman" w:hAnsi="Times New Roman" w:eastAsia="Times New Roman" w:cs="Times New Roman"/>
+              </w:rPr>
+              <w:t xml:space="preserve"> </w:t>
+            </w:r>
+            <w:r>
+              <w:rPr>
+                <w:rFonts w:hint="eastAsia" w:ascii="Times New Roman" w:hAnsi="Times New Roman" w:eastAsia="FangSong" w:cs="Times New Roman"/>
+              </w:rPr>
+              <w:t xml:space="preserve">稀溶液的通性</w:t>
+            </w:r>
+            <w:r>
+              <w:rPr>
+                <w:rFonts w:ascii="Times New Roman" w:hAnsi="Times New Roman" w:eastAsia="Times New Roman" w:cs="Times New Roman"/>
+              </w:rPr>
+              <w:t xml:space="preserve"> · </w:t>
+            </w:r>
+            <w:r>
+              <w:rPr>
+                <w:rFonts w:hint="eastAsia" w:ascii="Times New Roman" w:hAnsi="Times New Roman" w:eastAsia="FangSong" w:cs="Times New Roman"/>
+              </w:rPr>
+              <w:t xml:space="preserve">依数性及其应用</w:t>
+            </w:r>
+          </w:p>
+        </w:tc>
+        <w:tc>
+          <w:tcPr/>
+          <w:p>
+            <w:pPr>
+              <w:pStyle w:val="Compact"/>
+              <w:jc w:val="center"/>
+            </w:pPr>
+            <w:r>
+              <w:rPr>
+                <w:rFonts w:hint="eastAsia" w:ascii="Times New Roman" w:hAnsi="Times New Roman" w:eastAsia="FangSong" w:cs="Times New Roman"/>
+              </w:rPr>
+              <w:t xml:space="preserve">能用</w:t>
+            </w:r>
+            <w:r>
+              <w:rPr>
+                <w:rFonts w:ascii="Times New Roman" w:hAnsi="Times New Roman" w:eastAsia="Times New Roman" w:cs="Times New Roman"/>
+              </w:rPr>
+              <w:t xml:space="preserve"> Raoult </w:t>
+            </w:r>
+            <w:r>
+              <w:rPr>
+                <w:rFonts w:hint="eastAsia" w:ascii="Times New Roman" w:hAnsi="Times New Roman" w:eastAsia="FangSong" w:cs="Times New Roman"/>
+              </w:rPr>
+              <w:t>定律解释蒸气压下降</w:t>
+            </w:r>
+            <w:r>
+              <w:rPr>
+                <w:rFonts w:hint="eastAsia" w:ascii="Times New Roman" w:hAnsi="Times New Roman" w:eastAsia="Times New Roman" w:cs="Times New Roman"/>
+              </w:rPr>
+              <w:t>，</w:t>
+            </w:r>
+            <w:r>
+              <w:rPr>
+                <w:rFonts w:hint="eastAsia" w:ascii="Times New Roman" w:hAnsi="Times New Roman" w:eastAsia="FangSong" w:cs="Times New Roman"/>
+              </w:rPr>
+              <w:t>并把沸点升高</w:t>
+            </w:r>
+            <w:r>
+              <w:rPr>
+                <w:rFonts w:hint="eastAsia" w:ascii="Times New Roman" w:hAnsi="Times New Roman" w:eastAsia="Times New Roman" w:cs="Times New Roman"/>
+              </w:rPr>
+              <w:t>、</w:t>
+            </w:r>
+            <w:r>
+              <w:rPr>
+                <w:rFonts w:hint="eastAsia" w:ascii="Times New Roman" w:hAnsi="Times New Roman" w:eastAsia="FangSong" w:cs="Times New Roman"/>
+              </w:rPr>
+              <w:t>凝固点降低和渗透压看成同一根源的不同表现</w:t>
+            </w:r>
+            <w:r>
+              <w:rPr>
+                <w:rFonts w:hint="eastAsia" w:ascii="Times New Roman" w:hAnsi="Times New Roman" w:eastAsia="Times New Roman" w:cs="Times New Roman"/>
+              </w:rPr>
+              <w:t>；</w:t>
+            </w:r>
+            <w:r>
+              <w:rPr>
+                <w:rFonts w:hint="eastAsia" w:ascii="Times New Roman" w:hAnsi="Times New Roman" w:eastAsia="FangSong" w:cs="Times New Roman"/>
+              </w:rPr>
+              <w:t>能利用依数性公式计算分子量和相关物理量</w:t>
+            </w:r>
+            <w:r>
+              <w:rPr>
+                <w:rFonts w:hint="eastAsia" w:ascii="Times New Roman" w:hAnsi="Times New Roman" w:eastAsia="Times New Roman" w:cs="Times New Roman"/>
+              </w:rPr>
+              <w:t>，</w:t>
+            </w:r>
+            <w:r>
+              <w:rPr>
+                <w:rFonts w:hint="eastAsia" w:ascii="Times New Roman" w:hAnsi="Times New Roman" w:eastAsia="FangSong" w:cs="Times New Roman"/>
+              </w:rPr>
+              <w:t>知道电解质体系中要考虑</w:t>
+            </w:r>
+            <w:r>
+              <w:rPr>
+                <w:rFonts w:ascii="Times New Roman" w:hAnsi="Times New Roman" w:eastAsia="Times New Roman" w:cs="Times New Roman"/>
+              </w:rPr>
+              <w:t xml:space="preserve"> van’t Hoff </w:t>
+            </w:r>
+            <w:r>
+              <w:rPr>
+                <w:rFonts w:hint="eastAsia" w:ascii="Times New Roman" w:hAnsi="Times New Roman" w:eastAsia="FangSong" w:cs="Times New Roman"/>
+              </w:rPr>
+              <w:t xml:space="preserve">因子</w:t>
+            </w:r>
+            <w:r>
+              <w:rPr>
+                <w:rFonts w:ascii="Times New Roman" w:hAnsi="Times New Roman" w:eastAsia="Times New Roman" w:cs="Times New Roman"/>
+              </w:rPr>
+              <w:t xml:space="preserve"> </w:t>
+            </w:r>
+            <m:oMath>
+              <m:r>
+                <m:t>i</m:t>
+              </m:r>
+            </m:oMath>
+          </w:p>
+        </w:tc>
+      </w:tr>
+      <w:tr>
+        <w:tc>
+          <w:tcPr/>
+          <w:p>
+            <w:pPr>
+              <w:pStyle w:val="Compact"/>
+              <w:jc w:val="center"/>
+            </w:pPr>
+            <w:r>
+              <w:rPr>
+                <w:rFonts w:hint="eastAsia" w:ascii="Times New Roman" w:hAnsi="Times New Roman" w:eastAsia="FangSong" w:cs="Times New Roman"/>
+              </w:rPr>
+              <w:t>决赛</w:t>
+            </w:r>
+            <w:r>
+              <w:rPr>
+                <w:rFonts w:hint="eastAsia" w:ascii="Times New Roman" w:hAnsi="Times New Roman" w:eastAsia="Times New Roman" w:cs="Times New Roman"/>
+              </w:rPr>
+              <w:t>05</w:t>
+            </w:r>
+            <w:r>
+              <w:rPr>
+                <w:rFonts w:ascii="Times New Roman" w:hAnsi="Times New Roman" w:eastAsia="Times New Roman" w:cs="Times New Roman"/>
+              </w:rPr>
+              <w:t xml:space="preserve"> </w:t>
+            </w:r>
+            <w:r>
+              <w:rPr>
+                <w:rFonts w:hint="eastAsia" w:ascii="Times New Roman" w:hAnsi="Times New Roman" w:eastAsia="FangSong" w:cs="Times New Roman"/>
+              </w:rPr>
+              <w:t xml:space="preserve">稀溶液的通性</w:t>
+            </w:r>
+            <w:r>
+              <w:rPr>
+                <w:rFonts w:ascii="Times New Roman" w:hAnsi="Times New Roman" w:eastAsia="Times New Roman" w:cs="Times New Roman"/>
+              </w:rPr>
+              <w:t xml:space="preserve"> · Henry </w:t>
+            </w:r>
+            <w:r>
+              <w:rPr>
+                <w:rFonts w:hint="eastAsia" w:ascii="Times New Roman" w:hAnsi="Times New Roman" w:eastAsia="FangSong" w:cs="Times New Roman"/>
+              </w:rPr>
+              <w:t xml:space="preserve">定律与分配定律</w:t>
+            </w:r>
+          </w:p>
+        </w:tc>
+        <w:tc>
+          <w:tcPr/>
+          <w:p>
+            <w:pPr>
+              <w:pStyle w:val="Compact"/>
+              <w:jc w:val="center"/>
+            </w:pPr>
+            <w:r>
+              <w:rPr>
+                <w:rFonts w:hint="eastAsia" w:ascii="Times New Roman" w:hAnsi="Times New Roman" w:eastAsia="FangSong" w:cs="Times New Roman"/>
+              </w:rPr>
+              <w:t xml:space="preserve">能用</w:t>
+            </w:r>
+            <w:r>
+              <w:rPr>
+                <w:rFonts w:ascii="Times New Roman" w:hAnsi="Times New Roman" w:eastAsia="Times New Roman" w:cs="Times New Roman"/>
+              </w:rPr>
+              <w:t xml:space="preserve"> Henry </w:t>
+            </w:r>
+            <w:r>
+              <w:rPr>
+                <w:rFonts w:hint="eastAsia" w:ascii="Times New Roman" w:hAnsi="Times New Roman" w:eastAsia="FangSong" w:cs="Times New Roman"/>
+              </w:rPr>
+              <w:t>定律处理气体溶解度</w:t>
+            </w:r>
+            <w:r>
+              <w:rPr>
+                <w:rFonts w:hint="eastAsia" w:ascii="Times New Roman" w:hAnsi="Times New Roman" w:eastAsia="Times New Roman" w:cs="Times New Roman"/>
+              </w:rPr>
+              <w:t>，</w:t>
+            </w:r>
+            <w:r>
+              <w:rPr>
+                <w:rFonts w:hint="eastAsia" w:ascii="Times New Roman" w:hAnsi="Times New Roman" w:eastAsia="FangSong" w:cs="Times New Roman"/>
+              </w:rPr>
+              <w:t>用分配定律解释萃取中</w:t>
+            </w:r>
+            <w:r>
+              <w:rPr>
+                <w:rFonts w:hint="eastAsia" w:ascii="Times New Roman" w:hAnsi="Times New Roman" w:eastAsia="Times New Roman" w:cs="Times New Roman"/>
+              </w:rPr>
+              <w:t>“</w:t>
+            </w:r>
+            <w:r>
+              <w:rPr>
+                <w:rFonts w:hint="eastAsia" w:ascii="Times New Roman" w:hAnsi="Times New Roman" w:eastAsia="FangSong" w:cs="Times New Roman"/>
+              </w:rPr>
+              <w:t>少量多次更有效</w:t>
+            </w:r>
+            <w:r>
+              <w:rPr>
+                <w:rFonts w:hint="eastAsia" w:ascii="Times New Roman" w:hAnsi="Times New Roman" w:eastAsia="Times New Roman" w:cs="Times New Roman"/>
+              </w:rPr>
+              <w:t>”</w:t>
+            </w:r>
+            <w:r>
+              <w:rPr>
+                <w:rFonts w:hint="eastAsia" w:ascii="Times New Roman" w:hAnsi="Times New Roman" w:eastAsia="FangSong" w:cs="Times New Roman"/>
+              </w:rPr>
+              <w:t>的原因</w:t>
+            </w:r>
+          </w:p>
+        </w:tc>
+      </w:tr>
+      <w:tr>
+        <w:tc>
+          <w:tcPr/>
+          <w:p>
+            <w:pPr>
+              <w:pStyle w:val="Compact"/>
+              <w:jc w:val="center"/>
+            </w:pPr>
+            <w:r>
+              <w:rPr>
+                <w:rFonts w:hint="eastAsia" w:ascii="Times New Roman" w:hAnsi="Times New Roman" w:eastAsia="FangSong" w:cs="Times New Roman"/>
+              </w:rPr>
+              <w:t>决赛</w:t>
+            </w:r>
+            <w:r>
+              <w:rPr>
+                <w:rFonts w:hint="eastAsia" w:ascii="Times New Roman" w:hAnsi="Times New Roman" w:eastAsia="Times New Roman" w:cs="Times New Roman"/>
+              </w:rPr>
+              <w:t>05</w:t>
+            </w:r>
+            <w:r>
+              <w:rPr>
+                <w:rFonts w:ascii="Times New Roman" w:hAnsi="Times New Roman" w:eastAsia="Times New Roman" w:cs="Times New Roman"/>
+              </w:rPr>
+              <w:t xml:space="preserve"> </w:t>
+            </w:r>
+            <w:r>
+              <w:rPr>
+                <w:rFonts w:hint="eastAsia" w:ascii="Times New Roman" w:hAnsi="Times New Roman" w:eastAsia="FangSong" w:cs="Times New Roman"/>
+              </w:rPr>
+              <w:t xml:space="preserve">稀溶液的通性</w:t>
+            </w:r>
+            <w:r>
+              <w:rPr>
+                <w:rFonts w:ascii="Times New Roman" w:hAnsi="Times New Roman" w:eastAsia="Times New Roman" w:cs="Times New Roman"/>
+              </w:rPr>
+              <w:t xml:space="preserve"> · </w:t>
+            </w:r>
+            <w:r>
+              <w:rPr>
+                <w:rFonts w:hint="eastAsia" w:ascii="Times New Roman" w:hAnsi="Times New Roman" w:eastAsia="FangSong" w:cs="Times New Roman"/>
+              </w:rPr>
+              <w:t>相图</w:t>
+            </w:r>
+            <w:r>
+              <w:rPr>
+                <w:rFonts w:hint="eastAsia" w:ascii="Times New Roman" w:hAnsi="Times New Roman" w:eastAsia="Times New Roman" w:cs="Times New Roman"/>
+              </w:rPr>
+              <w:t>、</w:t>
+            </w:r>
+            <w:r>
+              <w:rPr>
+                <w:rFonts w:hint="eastAsia" w:ascii="Times New Roman" w:hAnsi="Times New Roman" w:eastAsia="FangSong" w:cs="Times New Roman"/>
+              </w:rPr>
+              <w:t>相律与杠杆规则</w:t>
+            </w:r>
+          </w:p>
+        </w:tc>
+        <w:tc>
+          <w:tcPr/>
+          <w:p>
+            <w:pPr>
+              <w:pStyle w:val="Compact"/>
+              <w:jc w:val="center"/>
+            </w:pPr>
+            <w:r>
+              <w:rPr>
+                <w:rFonts w:hint="eastAsia" w:ascii="Times New Roman" w:hAnsi="Times New Roman" w:eastAsia="FangSong" w:cs="Times New Roman"/>
+              </w:rPr>
+              <w:t>能读懂单组分相图和典型双组分相图</w:t>
+            </w:r>
+            <w:r>
+              <w:rPr>
+                <w:rFonts w:hint="eastAsia" w:ascii="Times New Roman" w:hAnsi="Times New Roman" w:eastAsia="Times New Roman" w:cs="Times New Roman"/>
+              </w:rPr>
+              <w:t>，</w:t>
+            </w:r>
+            <w:r>
+              <w:rPr>
+                <w:rFonts w:hint="eastAsia" w:ascii="Times New Roman" w:hAnsi="Times New Roman" w:eastAsia="FangSong" w:cs="Times New Roman"/>
+              </w:rPr>
+              <w:t>知道相律和杠杆规则在图上各自回答什么问题</w:t>
+            </w:r>
+          </w:p>
+        </w:tc>
+      </w:tr>
+    </w:tbl>
     <w:p>
       <w:pPr>
         <w:spacing w:before="160" w:after="80"/>
@@ -1443,7 +1736,7 @@
         <w:pStyle w:val="Compact"/>
         <w:numPr>
           <w:ilvl w:val="0"/>
-          <w:numId w:val="1002"/>
+          <w:numId w:val="1001"/>
         </w:numPr>
       </w:pPr>
       <w:r>
@@ -1510,7 +1803,7 @@
         <w:pStyle w:val="Compact"/>
         <w:numPr>
           <w:ilvl w:val="0"/>
-          <w:numId w:val="1002"/>
+          <w:numId w:val="1001"/>
         </w:numPr>
       </w:pPr>
       <w:r>
@@ -1563,7 +1856,7 @@
         <w:pStyle w:val="Compact"/>
         <w:numPr>
           <w:ilvl w:val="0"/>
-          <w:numId w:val="1002"/>
+          <w:numId w:val="1001"/>
         </w:numPr>
       </w:pPr>
       <w:r>
@@ -4226,7 +4519,7 @@
         <w:pStyle w:val="Compact"/>
         <w:numPr>
           <w:ilvl w:val="0"/>
-          <w:numId w:val="1003"/>
+          <w:numId w:val="1002"/>
         </w:numPr>
       </w:pPr>
       <w:r>
@@ -4615,7 +4908,7 @@
         <w:pStyle w:val="Compact"/>
         <w:numPr>
           <w:ilvl w:val="0"/>
-          <w:numId w:val="1004"/>
+          <w:numId w:val="1003"/>
         </w:numPr>
       </w:pPr>
       <w:r>
@@ -5524,7 +5817,7 @@
         <w:pStyle w:val="Compact"/>
         <w:numPr>
           <w:ilvl w:val="0"/>
-          <w:numId w:val="1005"/>
+          <w:numId w:val="1004"/>
         </w:numPr>
       </w:pPr>
       <w:r>
@@ -5557,7 +5850,7 @@
         <w:pStyle w:val="Compact"/>
         <w:numPr>
           <w:ilvl w:val="0"/>
-          <w:numId w:val="1005"/>
+          <w:numId w:val="1004"/>
         </w:numPr>
       </w:pPr>
       <w:r>
@@ -5626,7 +5919,7 @@
         <w:pStyle w:val="Compact"/>
         <w:numPr>
           <w:ilvl w:val="0"/>
-          <w:numId w:val="1005"/>
+          <w:numId w:val="1004"/>
         </w:numPr>
       </w:pPr>
       <w:r>
@@ -5941,7 +6234,7 @@
         <w:pStyle w:val="Compact"/>
         <w:numPr>
           <w:ilvl w:val="0"/>
-          <w:numId w:val="1006"/>
+          <w:numId w:val="1005"/>
         </w:numPr>
       </w:pPr>
       <w:r>
@@ -6083,7 +6376,7 @@
         <w:pStyle w:val="Compact"/>
         <w:numPr>
           <w:ilvl w:val="0"/>
-          <w:numId w:val="1006"/>
+          <w:numId w:val="1005"/>
         </w:numPr>
       </w:pPr>
       <w:r>
@@ -6180,7 +6473,7 @@
         <w:pStyle w:val="Compact"/>
         <w:numPr>
           <w:ilvl w:val="0"/>
-          <w:numId w:val="1006"/>
+          <w:numId w:val="1005"/>
         </w:numPr>
       </w:pPr>
       <w:r>
@@ -7804,7 +8097,7 @@
         <w:pStyle w:val="Compact"/>
         <w:numPr>
           <w:ilvl w:val="0"/>
-          <w:numId w:val="1007"/>
+          <w:numId w:val="1006"/>
         </w:numPr>
       </w:pPr>
       <w:r>
@@ -7877,7 +8170,7 @@
         <w:pStyle w:val="Compact"/>
         <w:numPr>
           <w:ilvl w:val="0"/>
-          <w:numId w:val="1007"/>
+          <w:numId w:val="1006"/>
         </w:numPr>
       </w:pPr>
       <w:r>
@@ -7948,7 +8241,7 @@
         <w:pStyle w:val="Compact"/>
         <w:numPr>
           <w:ilvl w:val="0"/>
-          <w:numId w:val="1007"/>
+          <w:numId w:val="1006"/>
         </w:numPr>
       </w:pPr>
       <w:r>
@@ -8928,7 +9221,7 @@
         <w:pStyle w:val="Compact"/>
         <w:numPr>
           <w:ilvl w:val="0"/>
-          <w:numId w:val="1008"/>
+          <w:numId w:val="1007"/>
         </w:numPr>
       </w:pPr>
       <w:r>
@@ -8966,6 +9259,165 @@
           <w:rFonts w:hint="eastAsia" w:ascii="Times New Roman" w:hAnsi="Times New Roman" w:eastAsia="Times New Roman" w:cs="Times New Roman"/>
         </w:rPr>
         <w:t>。</w:t>
+      </w:r>
+    </w:p>
+    <w:p>
+      <w:pPr>
+        <w:pStyle w:val="Compact"/>
+        <w:numPr>
+          <w:ilvl w:val="0"/>
+          <w:numId w:val="1007"/>
+        </w:numPr>
+      </w:pPr>
+      <w:r>
+        <w:rPr>
+          <w:rFonts w:hint="eastAsia" w:ascii="Times New Roman" w:hAnsi="Times New Roman" w:eastAsia="FangSong" w:cs="Times New Roman"/>
+        </w:rPr>
+        <w:t>若两边改用半透膜隔开</w:t>
+      </w:r>
+      <w:r>
+        <w:rPr>
+          <w:rFonts w:hint="eastAsia" w:ascii="Times New Roman" w:hAnsi="Times New Roman" w:eastAsia="Times New Roman" w:cs="Times New Roman"/>
+        </w:rPr>
+        <w:t>，</w:t>
+      </w:r>
+      <w:r>
+        <w:rPr>
+          <w:rFonts w:hint="eastAsia" w:ascii="Times New Roman" w:hAnsi="Times New Roman" w:eastAsia="FangSong" w:cs="Times New Roman"/>
+        </w:rPr>
+        <w:t>溶质过不去</w:t>
+      </w:r>
+      <w:r>
+        <w:rPr>
+          <w:rFonts w:hint="eastAsia" w:ascii="Times New Roman" w:hAnsi="Times New Roman" w:eastAsia="Times New Roman" w:cs="Times New Roman"/>
+        </w:rPr>
+        <w:t>，</w:t>
+      </w:r>
+      <w:r>
+        <w:rPr>
+          <w:rFonts w:hint="eastAsia" w:ascii="Times New Roman" w:hAnsi="Times New Roman" w:eastAsia="FangSong" w:cs="Times New Roman"/>
+        </w:rPr>
+        <w:t>但溶剂还能过去</w:t>
+      </w:r>
+      <w:r>
+        <w:rPr>
+          <w:rFonts w:hint="eastAsia" w:ascii="Times New Roman" w:hAnsi="Times New Roman" w:eastAsia="Times New Roman" w:cs="Times New Roman"/>
+        </w:rPr>
+        <w:t>，</w:t>
+      </w:r>
+      <w:r>
+        <w:rPr>
+          <w:rFonts w:hint="eastAsia" w:ascii="Times New Roman" w:hAnsi="Times New Roman" w:eastAsia="FangSong" w:cs="Times New Roman"/>
+        </w:rPr>
+        <w:t>于是这种</w:t>
+      </w:r>
+      <w:r>
+        <w:rPr>
+          <w:rFonts w:hint="eastAsia" w:ascii="Times New Roman" w:hAnsi="Times New Roman" w:eastAsia="Times New Roman" w:cs="Times New Roman"/>
+        </w:rPr>
+        <w:t>“</w:t>
+      </w:r>
+      <w:r>
+        <w:rPr>
+          <w:rFonts w:hint="eastAsia" w:ascii="Times New Roman" w:hAnsi="Times New Roman" w:eastAsia="FangSong" w:cs="Times New Roman"/>
+        </w:rPr>
+        <w:t>向低蒸气压一侧转移</w:t>
+      </w:r>
+      <w:r>
+        <w:rPr>
+          <w:rFonts w:hint="eastAsia" w:ascii="Times New Roman" w:hAnsi="Times New Roman" w:eastAsia="Times New Roman" w:cs="Times New Roman"/>
+        </w:rPr>
+        <w:t>”</w:t>
+      </w:r>
+      <w:r>
+        <w:rPr>
+          <w:rFonts w:hint="eastAsia" w:ascii="Times New Roman" w:hAnsi="Times New Roman" w:eastAsia="FangSong" w:cs="Times New Roman"/>
+        </w:rPr>
+        <w:t>的趋势就表现成渗透</w:t>
+      </w:r>
+      <w:r>
+        <w:rPr>
+          <w:rFonts w:hint="eastAsia" w:ascii="Times New Roman" w:hAnsi="Times New Roman" w:eastAsia="Times New Roman" w:cs="Times New Roman"/>
+        </w:rPr>
+        <w:t>。</w:t>
+      </w:r>
+    </w:p>
+    <w:p>
+      <w:pPr>
+        <w:pStyle w:val="Compact"/>
+        <w:numPr>
+          <w:ilvl w:val="0"/>
+          <w:numId w:val="1007"/>
+        </w:numPr>
+      </w:pPr>
+      <w:r>
+        <w:rPr>
+          <w:rFonts w:hint="eastAsia" w:ascii="Times New Roman" w:hAnsi="Times New Roman" w:eastAsia="FangSong" w:cs="Times New Roman"/>
+        </w:rPr>
+        <w:t>当液柱压强或外加压强恰好把这种趋势抵消时</w:t>
+      </w:r>
+      <w:r>
+        <w:rPr>
+          <w:rFonts w:hint="eastAsia" w:ascii="Times New Roman" w:hAnsi="Times New Roman" w:eastAsia="Times New Roman" w:cs="Times New Roman"/>
+        </w:rPr>
+        <w:t>，</w:t>
+      </w:r>
+      <w:r>
+        <w:rPr>
+          <w:rFonts w:hint="eastAsia" w:ascii="Times New Roman" w:hAnsi="Times New Roman" w:eastAsia="FangSong" w:cs="Times New Roman"/>
+        </w:rPr>
+        <w:t>渗透停止</w:t>
+      </w:r>
+      <w:r>
+        <w:rPr>
+          <w:rFonts w:hint="eastAsia" w:ascii="Times New Roman" w:hAnsi="Times New Roman" w:eastAsia="Times New Roman" w:cs="Times New Roman"/>
+        </w:rPr>
+        <w:t>；</w:t>
+      </w:r>
+      <w:r>
+        <w:rPr>
+          <w:rFonts w:hint="eastAsia" w:ascii="Times New Roman" w:hAnsi="Times New Roman" w:eastAsia="FangSong" w:cs="Times New Roman"/>
+        </w:rPr>
+        <w:t>这时的压强就是渗透压</w:t>
+      </w:r>
+      <w:r>
+        <w:rPr>
+          <w:rFonts w:ascii="Times New Roman" w:hAnsi="Times New Roman" w:eastAsia="Times New Roman" w:cs="Times New Roman"/>
+        </w:rPr>
+        <w:t xml:space="preserve"> </w:t>
+      </w:r>
+      <m:oMath>
+        <m:r>
+          <m:rPr>
+            <m:sty m:val="p"/>
+          </m:rPr>
+          <m:t>Π</m:t>
+        </m:r>
+      </m:oMath>
+      <w:r>
+        <w:rPr>
+          <w:rFonts w:ascii="Times New Roman" w:hAnsi="Times New Roman" w:eastAsia="Times New Roman" w:cs="Times New Roman"/>
+        </w:rPr>
+        <w:t xml:space="preserve">。</w:t>
+      </w:r>
+    </w:p>
+    <w:p>
+      <w:pPr>
+        <w:pStyle w:val="FirstParagraph"/>
+      </w:pPr>
+      <w:r>
+        <w:rPr>
+          <w:rFonts w:hint="eastAsia" w:ascii="Times New Roman" w:hAnsi="Times New Roman" w:eastAsia="FangSong" w:cs="Times New Roman"/>
+          <w:b/>
+          <w:bCs/>
+        </w:rPr>
+        <w:t xml:space="preserve">经验归纳</w:t>
+      </w:r>
+      <w:r>
+        <w:rPr>
+          <w:rFonts w:hint="eastAsia" w:ascii="Times New Roman" w:hAnsi="Times New Roman" w:eastAsia="Times New Roman" w:cs="Times New Roman"/>
+        </w:rPr>
+        <w:t xml:space="preserve">：</w:t>
       </w:r>
     </w:p>
     <w:p>
@@ -8980,74 +9432,31 @@
         <w:rPr>
           <w:rFonts w:hint="eastAsia" w:ascii="Times New Roman" w:hAnsi="Times New Roman" w:eastAsia="FangSong" w:cs="Times New Roman"/>
         </w:rPr>
-        <w:t>若两边改用半透膜隔开</w:t>
-      </w:r>
-      <w:r>
-        <w:rPr>
-          <w:rFonts w:hint="eastAsia" w:ascii="Times New Roman" w:hAnsi="Times New Roman" w:eastAsia="Times New Roman" w:cs="Times New Roman"/>
-        </w:rPr>
-        <w:t>，</w:t>
-      </w:r>
-      <w:r>
-        <w:rPr>
-          <w:rFonts w:hint="eastAsia" w:ascii="Times New Roman" w:hAnsi="Times New Roman" w:eastAsia="FangSong" w:cs="Times New Roman"/>
-        </w:rPr>
-        <w:t>溶质过不去</w:t>
-      </w:r>
-      <w:r>
-        <w:rPr>
-          <w:rFonts w:hint="eastAsia" w:ascii="Times New Roman" w:hAnsi="Times New Roman" w:eastAsia="Times New Roman" w:cs="Times New Roman"/>
-        </w:rPr>
-        <w:t>，</w:t>
-      </w:r>
-      <w:r>
-        <w:rPr>
-          <w:rFonts w:hint="eastAsia" w:ascii="Times New Roman" w:hAnsi="Times New Roman" w:eastAsia="FangSong" w:cs="Times New Roman"/>
-        </w:rPr>
-        <w:t>但溶剂还能过去</w:t>
-      </w:r>
-      <w:r>
-        <w:rPr>
-          <w:rFonts w:hint="eastAsia" w:ascii="Times New Roman" w:hAnsi="Times New Roman" w:eastAsia="Times New Roman" w:cs="Times New Roman"/>
-        </w:rPr>
-        <w:t>，</w:t>
-      </w:r>
-      <w:r>
-        <w:rPr>
-          <w:rFonts w:hint="eastAsia" w:ascii="Times New Roman" w:hAnsi="Times New Roman" w:eastAsia="FangSong" w:cs="Times New Roman"/>
-        </w:rPr>
-        <w:t>于是这种</w:t>
-      </w:r>
-      <w:r>
-        <w:rPr>
-          <w:rFonts w:hint="eastAsia" w:ascii="Times New Roman" w:hAnsi="Times New Roman" w:eastAsia="Times New Roman" w:cs="Times New Roman"/>
-        </w:rPr>
-        <w:t>“</w:t>
-      </w:r>
-      <w:r>
-        <w:rPr>
-          <w:rFonts w:hint="eastAsia" w:ascii="Times New Roman" w:hAnsi="Times New Roman" w:eastAsia="FangSong" w:cs="Times New Roman"/>
-        </w:rPr>
-        <w:t>向低蒸气压一侧转移</w:t>
-      </w:r>
-      <w:r>
-        <w:rPr>
-          <w:rFonts w:hint="eastAsia" w:ascii="Times New Roman" w:hAnsi="Times New Roman" w:eastAsia="Times New Roman" w:cs="Times New Roman"/>
-        </w:rPr>
-        <w:t>”</w:t>
-      </w:r>
-      <w:r>
-        <w:rPr>
-          <w:rFonts w:hint="eastAsia" w:ascii="Times New Roman" w:hAnsi="Times New Roman" w:eastAsia="FangSong" w:cs="Times New Roman"/>
-        </w:rPr>
-        <w:t>的趋势就表现成渗透</w:t>
-      </w:r>
-      <w:r>
-        <w:rPr>
-          <w:rFonts w:hint="eastAsia" w:ascii="Times New Roman" w:hAnsi="Times New Roman" w:eastAsia="Times New Roman" w:cs="Times New Roman"/>
-        </w:rPr>
-        <w:t>。</w:t>
-      </w:r>
+        <w:t>定温下</w:t>
+      </w:r>
+      <w:r>
+        <w:rPr>
+          <w:rFonts w:hint="eastAsia" w:ascii="Times New Roman" w:hAnsi="Times New Roman" w:eastAsia="Times New Roman" w:cs="Times New Roman"/>
+        </w:rPr>
+        <w:t>：</w:t>
+      </w:r>
+      <m:oMath>
+        <m:r>
+          <m:rPr>
+            <m:sty m:val="p"/>
+          </m:rPr>
+          <m:t>Π</m:t>
+        </m:r>
+        <m:r>
+          <m:rPr>
+            <m:sty m:val="p"/>
+          </m:rPr>
+          <m:t>∝</m:t>
+        </m:r>
+        <m:r>
+          <m:t>c</m:t>
+        </m:r>
+      </m:oMath>
     </w:p>
     <w:p>
       <w:pPr>
@@ -9055,122 +9464,6 @@
         <w:numPr>
           <w:ilvl w:val="0"/>
           <w:numId w:val="1008"/>
-        </w:numPr>
-      </w:pPr>
-      <w:r>
-        <w:rPr>
-          <w:rFonts w:hint="eastAsia" w:ascii="Times New Roman" w:hAnsi="Times New Roman" w:eastAsia="FangSong" w:cs="Times New Roman"/>
-        </w:rPr>
-        <w:t>当液柱压强或外加压强恰好把这种趋势抵消时</w:t>
-      </w:r>
-      <w:r>
-        <w:rPr>
-          <w:rFonts w:hint="eastAsia" w:ascii="Times New Roman" w:hAnsi="Times New Roman" w:eastAsia="Times New Roman" w:cs="Times New Roman"/>
-        </w:rPr>
-        <w:t>，</w:t>
-      </w:r>
-      <w:r>
-        <w:rPr>
-          <w:rFonts w:hint="eastAsia" w:ascii="Times New Roman" w:hAnsi="Times New Roman" w:eastAsia="FangSong" w:cs="Times New Roman"/>
-        </w:rPr>
-        <w:t>渗透停止</w:t>
-      </w:r>
-      <w:r>
-        <w:rPr>
-          <w:rFonts w:hint="eastAsia" w:ascii="Times New Roman" w:hAnsi="Times New Roman" w:eastAsia="Times New Roman" w:cs="Times New Roman"/>
-        </w:rPr>
-        <w:t>；</w:t>
-      </w:r>
-      <w:r>
-        <w:rPr>
-          <w:rFonts w:hint="eastAsia" w:ascii="Times New Roman" w:hAnsi="Times New Roman" w:eastAsia="FangSong" w:cs="Times New Roman"/>
-        </w:rPr>
-        <w:t>这时的压强就是渗透压</w:t>
-      </w:r>
-      <w:r>
-        <w:rPr>
-          <w:rFonts w:ascii="Times New Roman" w:hAnsi="Times New Roman" w:eastAsia="Times New Roman" w:cs="Times New Roman"/>
-        </w:rPr>
-        <w:t xml:space="preserve"> </w:t>
-      </w:r>
-      <m:oMath>
-        <m:r>
-          <m:rPr>
-            <m:sty m:val="p"/>
-          </m:rPr>
-          <m:t>Π</m:t>
-        </m:r>
-      </m:oMath>
-      <w:r>
-        <w:rPr>
-          <w:rFonts w:ascii="Times New Roman" w:hAnsi="Times New Roman" w:eastAsia="Times New Roman" w:cs="Times New Roman"/>
-        </w:rPr>
-        <w:t xml:space="preserve">。</w:t>
-      </w:r>
-    </w:p>
-    <w:p>
-      <w:pPr>
-        <w:pStyle w:val="FirstParagraph"/>
-      </w:pPr>
-      <w:r>
-        <w:rPr>
-          <w:rFonts w:hint="eastAsia" w:ascii="Times New Roman" w:hAnsi="Times New Roman" w:eastAsia="FangSong" w:cs="Times New Roman"/>
-          <w:b/>
-          <w:bCs/>
-        </w:rPr>
-        <w:t xml:space="preserve">经验归纳</w:t>
-      </w:r>
-      <w:r>
-        <w:rPr>
-          <w:rFonts w:hint="eastAsia" w:ascii="Times New Roman" w:hAnsi="Times New Roman" w:eastAsia="Times New Roman" w:cs="Times New Roman"/>
-        </w:rPr>
-        <w:t xml:space="preserve">：</w:t>
-      </w:r>
-    </w:p>
-    <w:p>
-      <w:pPr>
-        <w:pStyle w:val="Compact"/>
-        <w:numPr>
-          <w:ilvl w:val="0"/>
-          <w:numId w:val="1009"/>
-        </w:numPr>
-      </w:pPr>
-      <w:r>
-        <w:rPr>
-          <w:rFonts w:hint="eastAsia" w:ascii="Times New Roman" w:hAnsi="Times New Roman" w:eastAsia="FangSong" w:cs="Times New Roman"/>
-        </w:rPr>
-        <w:t>定温下</w:t>
-      </w:r>
-      <w:r>
-        <w:rPr>
-          <w:rFonts w:hint="eastAsia" w:ascii="Times New Roman" w:hAnsi="Times New Roman" w:eastAsia="Times New Roman" w:cs="Times New Roman"/>
-        </w:rPr>
-        <w:t>：</w:t>
-      </w:r>
-      <m:oMath>
-        <m:r>
-          <m:rPr>
-            <m:sty m:val="p"/>
-          </m:rPr>
-          <m:t>Π</m:t>
-        </m:r>
-        <m:r>
-          <m:rPr>
-            <m:sty m:val="p"/>
-          </m:rPr>
-          <m:t>∝</m:t>
-        </m:r>
-        <m:r>
-          <m:t>c</m:t>
-        </m:r>
-      </m:oMath>
-    </w:p>
-    <w:p>
-      <w:pPr>
-        <w:pStyle w:val="Compact"/>
-        <w:numPr>
-          <w:ilvl w:val="0"/>
-          <w:numId w:val="1009"/>
         </w:numPr>
       </w:pPr>
       <w:r>
@@ -10004,7 +10297,7 @@
         <w:pStyle w:val="Compact"/>
         <w:numPr>
           <w:ilvl w:val="0"/>
-          <w:numId w:val="1010"/>
+          <w:numId w:val="1009"/>
         </w:numPr>
       </w:pPr>
       <w:r>
@@ -10039,7 +10332,7 @@
         <w:pStyle w:val="Compact"/>
         <w:numPr>
           <w:ilvl w:val="0"/>
-          <w:numId w:val="1010"/>
+          <w:numId w:val="1009"/>
         </w:numPr>
       </w:pPr>
       <w:r>
@@ -10635,7 +10928,7 @@
         <w:pStyle w:val="Compact"/>
         <w:numPr>
           <w:ilvl w:val="0"/>
-          <w:numId w:val="1011"/>
+          <w:numId w:val="1010"/>
         </w:numPr>
       </w:pPr>
       <w:r>
@@ -10726,7 +11019,7 @@
         <w:pStyle w:val="Compact"/>
         <w:numPr>
           <w:ilvl w:val="0"/>
-          <w:numId w:val="1011"/>
+          <w:numId w:val="1010"/>
         </w:numPr>
       </w:pPr>
       <w:r>
@@ -10929,7 +11222,7 @@
         <w:pStyle w:val="Compact"/>
         <w:numPr>
           <w:ilvl w:val="0"/>
-          <w:numId w:val="1011"/>
+          <w:numId w:val="1010"/>
         </w:numPr>
       </w:pPr>
       <w:r>
@@ -17156,7 +17449,7 @@
         <w:pStyle w:val="Compact"/>
         <w:numPr>
           <w:ilvl w:val="0"/>
-          <w:numId w:val="1012"/>
+          <w:numId w:val="1011"/>
         </w:numPr>
       </w:pPr>
       <w:r>
@@ -17207,7 +17500,7 @@
         <w:pStyle w:val="Compact"/>
         <w:numPr>
           <w:ilvl w:val="0"/>
-          <w:numId w:val="1012"/>
+          <w:numId w:val="1011"/>
         </w:numPr>
       </w:pPr>
       <w:r>
@@ -17258,7 +17551,7 @@
         <w:pStyle w:val="Compact"/>
         <w:numPr>
           <w:ilvl w:val="0"/>
-          <w:numId w:val="1012"/>
+          <w:numId w:val="1011"/>
         </w:numPr>
       </w:pPr>
       <w:r>
@@ -17606,7 +17899,7 @@
         <w:pStyle w:val="Compact"/>
         <w:numPr>
           <w:ilvl w:val="0"/>
-          <w:numId w:val="1013"/>
+          <w:numId w:val="1012"/>
         </w:numPr>
       </w:pPr>
       <w:r>
@@ -17701,6 +17994,175 @@
           <w:rFonts w:hint="eastAsia" w:ascii="Times New Roman" w:hAnsi="Times New Roman" w:eastAsia="FangSong" w:cs="Times New Roman"/>
         </w:rPr>
         <w:t xml:space="preserve">个相</w:t>
+      </w:r>
+    </w:p>
+    <w:p>
+      <w:pPr>
+        <w:pStyle w:val="Compact"/>
+        <w:numPr>
+          <w:ilvl w:val="0"/>
+          <w:numId w:val="1012"/>
+        </w:numPr>
+      </w:pPr>
+      <w:r>
+        <w:rPr>
+          <w:rFonts w:hint="eastAsia" w:ascii="Times New Roman" w:hAnsi="Times New Roman" w:eastAsia="FangSong" w:cs="Times New Roman"/>
+          <w:b/>
+          <w:bCs/>
+        </w:rPr>
+        <w:t xml:space="preserve">组分数</w:t>
+      </w:r>
+      <w:r>
+        <w:rPr>
+          <w:rFonts w:ascii="Times New Roman" w:hAnsi="Times New Roman" w:eastAsia="Times New Roman" w:cs="Times New Roman"/>
+          <w:b/>
+          <w:bCs/>
+        </w:rPr>
+        <w:t xml:space="preserve"> </w:t>
+      </w:r>
+      <m:oMath>
+        <m:r>
+          <m:t>C</m:t>
+        </m:r>
+      </m:oMath>
+      <w:r>
+        <w:rPr>
+          <w:rFonts w:hint="eastAsia" w:ascii="Times New Roman" w:hAnsi="Times New Roman" w:eastAsia="Times New Roman" w:cs="Times New Roman"/>
+        </w:rPr>
+        <w:t>：</w:t>
+      </w:r>
+      <w:r>
+        <w:rPr>
+          <w:rFonts w:hint="eastAsia" w:ascii="Times New Roman" w:hAnsi="Times New Roman" w:eastAsia="FangSong" w:cs="Times New Roman"/>
+        </w:rPr>
+        <w:t>描述各相组成所需的最少独立物种数</w:t>
+      </w:r>
+      <w:r>
+        <w:rPr>
+          <w:rFonts w:hint="eastAsia" w:ascii="Times New Roman" w:hAnsi="Times New Roman" w:eastAsia="Times New Roman" w:cs="Times New Roman"/>
+        </w:rPr>
+        <w:t>；</w:t>
+      </w:r>
+      <w:r>
+        <w:rPr>
+          <w:rFonts w:hint="eastAsia" w:ascii="Times New Roman" w:hAnsi="Times New Roman" w:eastAsia="FangSong" w:cs="Times New Roman"/>
+        </w:rPr>
+        <w:t>对不发生化学反应的纯水体系</w:t>
+      </w:r>
+      <w:r>
+        <w:rPr>
+          <w:rFonts w:hint="eastAsia" w:ascii="Times New Roman" w:hAnsi="Times New Roman" w:eastAsia="Times New Roman" w:cs="Times New Roman"/>
+        </w:rPr>
+        <w:t>，</w:t>
+      </w:r>
+      <m:oMath>
+        <m:r>
+          <m:t>C</m:t>
+        </m:r>
+        <m:r>
+          <m:rPr>
+            <m:sty m:val="p"/>
+          </m:rPr>
+          <m:t>=</m:t>
+        </m:r>
+        <m:r>
+          <m:t>1</m:t>
+        </m:r>
+      </m:oMath>
+    </w:p>
+    <w:p>
+      <w:pPr>
+        <w:pStyle w:val="Compact"/>
+        <w:numPr>
+          <w:ilvl w:val="0"/>
+          <w:numId w:val="1012"/>
+        </w:numPr>
+      </w:pPr>
+      <w:r>
+        <w:rPr>
+          <w:rFonts w:hint="eastAsia" w:ascii="Times New Roman" w:hAnsi="Times New Roman" w:eastAsia="FangSong" w:cs="Times New Roman"/>
+          <w:b/>
+          <w:bCs/>
+        </w:rPr>
+        <w:t xml:space="preserve">自由度</w:t>
+      </w:r>
+      <w:r>
+        <w:rPr>
+          <w:rFonts w:ascii="Times New Roman" w:hAnsi="Times New Roman" w:eastAsia="Times New Roman" w:cs="Times New Roman"/>
+          <w:b/>
+          <w:bCs/>
+        </w:rPr>
+        <w:t xml:space="preserve"> </w:t>
+      </w:r>
+      <m:oMath>
+        <m:r>
+          <m:t>F</m:t>
+        </m:r>
+      </m:oMath>
+      <w:r>
+        <w:rPr>
+          <w:rFonts w:hint="eastAsia" w:ascii="Times New Roman" w:hAnsi="Times New Roman" w:eastAsia="Times New Roman" w:cs="Times New Roman"/>
+        </w:rPr>
+        <w:t>：</w:t>
+      </w:r>
+      <w:r>
+        <w:rPr>
+          <w:rFonts w:hint="eastAsia" w:ascii="Times New Roman" w:hAnsi="Times New Roman" w:eastAsia="FangSong" w:cs="Times New Roman"/>
+        </w:rPr>
+        <w:t>在不改变相数的前提下</w:t>
+      </w:r>
+      <w:r>
+        <w:rPr>
+          <w:rFonts w:hint="eastAsia" w:ascii="Times New Roman" w:hAnsi="Times New Roman" w:eastAsia="Times New Roman" w:cs="Times New Roman"/>
+        </w:rPr>
+        <w:t>，</w:t>
+      </w:r>
+      <w:r>
+        <w:rPr>
+          <w:rFonts w:hint="eastAsia" w:ascii="Times New Roman" w:hAnsi="Times New Roman" w:eastAsia="FangSong" w:cs="Times New Roman"/>
+        </w:rPr>
+        <w:t>可独立调节的强度变量个数</w:t>
+      </w:r>
+      <w:r>
+        <w:rPr>
+          <w:rFonts w:hint="eastAsia" w:ascii="Times New Roman" w:hAnsi="Times New Roman" w:eastAsia="Times New Roman" w:cs="Times New Roman"/>
+        </w:rPr>
+        <w:t>，</w:t>
+      </w:r>
+      <w:r>
+        <w:rPr>
+          <w:rFonts w:hint="eastAsia" w:ascii="Times New Roman" w:hAnsi="Times New Roman" w:eastAsia="FangSong" w:cs="Times New Roman"/>
+        </w:rPr>
+        <w:t>通常就是温度</w:t>
+      </w:r>
+      <w:r>
+        <w:rPr>
+          <w:rFonts w:hint="eastAsia" w:ascii="Times New Roman" w:hAnsi="Times New Roman" w:eastAsia="Times New Roman" w:cs="Times New Roman"/>
+        </w:rPr>
+        <w:t>、</w:t>
+      </w:r>
+      <w:r>
+        <w:rPr>
+          <w:rFonts w:hint="eastAsia" w:ascii="Times New Roman" w:hAnsi="Times New Roman" w:eastAsia="FangSong" w:cs="Times New Roman"/>
+        </w:rPr>
+        <w:t>压强和组成变量里还能自由选的那几个</w:t>
+      </w:r>
+    </w:p>
+    <w:p>
+      <w:pPr>
+        <w:pStyle w:val="FirstParagraph"/>
+      </w:pPr>
+      <w:r>
+        <w:rPr>
+          <w:rFonts w:hint="eastAsia" w:ascii="Times New Roman" w:hAnsi="Times New Roman" w:eastAsia="FangSong" w:cs="Times New Roman"/>
+        </w:rPr>
+        <w:t>对单组分体系最有用的三个结论是</w:t>
+      </w:r>
+      <w:r>
+        <w:rPr>
+          <w:rFonts w:hint="eastAsia" w:ascii="Times New Roman" w:hAnsi="Times New Roman" w:eastAsia="Times New Roman" w:cs="Times New Roman"/>
+        </w:rPr>
+        <w:t>：</w:t>
       </w:r>
     </w:p>
     <w:p>
@@ -17714,57 +18176,26 @@
       <w:r>
         <w:rPr>
           <w:rFonts w:hint="eastAsia" w:ascii="Times New Roman" w:hAnsi="Times New Roman" w:eastAsia="FangSong" w:cs="Times New Roman"/>
-          <w:b/>
-          <w:bCs/>
-        </w:rPr>
-        <w:t xml:space="preserve">组分数</w:t>
-      </w:r>
-      <w:r>
-        <w:rPr>
-          <w:rFonts w:ascii="Times New Roman" w:hAnsi="Times New Roman" w:eastAsia="Times New Roman" w:cs="Times New Roman"/>
-          <w:b/>
-          <w:bCs/>
-        </w:rPr>
-        <w:t xml:space="preserve"> </w:t>
+        </w:rPr>
+        <w:t>单相区</w:t>
+      </w:r>
+      <w:r>
+        <w:rPr>
+          <w:rFonts w:hint="eastAsia" w:ascii="Times New Roman" w:hAnsi="Times New Roman" w:eastAsia="Times New Roman" w:cs="Times New Roman"/>
+        </w:rPr>
+        <w:t>：</w:t>
       </w:r>
       <m:oMath>
-        <m:r>
-          <m:t>C</m:t>
-        </m:r>
-      </m:oMath>
-      <w:r>
-        <w:rPr>
-          <w:rFonts w:hint="eastAsia" w:ascii="Times New Roman" w:hAnsi="Times New Roman" w:eastAsia="Times New Roman" w:cs="Times New Roman"/>
-        </w:rPr>
-        <w:t>：</w:t>
-      </w:r>
-      <w:r>
-        <w:rPr>
-          <w:rFonts w:hint="eastAsia" w:ascii="Times New Roman" w:hAnsi="Times New Roman" w:eastAsia="FangSong" w:cs="Times New Roman"/>
-        </w:rPr>
-        <w:t>描述各相组成所需的最少独立物种数</w:t>
-      </w:r>
-      <w:r>
-        <w:rPr>
-          <w:rFonts w:hint="eastAsia" w:ascii="Times New Roman" w:hAnsi="Times New Roman" w:eastAsia="Times New Roman" w:cs="Times New Roman"/>
-        </w:rPr>
-        <w:t>；</w:t>
-      </w:r>
-      <w:r>
-        <w:rPr>
-          <w:rFonts w:hint="eastAsia" w:ascii="Times New Roman" w:hAnsi="Times New Roman" w:eastAsia="FangSong" w:cs="Times New Roman"/>
-        </w:rPr>
-        <w:t>对不发生化学反应的纯水体系</w:t>
-      </w:r>
-      <w:r>
-        <w:rPr>
-          <w:rFonts w:hint="eastAsia" w:ascii="Times New Roman" w:hAnsi="Times New Roman" w:eastAsia="Times New Roman" w:cs="Times New Roman"/>
-        </w:rPr>
-        <w:t>，</w:t>
-      </w:r>
-      <m:oMath>
-        <m:r>
-          <m:t>C</m:t>
+        <m:oMathPr>
+          <m:ctrlPr>
+            <w:rPr>
+              <w:sz w:val="28"/>
+              <w:szCs w:val="28"/>
+            </w:rPr>
+          </m:ctrlPr>
+        </m:oMathPr>
+        <m:r>
+          <m:t>F</m:t>
         </m:r>
         <m:r>
           <m:rPr>
@@ -17775,7 +18206,58 @@
         <m:r>
           <m:t>1</m:t>
         </m:r>
+        <m:r>
+          <m:rPr>
+            <m:sty m:val="p"/>
+          </m:rPr>
+          <m:t>−</m:t>
+        </m:r>
+        <m:r>
+          <m:t>1</m:t>
+        </m:r>
+        <m:r>
+          <m:rPr>
+            <m:sty m:val="p"/>
+          </m:rPr>
+          <m:t>+</m:t>
+        </m:r>
+        <m:r>
+          <m:t>2</m:t>
+        </m:r>
+        <m:r>
+          <m:rPr>
+            <m:sty m:val="p"/>
+          </m:rPr>
+          <m:t>=</m:t>
+        </m:r>
+        <m:r>
+          <m:t>2</m:t>
+        </m:r>
       </m:oMath>
+      <w:r>
+        <w:rPr>
+          <w:rFonts w:hint="eastAsia" w:ascii="Times New Roman" w:hAnsi="Times New Roman" w:eastAsia="Times New Roman" w:cs="Times New Roman"/>
+        </w:rPr>
+        <w:t>，</w:t>
+      </w:r>
+      <w:r>
+        <w:rPr>
+          <w:rFonts w:hint="eastAsia" w:ascii="Times New Roman" w:hAnsi="Times New Roman" w:eastAsia="FangSong" w:cs="Times New Roman"/>
+        </w:rPr>
+        <w:t>温度</w:t>
+      </w:r>
+      <w:r>
+        <w:rPr>
+          <w:rFonts w:hint="eastAsia" w:ascii="Times New Roman" w:hAnsi="Times New Roman" w:eastAsia="Times New Roman" w:cs="Times New Roman"/>
+        </w:rPr>
+        <w:t>、</w:t>
+      </w:r>
+      <w:r>
+        <w:rPr>
+          <w:rFonts w:hint="eastAsia" w:ascii="Times New Roman" w:hAnsi="Times New Roman" w:eastAsia="FangSong" w:cs="Times New Roman"/>
+        </w:rPr>
+        <w:t>压强都可独立变</w:t>
+      </w:r>
     </w:p>
     <w:p>
       <w:pPr>
@@ -17788,103 +18270,8 @@
       <w:r>
         <w:rPr>
           <w:rFonts w:hint="eastAsia" w:ascii="Times New Roman" w:hAnsi="Times New Roman" w:eastAsia="FangSong" w:cs="Times New Roman"/>
-          <w:b/>
-          <w:bCs/>
-        </w:rPr>
-        <w:t xml:space="preserve">自由度</w:t>
-      </w:r>
-      <w:r>
-        <w:rPr>
-          <w:rFonts w:ascii="Times New Roman" w:hAnsi="Times New Roman" w:eastAsia="Times New Roman" w:cs="Times New Roman"/>
-          <w:b/>
-          <w:bCs/>
-        </w:rPr>
-        <w:t xml:space="preserve"> </w:t>
-      </w:r>
-      <m:oMath>
-        <m:r>
-          <m:t>F</m:t>
-        </m:r>
-      </m:oMath>
-      <w:r>
-        <w:rPr>
-          <w:rFonts w:hint="eastAsia" w:ascii="Times New Roman" w:hAnsi="Times New Roman" w:eastAsia="Times New Roman" w:cs="Times New Roman"/>
-        </w:rPr>
-        <w:t>：</w:t>
-      </w:r>
-      <w:r>
-        <w:rPr>
-          <w:rFonts w:hint="eastAsia" w:ascii="Times New Roman" w:hAnsi="Times New Roman" w:eastAsia="FangSong" w:cs="Times New Roman"/>
-        </w:rPr>
-        <w:t>在不改变相数的前提下</w:t>
-      </w:r>
-      <w:r>
-        <w:rPr>
-          <w:rFonts w:hint="eastAsia" w:ascii="Times New Roman" w:hAnsi="Times New Roman" w:eastAsia="Times New Roman" w:cs="Times New Roman"/>
-        </w:rPr>
-        <w:t>，</w:t>
-      </w:r>
-      <w:r>
-        <w:rPr>
-          <w:rFonts w:hint="eastAsia" w:ascii="Times New Roman" w:hAnsi="Times New Roman" w:eastAsia="FangSong" w:cs="Times New Roman"/>
-        </w:rPr>
-        <w:t>可独立调节的强度变量个数</w:t>
-      </w:r>
-      <w:r>
-        <w:rPr>
-          <w:rFonts w:hint="eastAsia" w:ascii="Times New Roman" w:hAnsi="Times New Roman" w:eastAsia="Times New Roman" w:cs="Times New Roman"/>
-        </w:rPr>
-        <w:t>，</w:t>
-      </w:r>
-      <w:r>
-        <w:rPr>
-          <w:rFonts w:hint="eastAsia" w:ascii="Times New Roman" w:hAnsi="Times New Roman" w:eastAsia="FangSong" w:cs="Times New Roman"/>
-        </w:rPr>
-        <w:t>通常就是温度</w:t>
-      </w:r>
-      <w:r>
-        <w:rPr>
-          <w:rFonts w:hint="eastAsia" w:ascii="Times New Roman" w:hAnsi="Times New Roman" w:eastAsia="Times New Roman" w:cs="Times New Roman"/>
-        </w:rPr>
-        <w:t>、</w:t>
-      </w:r>
-      <w:r>
-        <w:rPr>
-          <w:rFonts w:hint="eastAsia" w:ascii="Times New Roman" w:hAnsi="Times New Roman" w:eastAsia="FangSong" w:cs="Times New Roman"/>
-        </w:rPr>
-        <w:t>压强和组成变量里还能自由选的那几个</w:t>
-      </w:r>
-    </w:p>
-    <w:p>
-      <w:pPr>
-        <w:pStyle w:val="FirstParagraph"/>
-      </w:pPr>
-      <w:r>
-        <w:rPr>
-          <w:rFonts w:hint="eastAsia" w:ascii="Times New Roman" w:hAnsi="Times New Roman" w:eastAsia="FangSong" w:cs="Times New Roman"/>
-        </w:rPr>
-        <w:t>对单组分体系最有用的三个结论是</w:t>
-      </w:r>
-      <w:r>
-        <w:rPr>
-          <w:rFonts w:hint="eastAsia" w:ascii="Times New Roman" w:hAnsi="Times New Roman" w:eastAsia="Times New Roman" w:cs="Times New Roman"/>
-        </w:rPr>
-        <w:t>：</w:t>
-      </w:r>
-    </w:p>
-    <w:p>
-      <w:pPr>
-        <w:pStyle w:val="Compact"/>
-        <w:numPr>
-          <w:ilvl w:val="0"/>
-          <w:numId w:val="1014"/>
-        </w:numPr>
-      </w:pPr>
-      <w:r>
-        <w:rPr>
-          <w:rFonts w:hint="eastAsia" w:ascii="Times New Roman" w:hAnsi="Times New Roman" w:eastAsia="FangSong" w:cs="Times New Roman"/>
-        </w:rPr>
-        <w:t>单相区</w:t>
+        </w:rPr>
+        <w:t>两相共存线</w:t>
       </w:r>
       <w:r>
         <w:rPr>
@@ -17920,7 +18307,7 @@
           <m:t>−</m:t>
         </m:r>
         <m:r>
-          <m:t>1</m:t>
+          <m:t>2</m:t>
         </m:r>
         <m:r>
           <m:rPr>
@@ -17938,7 +18325,7 @@
           <m:t>=</m:t>
         </m:r>
         <m:r>
-          <m:t>2</m:t>
+          <m:t>1</m:t>
         </m:r>
       </m:oMath>
       <w:r>
@@ -17951,19 +18338,7 @@
         <w:rPr>
           <w:rFonts w:hint="eastAsia" w:ascii="Times New Roman" w:hAnsi="Times New Roman" w:eastAsia="FangSong" w:cs="Times New Roman"/>
         </w:rPr>
-        <w:t>温度</w:t>
-      </w:r>
-      <w:r>
-        <w:rPr>
-          <w:rFonts w:hint="eastAsia" w:ascii="Times New Roman" w:hAnsi="Times New Roman" w:eastAsia="Times New Roman" w:cs="Times New Roman"/>
-        </w:rPr>
-        <w:t>、</w:t>
-      </w:r>
-      <w:r>
-        <w:rPr>
-          <w:rFonts w:hint="eastAsia" w:ascii="Times New Roman" w:hAnsi="Times New Roman" w:eastAsia="FangSong" w:cs="Times New Roman"/>
-        </w:rPr>
-        <w:t>压强都可独立变</w:t>
+        <w:t>温度和压强只能联动变化</w:t>
       </w:r>
     </w:p>
     <w:p>
@@ -17971,89 +18346,7 @@
         <w:pStyle w:val="Compact"/>
         <w:numPr>
           <w:ilvl w:val="0"/>
-          <w:numId w:val="1014"/>
-        </w:numPr>
-      </w:pPr>
-      <w:r>
-        <w:rPr>
-          <w:rFonts w:hint="eastAsia" w:ascii="Times New Roman" w:hAnsi="Times New Roman" w:eastAsia="FangSong" w:cs="Times New Roman"/>
-        </w:rPr>
-        <w:t>两相共存线</w:t>
-      </w:r>
-      <w:r>
-        <w:rPr>
-          <w:rFonts w:hint="eastAsia" w:ascii="Times New Roman" w:hAnsi="Times New Roman" w:eastAsia="Times New Roman" w:cs="Times New Roman"/>
-        </w:rPr>
-        <w:t>：</w:t>
-      </w:r>
-      <m:oMath>
-        <m:oMathPr>
-          <m:ctrlPr>
-            <w:rPr>
-              <w:sz w:val="28"/>
-              <w:szCs w:val="28"/>
-            </w:rPr>
-          </m:ctrlPr>
-        </m:oMathPr>
-        <m:r>
-          <m:t>F</m:t>
-        </m:r>
-        <m:r>
-          <m:rPr>
-            <m:sty m:val="p"/>
-          </m:rPr>
-          <m:t>=</m:t>
-        </m:r>
-        <m:r>
-          <m:t>1</m:t>
-        </m:r>
-        <m:r>
-          <m:rPr>
-            <m:sty m:val="p"/>
-          </m:rPr>
-          <m:t>−</m:t>
-        </m:r>
-        <m:r>
-          <m:t>2</m:t>
-        </m:r>
-        <m:r>
-          <m:rPr>
-            <m:sty m:val="p"/>
-          </m:rPr>
-          <m:t>+</m:t>
-        </m:r>
-        <m:r>
-          <m:t>2</m:t>
-        </m:r>
-        <m:r>
-          <m:rPr>
-            <m:sty m:val="p"/>
-          </m:rPr>
-          <m:t>=</m:t>
-        </m:r>
-        <m:r>
-          <m:t>1</m:t>
-        </m:r>
-      </m:oMath>
-      <w:r>
-        <w:rPr>
-          <w:rFonts w:hint="eastAsia" w:ascii="Times New Roman" w:hAnsi="Times New Roman" w:eastAsia="Times New Roman" w:cs="Times New Roman"/>
-        </w:rPr>
-        <w:t>，</w:t>
-      </w:r>
-      <w:r>
-        <w:rPr>
-          <w:rFonts w:hint="eastAsia" w:ascii="Times New Roman" w:hAnsi="Times New Roman" w:eastAsia="FangSong" w:cs="Times New Roman"/>
-        </w:rPr>
-        <w:t>温度和压强只能联动变化</w:t>
-      </w:r>
-    </w:p>
-    <w:p>
-      <w:pPr>
-        <w:pStyle w:val="Compact"/>
-        <w:numPr>
-          <w:ilvl w:val="0"/>
-          <w:numId w:val="1014"/>
+          <w:numId w:val="1013"/>
         </w:numPr>
       </w:pPr>
       <w:r>
@@ -19699,7 +19992,7 @@
         <w:pStyle w:val="Compact"/>
         <w:numPr>
           <w:ilvl w:val="0"/>
-          <w:numId w:val="1015"/>
+          <w:numId w:val="1014"/>
         </w:numPr>
       </w:pPr>
       <w:r>
@@ -19738,7 +20031,7 @@
         <w:pStyle w:val="Compact"/>
         <w:numPr>
           <w:ilvl w:val="0"/>
-          <w:numId w:val="1015"/>
+          <w:numId w:val="1014"/>
         </w:numPr>
       </w:pPr>
       <w:r>
@@ -19795,7 +20088,7 @@
         <w:pStyle w:val="Compact"/>
         <w:numPr>
           <w:ilvl w:val="0"/>
-          <w:numId w:val="1015"/>
+          <w:numId w:val="1014"/>
         </w:numPr>
       </w:pPr>
       <w:r>
@@ -19822,7 +20115,7 @@
         <w:pStyle w:val="Compact"/>
         <w:numPr>
           <w:ilvl w:val="0"/>
-          <w:numId w:val="1015"/>
+          <w:numId w:val="1014"/>
         </w:numPr>
       </w:pPr>
       <w:r>
@@ -19879,7 +20172,7 @@
         <w:pStyle w:val="Compact"/>
         <w:numPr>
           <w:ilvl w:val="0"/>
-          <w:numId w:val="1015"/>
+          <w:numId w:val="1014"/>
         </w:numPr>
       </w:pPr>
       <w:r>
@@ -20618,7 +20911,7 @@
         <w:pStyle w:val="Compact"/>
         <w:numPr>
           <w:ilvl w:val="0"/>
-          <w:numId w:val="1016"/>
+          <w:numId w:val="1015"/>
         </w:numPr>
       </w:pPr>
       <w:r>
@@ -20645,7 +20938,7 @@
         <w:pStyle w:val="Compact"/>
         <w:numPr>
           <w:ilvl w:val="0"/>
-          <w:numId w:val="1016"/>
+          <w:numId w:val="1015"/>
         </w:numPr>
       </w:pPr>
       <w:r>
@@ -20660,7 +20953,7 @@
         <w:pStyle w:val="Compact"/>
         <w:numPr>
           <w:ilvl w:val="0"/>
-          <w:numId w:val="1016"/>
+          <w:numId w:val="1015"/>
         </w:numPr>
         <w:spacing w:after="80"/>
       </w:pPr>
@@ -23916,7 +24209,7 @@
         <w:pStyle w:val="Compact"/>
         <w:numPr>
           <w:ilvl w:val="0"/>
-          <w:numId w:val="1017"/>
+          <w:numId w:val="1016"/>
         </w:numPr>
       </w:pPr>
       <m:oMath>
@@ -23983,7 +24276,7 @@
         <w:pStyle w:val="Compact"/>
         <w:numPr>
           <w:ilvl w:val="0"/>
-          <w:numId w:val="1017"/>
+          <w:numId w:val="1016"/>
         </w:numPr>
       </w:pPr>
       <m:oMath>
@@ -24038,7 +24331,7 @@
         <w:pStyle w:val="Compact"/>
         <w:numPr>
           <w:ilvl w:val="0"/>
-          <w:numId w:val="1017"/>
+          <w:numId w:val="1016"/>
         </w:numPr>
       </w:pPr>
       <m:oMath>
@@ -25333,7 +25626,7 @@
         <w:pStyle w:val="Compact"/>
         <w:numPr>
           <w:ilvl w:val="0"/>
-          <w:numId w:val="1018"/>
+          <w:numId w:val="1017"/>
         </w:numPr>
       </w:pPr>
       <w:r>
@@ -25455,7 +25748,7 @@
         <w:pStyle w:val="Compact"/>
         <w:numPr>
           <w:ilvl w:val="0"/>
-          <w:numId w:val="1018"/>
+          <w:numId w:val="1017"/>
         </w:numPr>
       </w:pPr>
       <m:oMath>
@@ -25525,7 +25818,7 @@
         <w:pStyle w:val="Compact"/>
         <w:numPr>
           <w:ilvl w:val="0"/>
-          <w:numId w:val="1018"/>
+          <w:numId w:val="1017"/>
         </w:numPr>
       </w:pPr>
       <m:oMath>
@@ -25974,7 +26267,7 @@
         <w:pStyle w:val="Compact"/>
         <w:numPr>
           <w:ilvl w:val="0"/>
-          <w:numId w:val="1019"/>
+          <w:numId w:val="1018"/>
         </w:numPr>
       </w:pPr>
       <m:oMath>
@@ -26040,7 +26333,7 @@
         <w:pStyle w:val="Compact"/>
         <w:numPr>
           <w:ilvl w:val="0"/>
-          <w:numId w:val="1019"/>
+          <w:numId w:val="1018"/>
         </w:numPr>
       </w:pPr>
       <w:r>
@@ -26519,7 +26812,7 @@
         <w:pStyle w:val="Compact"/>
         <w:numPr>
           <w:ilvl w:val="0"/>
-          <w:numId w:val="1020"/>
+          <w:numId w:val="1019"/>
         </w:numPr>
       </w:pPr>
       <w:r>
@@ -26733,7 +27026,7 @@
         <w:pStyle w:val="Compact"/>
         <w:numPr>
           <w:ilvl w:val="0"/>
-          <w:numId w:val="1020"/>
+          <w:numId w:val="1019"/>
         </w:numPr>
       </w:pPr>
       <w:r>
@@ -26812,7 +27105,7 @@
         <w:pStyle w:val="Compact"/>
         <w:numPr>
           <w:ilvl w:val="0"/>
-          <w:numId w:val="1020"/>
+          <w:numId w:val="1019"/>
         </w:numPr>
       </w:pPr>
       <w:r>
@@ -26835,7 +27128,7 @@
         <w:pStyle w:val="Compact"/>
         <w:numPr>
           <w:ilvl w:val="1"/>
-          <w:numId w:val="1021"/>
+          <w:numId w:val="1020"/>
         </w:numPr>
       </w:pPr>
       <w:r>
@@ -26914,7 +27207,7 @@
         <w:pStyle w:val="Compact"/>
         <w:numPr>
           <w:ilvl w:val="1"/>
-          <w:numId w:val="1021"/>
+          <w:numId w:val="1020"/>
         </w:numPr>
       </w:pPr>
       <w:r>
@@ -32695,7 +32988,7 @@
         <w:pStyle w:val="Compact"/>
         <w:numPr>
           <w:ilvl w:val="0"/>
-          <w:numId w:val="1022"/>
+          <w:numId w:val="1021"/>
         </w:numPr>
       </w:pPr>
       <w:r>
@@ -32755,7 +33048,7 @@
         <w:pStyle w:val="Compact"/>
         <w:numPr>
           <w:ilvl w:val="0"/>
-          <w:numId w:val="1022"/>
+          <w:numId w:val="1021"/>
         </w:numPr>
       </w:pPr>
       <w:r>
@@ -32819,7 +33112,7 @@
         <w:pStyle w:val="Compact"/>
         <w:numPr>
           <w:ilvl w:val="0"/>
-          <w:numId w:val="1022"/>
+          <w:numId w:val="1021"/>
         </w:numPr>
       </w:pPr>
       <w:r>
@@ -46812,7 +47105,7 @@
         <w:pStyle w:val="Compact"/>
         <w:numPr>
           <w:ilvl w:val="0"/>
-          <w:numId w:val="1023"/>
+          <w:numId w:val="1022"/>
         </w:numPr>
       </w:pPr>
       <w:r>
@@ -46936,6 +47229,262 @@
           <w:rFonts w:ascii="Times New Roman" w:hAnsi="Times New Roman" w:eastAsia="Times New Roman" w:cs="Times New Roman"/>
         </w:rPr>
         <w:t xml:space="preserve">。</w:t>
+      </w:r>
+    </w:p>
+    <w:p>
+      <w:pPr>
+        <w:pStyle w:val="Compact"/>
+        <w:numPr>
+          <w:ilvl w:val="0"/>
+          <w:numId w:val="1023"/>
+        </w:numPr>
+      </w:pPr>
+      <w:r>
+        <w:rPr>
+          <w:rFonts w:hint="eastAsia" w:ascii="Times New Roman" w:hAnsi="Times New Roman" w:eastAsia="FangSong" w:cs="Times New Roman"/>
+        </w:rPr>
+        <w:t xml:space="preserve">单次</w:t>
+      </w:r>
+      <w:r>
+        <w:rPr>
+          <w:rFonts w:ascii="Times New Roman" w:hAnsi="Times New Roman" w:eastAsia="Times New Roman" w:cs="Times New Roman"/>
+        </w:rPr>
+        <w:t xml:space="preserve"> 50 mL </w:t>
+      </w:r>
+      <w:r>
+        <w:rPr>
+          <w:rFonts w:hint="eastAsia" w:ascii="Times New Roman" w:hAnsi="Times New Roman" w:eastAsia="FangSong" w:cs="Times New Roman"/>
+        </w:rPr>
+        <w:t xml:space="preserve">后剩余</w:t>
+      </w:r>
+      <w:r>
+        <w:rPr>
+          <w:rFonts w:ascii="Times New Roman" w:hAnsi="Times New Roman" w:eastAsia="Times New Roman" w:cs="Times New Roman"/>
+        </w:rPr>
+        <w:t xml:space="preserve"> </w:t>
+      </w:r>
+      <w:r>
+        <w:rPr>
+          <w:rStyle w:val="VerbatimChar"/>
+          <w:rFonts w:ascii="Times New Roman" w:hAnsi="Times New Roman" w:eastAsia="Times New Roman" w:cs="Times New Roman"/>
+        </w:rPr>
+        <w:t xml:space="preserve">0.480 g</w:t>
+      </w:r>
+      <w:r>
+        <w:rPr>
+          <w:rFonts w:hint="eastAsia" w:ascii="Times New Roman" w:hAnsi="Times New Roman" w:eastAsia="Times New Roman" w:cs="Times New Roman"/>
+        </w:rPr>
+        <w:t>，</w:t>
+      </w:r>
+      <w:r>
+        <w:rPr>
+          <w:rFonts w:hint="eastAsia" w:ascii="Times New Roman" w:hAnsi="Times New Roman" w:eastAsia="FangSong" w:cs="Times New Roman"/>
+        </w:rPr>
+        <w:t>共萃出</w:t>
+      </w:r>
+      <w:r>
+        <w:rPr>
+          <w:rFonts w:ascii="Times New Roman" w:hAnsi="Times New Roman" w:eastAsia="Times New Roman" w:cs="Times New Roman"/>
+        </w:rPr>
+        <w:t xml:space="preserve"> </w:t>
+      </w:r>
+      <w:r>
+        <w:rPr>
+          <w:rStyle w:val="VerbatimChar"/>
+          <w:rFonts w:ascii="Times New Roman" w:hAnsi="Times New Roman" w:eastAsia="Times New Roman" w:cs="Times New Roman"/>
+        </w:rPr>
+        <w:t xml:space="preserve">0.020 g</w:t>
+      </w:r>
+      <w:r>
+        <w:rPr>
+          <w:rFonts w:hint="eastAsia" w:ascii="Times New Roman" w:hAnsi="Times New Roman" w:eastAsia="Times New Roman" w:cs="Times New Roman"/>
+        </w:rPr>
+        <w:t xml:space="preserve">；</w:t>
+      </w:r>
+      <w:r>
+        <w:rPr>
+          <w:rFonts w:ascii="Times New Roman" w:hAnsi="Times New Roman" w:eastAsia="Times New Roman" w:cs="Times New Roman"/>
+        </w:rPr>
+        <w:t xml:space="preserve"> </w:t>
+      </w:r>
+      <w:r>
+        <w:rPr>
+          <w:rFonts w:hint="eastAsia" w:ascii="Times New Roman" w:hAnsi="Times New Roman" w:eastAsia="FangSong" w:cs="Times New Roman"/>
+        </w:rPr>
+        <w:t xml:space="preserve">两次</w:t>
+      </w:r>
+      <w:r>
+        <w:rPr>
+          <w:rFonts w:ascii="Times New Roman" w:hAnsi="Times New Roman" w:eastAsia="Times New Roman" w:cs="Times New Roman"/>
+        </w:rPr>
+        <w:t xml:space="preserve"> 25 mL </w:t>
+      </w:r>
+      <w:r>
+        <w:rPr>
+          <w:rFonts w:hint="eastAsia" w:ascii="Times New Roman" w:hAnsi="Times New Roman" w:eastAsia="FangSong" w:cs="Times New Roman"/>
+        </w:rPr>
+        <w:t xml:space="preserve">后剩余约</w:t>
+      </w:r>
+      <w:r>
+        <w:rPr>
+          <w:rFonts w:ascii="Times New Roman" w:hAnsi="Times New Roman" w:eastAsia="Times New Roman" w:cs="Times New Roman"/>
+        </w:rPr>
+        <w:t xml:space="preserve"> </w:t>
+      </w:r>
+      <w:r>
+        <w:rPr>
+          <w:rStyle w:val="VerbatimChar"/>
+          <w:rFonts w:ascii="Times New Roman" w:hAnsi="Times New Roman" w:eastAsia="Times New Roman" w:cs="Times New Roman"/>
+        </w:rPr>
+        <w:t xml:space="preserve">0.4798 g</w:t>
+      </w:r>
+      <w:r>
+        <w:rPr>
+          <w:rFonts w:hint="eastAsia" w:ascii="Times New Roman" w:hAnsi="Times New Roman" w:eastAsia="Times New Roman" w:cs="Times New Roman"/>
+        </w:rPr>
+        <w:t>，</w:t>
+      </w:r>
+      <w:r>
+        <w:rPr>
+          <w:rFonts w:hint="eastAsia" w:ascii="Times New Roman" w:hAnsi="Times New Roman" w:eastAsia="FangSong" w:cs="Times New Roman"/>
+        </w:rPr>
+        <w:t>共萃出约</w:t>
+      </w:r>
+      <w:r>
+        <w:rPr>
+          <w:rFonts w:ascii="Times New Roman" w:hAnsi="Times New Roman" w:eastAsia="Times New Roman" w:cs="Times New Roman"/>
+        </w:rPr>
+        <w:t xml:space="preserve"> </w:t>
+      </w:r>
+      <w:r>
+        <w:rPr>
+          <w:rStyle w:val="VerbatimChar"/>
+          <w:rFonts w:ascii="Times New Roman" w:hAnsi="Times New Roman" w:eastAsia="Times New Roman" w:cs="Times New Roman"/>
+        </w:rPr>
+        <w:t xml:space="preserve">0.0202 g</w:t>
+      </w:r>
+      <w:r>
+        <w:rPr>
+          <w:rFonts w:ascii="Times New Roman" w:hAnsi="Times New Roman" w:eastAsia="Times New Roman" w:cs="Times New Roman"/>
+        </w:rPr>
+        <w:t xml:space="preserve">。</w:t>
+      </w:r>
+    </w:p>
+    <w:p>
+      <w:pPr>
+        <w:pStyle w:val="FirstParagraph"/>
+      </w:pPr>
+      <w:r>
+        <w:rPr>
+          <w:rFonts w:hint="eastAsia" w:ascii="Times New Roman" w:hAnsi="Times New Roman" w:eastAsia="FangSong" w:cs="Times New Roman"/>
+        </w:rPr>
+        <w:t xml:space="preserve">因此</w:t>
+      </w:r>
+      <w:r>
+        <w:rPr>
+          <w:rFonts w:hint="eastAsia" w:ascii="Times New Roman" w:hAnsi="Times New Roman" w:eastAsia="FangSong" w:cs="Times New Roman"/>
+          <w:b/>
+          <w:bCs/>
+        </w:rPr>
+        <w:t xml:space="preserve">两次少量萃取仍然略优于一次等体积萃取</w:t>
+      </w:r>
+      <w:r>
+        <w:rPr>
+          <w:rFonts w:hint="eastAsia" w:ascii="Times New Roman" w:hAnsi="Times New Roman" w:eastAsia="Times New Roman" w:cs="Times New Roman"/>
+        </w:rPr>
+        <w:t>，</w:t>
+      </w:r>
+      <w:r>
+        <w:rPr>
+          <w:rFonts w:hint="eastAsia" w:ascii="Times New Roman" w:hAnsi="Times New Roman" w:eastAsia="FangSong" w:cs="Times New Roman"/>
+        </w:rPr>
+        <w:t>但因为</w:t>
+      </w:r>
+      <w:r>
+        <w:rPr>
+          <w:rFonts w:ascii="Times New Roman" w:hAnsi="Times New Roman" w:eastAsia="Times New Roman" w:cs="Times New Roman"/>
+        </w:rPr>
+        <w:t xml:space="preserve"> </w:t>
+      </w:r>
+      <w:r>
+        <w:rPr>
+          <w:rStyle w:val="VerbatimChar"/>
+          <w:rFonts w:ascii="Times New Roman" w:hAnsi="Times New Roman" w:eastAsia="Times New Roman" w:cs="Times New Roman"/>
+        </w:rPr>
+        <w:t xml:space="preserve">K = 12</w:t>
+      </w:r>
+      <w:r>
+        <w:rPr>
+          <w:rFonts w:ascii="Times New Roman" w:hAnsi="Times New Roman" w:eastAsia="Times New Roman" w:cs="Times New Roman"/>
+        </w:rPr>
+        <w:t xml:space="preserve"> </w:t>
+      </w:r>
+      <w:r>
+        <w:rPr>
+          <w:rFonts w:hint="eastAsia" w:ascii="Times New Roman" w:hAnsi="Times New Roman" w:eastAsia="FangSong" w:cs="Times New Roman"/>
+        </w:rPr>
+        <w:t xml:space="preserve">表明</w:t>
+      </w:r>
+      <w:r>
+        <w:rPr>
+          <w:rFonts w:ascii="Times New Roman" w:hAnsi="Times New Roman" w:eastAsia="Times New Roman" w:cs="Times New Roman"/>
+        </w:rPr>
+        <w:t xml:space="preserve"> A </w:t>
+      </w:r>
+      <w:r>
+        <w:rPr>
+          <w:rFonts w:hint="eastAsia" w:ascii="Times New Roman" w:hAnsi="Times New Roman" w:eastAsia="FangSong" w:cs="Times New Roman"/>
+        </w:rPr>
+        <w:t xml:space="preserve">明显更偏向</w:t>
+      </w:r>
+      <w:r>
+        <w:rPr>
+          <w:rFonts w:ascii="Times New Roman" w:hAnsi="Times New Roman" w:eastAsia="Times New Roman" w:cs="Times New Roman"/>
+        </w:rPr>
+        <w:t xml:space="preserve"> </w:t>
+      </w:r>
+      <w:r>
+        <w:rPr>
+          <w:rFonts w:hint="eastAsia" w:ascii="Times New Roman" w:hAnsi="Times New Roman" w:eastAsia="Times New Roman" w:cs="Times New Roman"/>
+        </w:rPr>
+        <w:t>CCl</w:t>
+      </w:r>
+      <w:r>
+        <w:rPr>
+          <w:rFonts w:hint="eastAsia" w:ascii="Times New Roman" w:hAnsi="Times New Roman" w:eastAsia="Times New Roman" w:cs="Times New Roman"/>
+          <w:vertAlign w:val="subscript"/>
+        </w:rPr>
+        <w:t>4</w:t>
+      </w:r>
+      <w:r>
+        <w:rPr>
+          <w:rFonts w:hint="eastAsia" w:ascii="Times New Roman" w:hAnsi="Times New Roman" w:eastAsia="Times New Roman" w:cs="Times New Roman"/>
+        </w:rPr>
+        <w:t>，</w:t>
+      </w:r>
+      <w:r>
+        <w:rPr>
+          <w:rFonts w:hint="eastAsia" w:ascii="Times New Roman" w:hAnsi="Times New Roman" w:eastAsia="FangSong" w:cs="Times New Roman"/>
+        </w:rPr>
+        <w:t>相对于有机相而言水量又不大</w:t>
+      </w:r>
+      <w:r>
+        <w:rPr>
+          <w:rFonts w:hint="eastAsia" w:ascii="Times New Roman" w:hAnsi="Times New Roman" w:eastAsia="Times New Roman" w:cs="Times New Roman"/>
+        </w:rPr>
+        <w:t>，</w:t>
+      </w:r>
+      <w:r>
+        <w:rPr>
+          <w:rFonts w:hint="eastAsia" w:ascii="Times New Roman" w:hAnsi="Times New Roman" w:eastAsia="FangSong" w:cs="Times New Roman"/>
+        </w:rPr>
+        <w:t>所以提升十分有限</w:t>
+      </w:r>
+      <w:r>
+        <w:rPr>
+          <w:rFonts w:hint="eastAsia" w:ascii="Times New Roman" w:hAnsi="Times New Roman" w:eastAsia="Times New Roman" w:cs="Times New Roman"/>
+        </w:rPr>
+        <w:t>。</w:t>
       </w:r>
     </w:p>
     <w:p>
@@ -46944,262 +47493,6 @@
         <w:numPr>
           <w:ilvl w:val="0"/>
           <w:numId w:val="1024"/>
-        </w:numPr>
-      </w:pPr>
-      <w:r>
-        <w:rPr>
-          <w:rFonts w:hint="eastAsia" w:ascii="Times New Roman" w:hAnsi="Times New Roman" w:eastAsia="FangSong" w:cs="Times New Roman"/>
-        </w:rPr>
-        <w:t xml:space="preserve">单次</w:t>
-      </w:r>
-      <w:r>
-        <w:rPr>
-          <w:rFonts w:ascii="Times New Roman" w:hAnsi="Times New Roman" w:eastAsia="Times New Roman" w:cs="Times New Roman"/>
-        </w:rPr>
-        <w:t xml:space="preserve"> 50 mL </w:t>
-      </w:r>
-      <w:r>
-        <w:rPr>
-          <w:rFonts w:hint="eastAsia" w:ascii="Times New Roman" w:hAnsi="Times New Roman" w:eastAsia="FangSong" w:cs="Times New Roman"/>
-        </w:rPr>
-        <w:t xml:space="preserve">后剩余</w:t>
-      </w:r>
-      <w:r>
-        <w:rPr>
-          <w:rFonts w:ascii="Times New Roman" w:hAnsi="Times New Roman" w:eastAsia="Times New Roman" w:cs="Times New Roman"/>
-        </w:rPr>
-        <w:t xml:space="preserve"> </w:t>
-      </w:r>
-      <w:r>
-        <w:rPr>
-          <w:rStyle w:val="VerbatimChar"/>
-          <w:rFonts w:ascii="Times New Roman" w:hAnsi="Times New Roman" w:eastAsia="Times New Roman" w:cs="Times New Roman"/>
-        </w:rPr>
-        <w:t xml:space="preserve">0.480 g</w:t>
-      </w:r>
-      <w:r>
-        <w:rPr>
-          <w:rFonts w:hint="eastAsia" w:ascii="Times New Roman" w:hAnsi="Times New Roman" w:eastAsia="Times New Roman" w:cs="Times New Roman"/>
-        </w:rPr>
-        <w:t>，</w:t>
-      </w:r>
-      <w:r>
-        <w:rPr>
-          <w:rFonts w:hint="eastAsia" w:ascii="Times New Roman" w:hAnsi="Times New Roman" w:eastAsia="FangSong" w:cs="Times New Roman"/>
-        </w:rPr>
-        <w:t>共萃出</w:t>
-      </w:r>
-      <w:r>
-        <w:rPr>
-          <w:rFonts w:ascii="Times New Roman" w:hAnsi="Times New Roman" w:eastAsia="Times New Roman" w:cs="Times New Roman"/>
-        </w:rPr>
-        <w:t xml:space="preserve"> </w:t>
-      </w:r>
-      <w:r>
-        <w:rPr>
-          <w:rStyle w:val="VerbatimChar"/>
-          <w:rFonts w:ascii="Times New Roman" w:hAnsi="Times New Roman" w:eastAsia="Times New Roman" w:cs="Times New Roman"/>
-        </w:rPr>
-        <w:t xml:space="preserve">0.020 g</w:t>
-      </w:r>
-      <w:r>
-        <w:rPr>
-          <w:rFonts w:hint="eastAsia" w:ascii="Times New Roman" w:hAnsi="Times New Roman" w:eastAsia="Times New Roman" w:cs="Times New Roman"/>
-        </w:rPr>
-        <w:t xml:space="preserve">；</w:t>
-      </w:r>
-      <w:r>
-        <w:rPr>
-          <w:rFonts w:ascii="Times New Roman" w:hAnsi="Times New Roman" w:eastAsia="Times New Roman" w:cs="Times New Roman"/>
-        </w:rPr>
-        <w:t xml:space="preserve"> </w:t>
-      </w:r>
-      <w:r>
-        <w:rPr>
-          <w:rFonts w:hint="eastAsia" w:ascii="Times New Roman" w:hAnsi="Times New Roman" w:eastAsia="FangSong" w:cs="Times New Roman"/>
-        </w:rPr>
-        <w:t xml:space="preserve">两次</w:t>
-      </w:r>
-      <w:r>
-        <w:rPr>
-          <w:rFonts w:ascii="Times New Roman" w:hAnsi="Times New Roman" w:eastAsia="Times New Roman" w:cs="Times New Roman"/>
-        </w:rPr>
-        <w:t xml:space="preserve"> 25 mL </w:t>
-      </w:r>
-      <w:r>
-        <w:rPr>
-          <w:rFonts w:hint="eastAsia" w:ascii="Times New Roman" w:hAnsi="Times New Roman" w:eastAsia="FangSong" w:cs="Times New Roman"/>
-        </w:rPr>
-        <w:t xml:space="preserve">后剩余约</w:t>
-      </w:r>
-      <w:r>
-        <w:rPr>
-          <w:rFonts w:ascii="Times New Roman" w:hAnsi="Times New Roman" w:eastAsia="Times New Roman" w:cs="Times New Roman"/>
-        </w:rPr>
-        <w:t xml:space="preserve"> </w:t>
-      </w:r>
-      <w:r>
-        <w:rPr>
-          <w:rStyle w:val="VerbatimChar"/>
-          <w:rFonts w:ascii="Times New Roman" w:hAnsi="Times New Roman" w:eastAsia="Times New Roman" w:cs="Times New Roman"/>
-        </w:rPr>
-        <w:t xml:space="preserve">0.4798 g</w:t>
-      </w:r>
-      <w:r>
-        <w:rPr>
-          <w:rFonts w:hint="eastAsia" w:ascii="Times New Roman" w:hAnsi="Times New Roman" w:eastAsia="Times New Roman" w:cs="Times New Roman"/>
-        </w:rPr>
-        <w:t>，</w:t>
-      </w:r>
-      <w:r>
-        <w:rPr>
-          <w:rFonts w:hint="eastAsia" w:ascii="Times New Roman" w:hAnsi="Times New Roman" w:eastAsia="FangSong" w:cs="Times New Roman"/>
-        </w:rPr>
-        <w:t>共萃出约</w:t>
-      </w:r>
-      <w:r>
-        <w:rPr>
-          <w:rFonts w:ascii="Times New Roman" w:hAnsi="Times New Roman" w:eastAsia="Times New Roman" w:cs="Times New Roman"/>
-        </w:rPr>
-        <w:t xml:space="preserve"> </w:t>
-      </w:r>
-      <w:r>
-        <w:rPr>
-          <w:rStyle w:val="VerbatimChar"/>
-          <w:rFonts w:ascii="Times New Roman" w:hAnsi="Times New Roman" w:eastAsia="Times New Roman" w:cs="Times New Roman"/>
-        </w:rPr>
-        <w:t xml:space="preserve">0.0202 g</w:t>
-      </w:r>
-      <w:r>
-        <w:rPr>
-          <w:rFonts w:ascii="Times New Roman" w:hAnsi="Times New Roman" w:eastAsia="Times New Roman" w:cs="Times New Roman"/>
-        </w:rPr>
-        <w:t xml:space="preserve">。</w:t>
-      </w:r>
-    </w:p>
-    <w:p>
-      <w:pPr>
-        <w:pStyle w:val="FirstParagraph"/>
-      </w:pPr>
-      <w:r>
-        <w:rPr>
-          <w:rFonts w:hint="eastAsia" w:ascii="Times New Roman" w:hAnsi="Times New Roman" w:eastAsia="FangSong" w:cs="Times New Roman"/>
-        </w:rPr>
-        <w:t xml:space="preserve">因此</w:t>
-      </w:r>
-      <w:r>
-        <w:rPr>
-          <w:rFonts w:hint="eastAsia" w:ascii="Times New Roman" w:hAnsi="Times New Roman" w:eastAsia="FangSong" w:cs="Times New Roman"/>
-          <w:b/>
-          <w:bCs/>
-        </w:rPr>
-        <w:t xml:space="preserve">两次少量萃取仍然略优于一次等体积萃取</w:t>
-      </w:r>
-      <w:r>
-        <w:rPr>
-          <w:rFonts w:hint="eastAsia" w:ascii="Times New Roman" w:hAnsi="Times New Roman" w:eastAsia="Times New Roman" w:cs="Times New Roman"/>
-        </w:rPr>
-        <w:t>，</w:t>
-      </w:r>
-      <w:r>
-        <w:rPr>
-          <w:rFonts w:hint="eastAsia" w:ascii="Times New Roman" w:hAnsi="Times New Roman" w:eastAsia="FangSong" w:cs="Times New Roman"/>
-        </w:rPr>
-        <w:t>但因为</w:t>
-      </w:r>
-      <w:r>
-        <w:rPr>
-          <w:rFonts w:ascii="Times New Roman" w:hAnsi="Times New Roman" w:eastAsia="Times New Roman" w:cs="Times New Roman"/>
-        </w:rPr>
-        <w:t xml:space="preserve"> </w:t>
-      </w:r>
-      <w:r>
-        <w:rPr>
-          <w:rStyle w:val="VerbatimChar"/>
-          <w:rFonts w:ascii="Times New Roman" w:hAnsi="Times New Roman" w:eastAsia="Times New Roman" w:cs="Times New Roman"/>
-        </w:rPr>
-        <w:t xml:space="preserve">K = 12</w:t>
-      </w:r>
-      <w:r>
-        <w:rPr>
-          <w:rFonts w:ascii="Times New Roman" w:hAnsi="Times New Roman" w:eastAsia="Times New Roman" w:cs="Times New Roman"/>
-        </w:rPr>
-        <w:t xml:space="preserve"> </w:t>
-      </w:r>
-      <w:r>
-        <w:rPr>
-          <w:rFonts w:hint="eastAsia" w:ascii="Times New Roman" w:hAnsi="Times New Roman" w:eastAsia="FangSong" w:cs="Times New Roman"/>
-        </w:rPr>
-        <w:t xml:space="preserve">表明</w:t>
-      </w:r>
-      <w:r>
-        <w:rPr>
-          <w:rFonts w:ascii="Times New Roman" w:hAnsi="Times New Roman" w:eastAsia="Times New Roman" w:cs="Times New Roman"/>
-        </w:rPr>
-        <w:t xml:space="preserve"> A </w:t>
-      </w:r>
-      <w:r>
-        <w:rPr>
-          <w:rFonts w:hint="eastAsia" w:ascii="Times New Roman" w:hAnsi="Times New Roman" w:eastAsia="FangSong" w:cs="Times New Roman"/>
-        </w:rPr>
-        <w:t xml:space="preserve">明显更偏向</w:t>
-      </w:r>
-      <w:r>
-        <w:rPr>
-          <w:rFonts w:ascii="Times New Roman" w:hAnsi="Times New Roman" w:eastAsia="Times New Roman" w:cs="Times New Roman"/>
-        </w:rPr>
-        <w:t xml:space="preserve"> </w:t>
-      </w:r>
-      <w:r>
-        <w:rPr>
-          <w:rFonts w:hint="eastAsia" w:ascii="Times New Roman" w:hAnsi="Times New Roman" w:eastAsia="Times New Roman" w:cs="Times New Roman"/>
-        </w:rPr>
-        <w:t>CCl</w:t>
-      </w:r>
-      <w:r>
-        <w:rPr>
-          <w:rFonts w:hint="eastAsia" w:ascii="Times New Roman" w:hAnsi="Times New Roman" w:eastAsia="Times New Roman" w:cs="Times New Roman"/>
-          <w:vertAlign w:val="subscript"/>
-        </w:rPr>
-        <w:t>4</w:t>
-      </w:r>
-      <w:r>
-        <w:rPr>
-          <w:rFonts w:hint="eastAsia" w:ascii="Times New Roman" w:hAnsi="Times New Roman" w:eastAsia="Times New Roman" w:cs="Times New Roman"/>
-        </w:rPr>
-        <w:t>，</w:t>
-      </w:r>
-      <w:r>
-        <w:rPr>
-          <w:rFonts w:hint="eastAsia" w:ascii="Times New Roman" w:hAnsi="Times New Roman" w:eastAsia="FangSong" w:cs="Times New Roman"/>
-        </w:rPr>
-        <w:t>相对于有机相而言水量又不大</w:t>
-      </w:r>
-      <w:r>
-        <w:rPr>
-          <w:rFonts w:hint="eastAsia" w:ascii="Times New Roman" w:hAnsi="Times New Roman" w:eastAsia="Times New Roman" w:cs="Times New Roman"/>
-        </w:rPr>
-        <w:t>，</w:t>
-      </w:r>
-      <w:r>
-        <w:rPr>
-          <w:rFonts w:hint="eastAsia" w:ascii="Times New Roman" w:hAnsi="Times New Roman" w:eastAsia="FangSong" w:cs="Times New Roman"/>
-        </w:rPr>
-        <w:t>所以提升十分有限</w:t>
-      </w:r>
-      <w:r>
-        <w:rPr>
-          <w:rFonts w:hint="eastAsia" w:ascii="Times New Roman" w:hAnsi="Times New Roman" w:eastAsia="Times New Roman" w:cs="Times New Roman"/>
-        </w:rPr>
-        <w:t>。</w:t>
-      </w:r>
-    </w:p>
-    <w:p>
-      <w:pPr>
-        <w:pStyle w:val="Compact"/>
-        <w:numPr>
-          <w:ilvl w:val="0"/>
-          <w:numId w:val="1025"/>
         </w:numPr>
       </w:pPr>
       <w:r>
@@ -47902,109 +48195,6 @@
       <w:pPr>
         <w:ind w:left="6480" w:hanging="360"/>
       </w:pPr>
-    </w:lvl>
-  </w:abstractNum>
-  <w:abstractNum w:abstractNumId="991">
-    <w:nsid w:val="0000A991"/>
-    <w:multiLevelType w:val="multilevel"/>
-    <w:lvl w:ilvl="0">
-      <w:numFmt w:val="bullet"/>
-      <w:lvlText w:val=""/>
-      <w:lvlJc w:val="left"/>
-      <w:pPr>
-        <w:ind w:left="720" w:hanging="360"/>
-      </w:pPr>
-      <w:rPr>
-        <w:rFonts w:ascii="Symbol" w:hAnsi="Symbol" w:cs="Symbol" w:hint="default"/>
-      </w:rPr>
-    </w:lvl>
-    <w:lvl w:ilvl="1">
-      <w:numFmt w:val="bullet"/>
-      <w:lvlText w:val="o"/>
-      <w:lvlJc w:val="left"/>
-      <w:pPr>
-        <w:ind w:left="1440" w:hanging="360"/>
-      </w:pPr>
-      <w:rPr>
-        <w:rFonts w:ascii="Courier New" w:hAnsi="Courier New" w:cs="Courier New" w:hint="default"/>
-      </w:rPr>
-    </w:lvl>
-    <w:lvl w:ilvl="2">
-      <w:numFmt w:val="bullet"/>
-      <w:lvlText w:val=""/>
-      <w:lvlJc w:val="left"/>
-      <w:pPr>
-        <w:ind w:left="2160" w:hanging="360"/>
-      </w:pPr>
-      <w:rPr>
-        <w:rFonts w:ascii="Wingdings" w:hAnsi="Wingdings" w:cs="Wingdings" w:hint="default"/>
-      </w:rPr>
-    </w:lvl>
-    <w:lvl w:ilvl="3">
-      <w:numFmt w:val="bullet"/>
-      <w:lvlText w:val=""/>
-      <w:lvlJc w:val="left"/>
-      <w:pPr>
-        <w:ind w:left="2880" w:hanging="360"/>
-      </w:pPr>
-      <w:rPr>
-        <w:rFonts w:ascii="Symbol" w:hAnsi="Symbol" w:cs="Symbol" w:hint="default"/>
-      </w:rPr>
-    </w:lvl>
-    <w:lvl w:ilvl="4">
-      <w:numFmt w:val="bullet"/>
-      <w:lvlText w:val="o"/>
-      <w:lvlJc w:val="left"/>
-      <w:pPr>
-        <w:ind w:left="3600" w:hanging="360"/>
-      </w:pPr>
-      <w:rPr>
-        <w:rFonts w:ascii="Courier New" w:hAnsi="Courier New" w:cs="Courier New" w:hint="default"/>
-      </w:rPr>
-    </w:lvl>
-    <w:lvl w:ilvl="5">
-      <w:numFmt w:val="bullet"/>
-      <w:lvlText w:val=""/>
-      <w:lvlJc w:val="left"/>
-      <w:pPr>
-        <w:ind w:left="4320" w:hanging="360"/>
-      </w:pPr>
-      <w:rPr>
-        <w:rFonts w:ascii="Wingdings" w:hAnsi="Wingdings" w:cs="Wingdings" w:hint="default"/>
-      </w:rPr>
-    </w:lvl>
-    <w:lvl w:ilvl="6">
-      <w:numFmt w:val="bullet"/>
-      <w:lvlText w:val=""/>
-      <w:lvlJc w:val="left"/>
-      <w:pPr>
-        <w:ind w:left="5040" w:hanging="360"/>
-      </w:pPr>
-      <w:rPr>
-        <w:rFonts w:ascii="Symbol" w:hAnsi="Symbol" w:cs="Symbol" w:hint="default"/>
-      </w:rPr>
-    </w:lvl>
-    <w:lvl w:ilvl="7">
-      <w:numFmt w:val="bullet"/>
-      <w:lvlText w:val="o"/>
-      <w:lvlJc w:val="left"/>
-      <w:pPr>
-        <w:ind w:left="5760" w:hanging="360"/>
-      </w:pPr>
-      <w:rPr>
-        <w:rFonts w:ascii="Courier New" w:hAnsi="Courier New" w:cs="Courier New" w:hint="default"/>
-      </w:rPr>
-    </w:lvl>
-    <w:lvl w:ilvl="8">
-      <w:numFmt w:val="bullet"/>
-      <w:lvlText w:val=""/>
-      <w:lvlJc w:val="left"/>
-      <w:pPr>
-        <w:ind w:left="6480" w:hanging="360"/>
-      </w:pPr>
-      <w:rPr>
-        <w:rFonts w:ascii="Wingdings" w:hAnsi="Wingdings" w:cs="Wingdings" w:hint="default"/>
-      </w:rPr>
     </w:lvl>
   </w:abstractNum>
   <w:abstractNum w:abstractNumId="99411">
@@ -48175,6 +48365,109 @@
       <w:pPr>
         <w:ind w:left="6480" w:hanging="360"/>
       </w:pPr>
+    </w:lvl>
+  </w:abstractNum>
+  <w:abstractNum w:abstractNumId="991">
+    <w:nsid w:val="0000A991"/>
+    <w:multiLevelType w:val="multilevel"/>
+    <w:lvl w:ilvl="0">
+      <w:numFmt w:val="bullet"/>
+      <w:lvlText w:val=""/>
+      <w:lvlJc w:val="left"/>
+      <w:pPr>
+        <w:ind w:left="720" w:hanging="360"/>
+      </w:pPr>
+      <w:rPr>
+        <w:rFonts w:ascii="Symbol" w:hAnsi="Symbol" w:cs="Symbol" w:hint="default"/>
+      </w:rPr>
+    </w:lvl>
+    <w:lvl w:ilvl="1">
+      <w:numFmt w:val="bullet"/>
+      <w:lvlText w:val="o"/>
+      <w:lvlJc w:val="left"/>
+      <w:pPr>
+        <w:ind w:left="1440" w:hanging="360"/>
+      </w:pPr>
+      <w:rPr>
+        <w:rFonts w:ascii="Courier New" w:hAnsi="Courier New" w:cs="Courier New" w:hint="default"/>
+      </w:rPr>
+    </w:lvl>
+    <w:lvl w:ilvl="2">
+      <w:numFmt w:val="bullet"/>
+      <w:lvlText w:val=""/>
+      <w:lvlJc w:val="left"/>
+      <w:pPr>
+        <w:ind w:left="2160" w:hanging="360"/>
+      </w:pPr>
+      <w:rPr>
+        <w:rFonts w:ascii="Wingdings" w:hAnsi="Wingdings" w:cs="Wingdings" w:hint="default"/>
+      </w:rPr>
+    </w:lvl>
+    <w:lvl w:ilvl="3">
+      <w:numFmt w:val="bullet"/>
+      <w:lvlText w:val=""/>
+      <w:lvlJc w:val="left"/>
+      <w:pPr>
+        <w:ind w:left="2880" w:hanging="360"/>
+      </w:pPr>
+      <w:rPr>
+        <w:rFonts w:ascii="Symbol" w:hAnsi="Symbol" w:cs="Symbol" w:hint="default"/>
+      </w:rPr>
+    </w:lvl>
+    <w:lvl w:ilvl="4">
+      <w:numFmt w:val="bullet"/>
+      <w:lvlText w:val="o"/>
+      <w:lvlJc w:val="left"/>
+      <w:pPr>
+        <w:ind w:left="3600" w:hanging="360"/>
+      </w:pPr>
+      <w:rPr>
+        <w:rFonts w:ascii="Courier New" w:hAnsi="Courier New" w:cs="Courier New" w:hint="default"/>
+      </w:rPr>
+    </w:lvl>
+    <w:lvl w:ilvl="5">
+      <w:numFmt w:val="bullet"/>
+      <w:lvlText w:val=""/>
+      <w:lvlJc w:val="left"/>
+      <w:pPr>
+        <w:ind w:left="4320" w:hanging="360"/>
+      </w:pPr>
+      <w:rPr>
+        <w:rFonts w:ascii="Wingdings" w:hAnsi="Wingdings" w:cs="Wingdings" w:hint="default"/>
+      </w:rPr>
+    </w:lvl>
+    <w:lvl w:ilvl="6">
+      <w:numFmt w:val="bullet"/>
+      <w:lvlText w:val=""/>
+      <w:lvlJc w:val="left"/>
+      <w:pPr>
+        <w:ind w:left="5040" w:hanging="360"/>
+      </w:pPr>
+      <w:rPr>
+        <w:rFonts w:ascii="Symbol" w:hAnsi="Symbol" w:cs="Symbol" w:hint="default"/>
+      </w:rPr>
+    </w:lvl>
+    <w:lvl w:ilvl="7">
+      <w:numFmt w:val="bullet"/>
+      <w:lvlText w:val="o"/>
+      <w:lvlJc w:val="left"/>
+      <w:pPr>
+        <w:ind w:left="5760" w:hanging="360"/>
+      </w:pPr>
+      <w:rPr>
+        <w:rFonts w:ascii="Courier New" w:hAnsi="Courier New" w:cs="Courier New" w:hint="default"/>
+      </w:rPr>
+    </w:lvl>
+    <w:lvl w:ilvl="8">
+      <w:numFmt w:val="bullet"/>
+      <w:lvlText w:val=""/>
+      <w:lvlJc w:val="left"/>
+      <w:pPr>
+        <w:ind w:left="6480" w:hanging="360"/>
+      </w:pPr>
+      <w:rPr>
+        <w:rFonts w:ascii="Wingdings" w:hAnsi="Wingdings" w:cs="Wingdings" w:hint="default"/>
+      </w:rPr>
     </w:lvl>
   </w:abstractNum>
   <w:abstractNum w:abstractNumId="99732">
@@ -48436,7 +48729,34 @@
     <w:abstractNumId w:val="990"/>
   </w:num>
   <w:num w:numId="1001">
-    <w:abstractNumId w:val="991"/>
+    <w:abstractNumId w:val="99411"/>
+    <w:lvlOverride w:ilvl="0">
+      <w:startOverride w:val="1"/>
+    </w:lvlOverride>
+    <w:lvlOverride w:ilvl="1">
+      <w:startOverride w:val="1"/>
+    </w:lvlOverride>
+    <w:lvlOverride w:ilvl="2">
+      <w:startOverride w:val="1"/>
+    </w:lvlOverride>
+    <w:lvlOverride w:ilvl="3">
+      <w:startOverride w:val="1"/>
+    </w:lvlOverride>
+    <w:lvlOverride w:ilvl="4">
+      <w:startOverride w:val="1"/>
+    </w:lvlOverride>
+    <w:lvlOverride w:ilvl="5">
+      <w:startOverride w:val="1"/>
+    </w:lvlOverride>
+    <w:lvlOverride w:ilvl="6">
+      <w:startOverride w:val="1"/>
+    </w:lvlOverride>
+    <w:lvlOverride w:ilvl="7">
+      <w:startOverride w:val="1"/>
+    </w:lvlOverride>
+    <w:lvlOverride w:ilvl="8">
+      <w:startOverride w:val="1"/>
+    </w:lvlOverride>
   </w:num>
   <w:num w:numId="1002">
     <w:abstractNumId w:val="99411"/>
@@ -48469,6 +48789,36 @@
     </w:lvlOverride>
   </w:num>
   <w:num w:numId="1003">
+    <w:abstractNumId w:val="99412"/>
+    <w:lvlOverride w:ilvl="0">
+      <w:startOverride w:val="2"/>
+    </w:lvlOverride>
+    <w:lvlOverride w:ilvl="1">
+      <w:startOverride w:val="2"/>
+    </w:lvlOverride>
+    <w:lvlOverride w:ilvl="2">
+      <w:startOverride w:val="2"/>
+    </w:lvlOverride>
+    <w:lvlOverride w:ilvl="3">
+      <w:startOverride w:val="2"/>
+    </w:lvlOverride>
+    <w:lvlOverride w:ilvl="4">
+      <w:startOverride w:val="2"/>
+    </w:lvlOverride>
+    <w:lvlOverride w:ilvl="5">
+      <w:startOverride w:val="2"/>
+    </w:lvlOverride>
+    <w:lvlOverride w:ilvl="6">
+      <w:startOverride w:val="2"/>
+    </w:lvlOverride>
+    <w:lvlOverride w:ilvl="7">
+      <w:startOverride w:val="2"/>
+    </w:lvlOverride>
+    <w:lvlOverride w:ilvl="8">
+      <w:startOverride w:val="2"/>
+    </w:lvlOverride>
+  </w:num>
+  <w:num w:numId="1004">
     <w:abstractNumId w:val="99411"/>
     <w:lvlOverride w:ilvl="0">
       <w:startOverride w:val="1"/>
@@ -48496,36 +48846,6 @@
     </w:lvlOverride>
     <w:lvlOverride w:ilvl="8">
       <w:startOverride w:val="1"/>
-    </w:lvlOverride>
-  </w:num>
-  <w:num w:numId="1004">
-    <w:abstractNumId w:val="99412"/>
-    <w:lvlOverride w:ilvl="0">
-      <w:startOverride w:val="2"/>
-    </w:lvlOverride>
-    <w:lvlOverride w:ilvl="1">
-      <w:startOverride w:val="2"/>
-    </w:lvlOverride>
-    <w:lvlOverride w:ilvl="2">
-      <w:startOverride w:val="2"/>
-    </w:lvlOverride>
-    <w:lvlOverride w:ilvl="3">
-      <w:startOverride w:val="2"/>
-    </w:lvlOverride>
-    <w:lvlOverride w:ilvl="4">
-      <w:startOverride w:val="2"/>
-    </w:lvlOverride>
-    <w:lvlOverride w:ilvl="5">
-      <w:startOverride w:val="2"/>
-    </w:lvlOverride>
-    <w:lvlOverride w:ilvl="6">
-      <w:startOverride w:val="2"/>
-    </w:lvlOverride>
-    <w:lvlOverride w:ilvl="7">
-      <w:startOverride w:val="2"/>
-    </w:lvlOverride>
-    <w:lvlOverride w:ilvl="8">
-      <w:startOverride w:val="2"/>
     </w:lvlOverride>
   </w:num>
   <w:num w:numId="1005">
@@ -48619,6 +48939,12 @@
     </w:lvlOverride>
   </w:num>
   <w:num w:numId="1008">
+    <w:abstractNumId w:val="991"/>
+  </w:num>
+  <w:num w:numId="1009">
+    <w:abstractNumId w:val="991"/>
+  </w:num>
+  <w:num w:numId="1010">
     <w:abstractNumId w:val="99411"/>
     <w:lvlOverride w:ilvl="0">
       <w:startOverride w:val="1"/>
@@ -48647,12 +48973,6 @@
     <w:lvlOverride w:ilvl="8">
       <w:startOverride w:val="1"/>
     </w:lvlOverride>
-  </w:num>
-  <w:num w:numId="1009">
-    <w:abstractNumId w:val="991"/>
-  </w:num>
-  <w:num w:numId="1010">
-    <w:abstractNumId w:val="991"/>
   </w:num>
   <w:num w:numId="1011">
     <w:abstractNumId w:val="99411"/>
@@ -48685,6 +49005,12 @@
     </w:lvlOverride>
   </w:num>
   <w:num w:numId="1012">
+    <w:abstractNumId w:val="991"/>
+  </w:num>
+  <w:num w:numId="1013">
+    <w:abstractNumId w:val="991"/>
+  </w:num>
+  <w:num w:numId="1014">
     <w:abstractNumId w:val="99411"/>
     <w:lvlOverride w:ilvl="0">
       <w:startOverride w:val="1"/>
@@ -48714,13 +49040,19 @@
       <w:startOverride w:val="1"/>
     </w:lvlOverride>
   </w:num>
-  <w:num w:numId="1013">
+  <w:num w:numId="1015">
     <w:abstractNumId w:val="991"/>
   </w:num>
-  <w:num w:numId="1014">
+  <w:num w:numId="1016">
     <w:abstractNumId w:val="991"/>
   </w:num>
-  <w:num w:numId="1015">
+  <w:num w:numId="1017">
+    <w:abstractNumId w:val="991"/>
+  </w:num>
+  <w:num w:numId="1018">
+    <w:abstractNumId w:val="991"/>
+  </w:num>
+  <w:num w:numId="1019">
     <w:abstractNumId w:val="99411"/>
     <w:lvlOverride w:ilvl="0">
       <w:startOverride w:val="1"/>
@@ -48750,55 +49082,13 @@
       <w:startOverride w:val="1"/>
     </w:lvlOverride>
   </w:num>
-  <w:num w:numId="1016">
+  <w:num w:numId="1020">
     <w:abstractNumId w:val="991"/>
-  </w:num>
-  <w:num w:numId="1017">
-    <w:abstractNumId w:val="991"/>
-  </w:num>
-  <w:num w:numId="1018">
-    <w:abstractNumId w:val="991"/>
-  </w:num>
-  <w:num w:numId="1019">
-    <w:abstractNumId w:val="991"/>
-  </w:num>
-  <w:num w:numId="1020">
-    <w:abstractNumId w:val="99411"/>
-    <w:lvlOverride w:ilvl="0">
-      <w:startOverride w:val="1"/>
-    </w:lvlOverride>
-    <w:lvlOverride w:ilvl="1">
-      <w:startOverride w:val="1"/>
-    </w:lvlOverride>
-    <w:lvlOverride w:ilvl="2">
-      <w:startOverride w:val="1"/>
-    </w:lvlOverride>
-    <w:lvlOverride w:ilvl="3">
-      <w:startOverride w:val="1"/>
-    </w:lvlOverride>
-    <w:lvlOverride w:ilvl="4">
-      <w:startOverride w:val="1"/>
-    </w:lvlOverride>
-    <w:lvlOverride w:ilvl="5">
-      <w:startOverride w:val="1"/>
-    </w:lvlOverride>
-    <w:lvlOverride w:ilvl="6">
-      <w:startOverride w:val="1"/>
-    </w:lvlOverride>
-    <w:lvlOverride w:ilvl="7">
-      <w:startOverride w:val="1"/>
-    </w:lvlOverride>
-    <w:lvlOverride w:ilvl="8">
-      <w:startOverride w:val="1"/>
-    </w:lvlOverride>
   </w:num>
   <w:num w:numId="1021">
     <w:abstractNumId w:val="991"/>
   </w:num>
   <w:num w:numId="1022">
-    <w:abstractNumId w:val="991"/>
-  </w:num>
-  <w:num w:numId="1023">
     <w:abstractNumId w:val="99732"/>
     <w:lvlOverride w:ilvl="0">
       <w:startOverride w:val="2"/>
@@ -48828,7 +49118,7 @@
       <w:startOverride w:val="2"/>
     </w:lvlOverride>
   </w:num>
-  <w:num w:numId="1024">
+  <w:num w:numId="1023">
     <w:abstractNumId w:val="99733"/>
     <w:lvlOverride w:ilvl="0">
       <w:startOverride w:val="3"/>
@@ -48858,7 +49148,7 @@
       <w:startOverride w:val="3"/>
     </w:lvlOverride>
   </w:num>
-  <w:num w:numId="1025">
+  <w:num w:numId="1024">
     <w:abstractNumId w:val="99734"/>
     <w:lvlOverride w:ilvl="0">
       <w:startOverride w:val="4"/>

--- a/06-学生侧材料/讲义/3-物理化学/溶液与相图-超级充实版（自学完整）.docx
+++ b/06-学生侧材料/讲义/3-物理化学/溶液与相图-超级充实版（自学完整）.docx
@@ -23464,18 +23464,6 @@
             </w:pPr>
             <w:r>
               <w:rPr>
-                <w:rFonts w:ascii="Times New Roman" w:hAnsi="Times New Roman" w:eastAsia="Times New Roman" w:cs="Times New Roman"/>
-              </w:rPr>
-              <w:t xml:space="preserve">🔴</w:t>
-            </w:r>
-            <w:r>
-              <w:rPr>
-                <w:rFonts w:ascii="Times New Roman" w:hAnsi="Times New Roman" w:eastAsia="Times New Roman" w:cs="Times New Roman"/>
-              </w:rPr>
-              <w:t xml:space="preserve"> </w:t>
-            </w:r>
-            <w:r>
-              <w:rPr>
                 <w:rFonts w:hint="eastAsia" w:ascii="Times New Roman" w:hAnsi="Times New Roman" w:eastAsia="FangSong" w:cs="Times New Roman"/>
                 <w:b/>
                 <w:bCs/>
@@ -23547,18 +23535,6 @@
               <w:pStyle w:val="Compact"/>
               <w:jc w:val="center"/>
             </w:pPr>
-            <w:r>
-              <w:rPr>
-                <w:rFonts w:ascii="Times New Roman" w:hAnsi="Times New Roman" w:eastAsia="Times New Roman" w:cs="Times New Roman"/>
-              </w:rPr>
-              <w:t xml:space="preserve">🔴</w:t>
-            </w:r>
-            <w:r>
-              <w:rPr>
-                <w:rFonts w:ascii="Times New Roman" w:hAnsi="Times New Roman" w:eastAsia="Times New Roman" w:cs="Times New Roman"/>
-              </w:rPr>
-              <w:t xml:space="preserve"> </w:t>
-            </w:r>
             <w:r>
               <w:rPr>
                 <w:rFonts w:hint="eastAsia" w:ascii="Times New Roman" w:hAnsi="Times New Roman" w:eastAsia="FangSong" w:cs="Times New Roman"/>

--- a/06-学生侧材料/讲义/3-物理化学/溶液与相图-超级充实版（自学完整）.docx
+++ b/06-学生侧材料/讲义/3-物理化学/溶液与相图-超级充实版（自学完整）.docx
@@ -3981,13 +3981,49 @@
         <w:rPr>
           <w:rFonts w:hint="eastAsia" w:ascii="Times New Roman" w:hAnsi="Times New Roman" w:eastAsia="FangSong" w:cs="Times New Roman"/>
         </w:rPr>
-        <w:t>而冰点是溶液中固液两相平衡的温度</w:t>
-      </w:r>
-      <w:r>
-        <w:rPr>
-          <w:rFonts w:hint="eastAsia" w:ascii="Times New Roman" w:hAnsi="Times New Roman" w:eastAsia="Times New Roman" w:cs="Times New Roman"/>
-        </w:rPr>
-        <w:t>。</w:t>
+        <w:t>而冰点是固液两相在</w:t>
+      </w:r>
+      <w:r>
+        <w:rPr>
+          <w:rFonts w:ascii="Times New Roman" w:hAnsi="Times New Roman" w:eastAsia="Times New Roman" w:cs="Times New Roman"/>
+        </w:rPr>
+        <w:t xml:space="preserve"> 1 atm </w:t>
+      </w:r>
+      <w:r>
+        <w:rPr>
+          <w:rFonts w:hint="eastAsia" w:ascii="Times New Roman" w:hAnsi="Times New Roman" w:eastAsia="FangSong" w:cs="Times New Roman"/>
+        </w:rPr>
+        <w:t>下平衡的温度</w:t>
+      </w:r>
+      <w:r>
+        <w:rPr>
+          <w:rFonts w:hint="eastAsia" w:ascii="Times New Roman" w:hAnsi="Times New Roman" w:eastAsia="Times New Roman" w:cs="Times New Roman"/>
+        </w:rPr>
+        <w:t>（</w:t>
+      </w:r>
+      <w:r>
+        <w:rPr>
+          <w:rFonts w:hint="eastAsia" w:ascii="Times New Roman" w:hAnsi="Times New Roman" w:eastAsia="FangSong" w:cs="Times New Roman"/>
+        </w:rPr>
+        <w:t>受溶入空气影响</w:t>
+      </w:r>
+      <w:r>
+        <w:rPr>
+          <w:rFonts w:hint="eastAsia" w:ascii="Times New Roman" w:hAnsi="Times New Roman" w:eastAsia="Times New Roman" w:cs="Times New Roman"/>
+        </w:rPr>
+        <w:t>，</w:t>
+      </w:r>
+      <w:r>
+        <w:rPr>
+          <w:rFonts w:hint="eastAsia" w:ascii="Times New Roman" w:hAnsi="Times New Roman" w:eastAsia="FangSong" w:cs="Times New Roman"/>
+        </w:rPr>
+        <w:t>比三相点略低</w:t>
+      </w:r>
+      <w:r>
+        <w:rPr>
+          <w:rFonts w:hint="eastAsia" w:ascii="Times New Roman" w:hAnsi="Times New Roman" w:eastAsia="Times New Roman" w:cs="Times New Roman"/>
+        </w:rPr>
+        <w:t>）。</w:t>
       </w:r>
       <w:r>
         <w:rPr>
@@ -12335,7 +12371,7 @@
             <m:t>=</m:t>
           </m:r>
           <m:r>
-            <m:t>0.616</m:t>
+            <m:t>0.613</m:t>
           </m:r>
           <m:r>
             <m:t> </m:t>
@@ -31972,7 +32008,7 @@
         <w:rPr>
           <w:rFonts w:ascii="Times New Roman" w:hAnsi="Times New Roman" w:eastAsia="Times New Roman" w:cs="Times New Roman"/>
         </w:rPr>
-        <w:t xml:space="preserve">7.1 </w:t>
+        <w:t xml:space="preserve">8.1 </w:t>
       </w:r>
       <w:r>
         <w:rPr>
@@ -32430,7 +32466,7 @@
         <w:rPr>
           <w:rFonts w:ascii="Times New Roman" w:hAnsi="Times New Roman" w:eastAsia="Times New Roman" w:cs="Times New Roman"/>
         </w:rPr>
-        <w:t xml:space="preserve">7.2 </w:t>
+        <w:t xml:space="preserve">8.2 </w:t>
       </w:r>
       <w:r>
         <w:rPr>
@@ -32674,7 +32710,7 @@
         <w:rPr>
           <w:rFonts w:ascii="Times New Roman" w:hAnsi="Times New Roman" w:eastAsia="Times New Roman" w:cs="Times New Roman"/>
         </w:rPr>
-        <w:t xml:space="preserve">7.3 </w:t>
+        <w:t xml:space="preserve">8.3 </w:t>
       </w:r>
       <w:r>
         <w:rPr>
@@ -44149,13 +44185,116 @@
         <w:rPr>
           <w:rFonts w:hint="eastAsia" w:ascii="Times New Roman" w:hAnsi="Times New Roman" w:eastAsia="FangSong" w:cs="Times New Roman"/>
         </w:rPr>
-        <w:t>析出量</w:t>
-      </w:r>
-      <w:r>
-        <w:rPr>
-          <w:rFonts w:ascii="Times New Roman" w:hAnsi="Times New Roman" w:eastAsia="Times New Roman" w:cs="Times New Roman"/>
-        </w:rPr>
-        <w:t xml:space="preserve"> =</w:t>
+        <w:t>设析出</w:t>
+      </w:r>
+      <w:r>
+        <w:rPr>
+          <w:rFonts w:ascii="Times New Roman" w:hAnsi="Times New Roman" w:eastAsia="Times New Roman" w:cs="Times New Roman"/>
+        </w:rPr>
+        <w:t xml:space="preserve"> NaAc·3H</w:t>
+      </w:r>
+      <w:r>
+        <w:rPr>
+          <w:rFonts w:ascii="Times New Roman" w:hAnsi="Times New Roman" w:eastAsia="Times New Roman" w:cs="Times New Roman"/>
+          <w:vertAlign w:val="subscript"/>
+        </w:rPr>
+        <w:t>2</w:t>
+      </w:r>
+      <w:r>
+        <w:rPr>
+          <w:rFonts w:ascii="Times New Roman" w:hAnsi="Times New Roman" w:eastAsia="Times New Roman" w:cs="Times New Roman"/>
+        </w:rPr>
+        <w:t xml:space="preserve">O </w:t>
+      </w:r>
+      <w:r>
+        <w:rPr>
+          <w:rFonts w:hint="eastAsia" w:ascii="Times New Roman" w:hAnsi="Times New Roman" w:eastAsia="FangSong" w:cs="Times New Roman"/>
+        </w:rPr>
+        <w:t xml:space="preserve">晶体</w:t>
+      </w:r>
+      <w:r>
+        <w:rPr>
+          <w:rFonts w:ascii="Times New Roman" w:hAnsi="Times New Roman" w:eastAsia="Times New Roman" w:cs="Times New Roman"/>
+        </w:rPr>
+        <w:t xml:space="preserve"> x </w:t>
+      </w:r>
+      <w:r>
+        <w:rPr>
+          <w:rFonts w:hint="eastAsia" w:ascii="Times New Roman" w:hAnsi="Times New Roman" w:eastAsia="Times New Roman" w:cs="Times New Roman"/>
+        </w:rPr>
+        <w:t>g，</w:t>
+      </w:r>
+      <w:r>
+        <w:rPr>
+          <w:rFonts w:hint="eastAsia" w:ascii="Times New Roman" w:hAnsi="Times New Roman" w:eastAsia="FangSong" w:cs="Times New Roman"/>
+        </w:rPr>
+        <w:t>晶体带走结晶水</w:t>
+      </w:r>
+      <w:r>
+        <w:rPr>
+          <w:rFonts w:ascii="Times New Roman" w:hAnsi="Times New Roman" w:eastAsia="Times New Roman" w:cs="Times New Roman"/>
+        </w:rPr>
+        <w:t xml:space="preserve"> 54x/136 </w:t>
+      </w:r>
+      <w:r>
+        <w:rPr>
+          <w:rFonts w:hint="eastAsia" w:ascii="Times New Roman" w:hAnsi="Times New Roman" w:eastAsia="Times New Roman" w:cs="Times New Roman"/>
+        </w:rPr>
+        <w:t>g，</w:t>
+      </w:r>
+      <w:r>
+        <w:rPr>
+          <w:rFonts w:hint="eastAsia" w:ascii="Times New Roman" w:hAnsi="Times New Roman" w:eastAsia="FangSong" w:cs="Times New Roman"/>
+        </w:rPr>
+        <w:t>剩余水</w:t>
+      </w:r>
+      <w:r>
+        <w:rPr>
+          <w:rFonts w:ascii="Times New Roman" w:hAnsi="Times New Roman" w:eastAsia="Times New Roman" w:cs="Times New Roman"/>
+        </w:rPr>
+        <w:t xml:space="preserve"> = 100 − </w:t>
+      </w:r>
+      <w:r>
+        <w:rPr>
+          <w:rFonts w:hint="eastAsia" w:ascii="Times New Roman" w:hAnsi="Times New Roman" w:eastAsia="Times New Roman" w:cs="Times New Roman"/>
+        </w:rPr>
+        <w:t>54x/136；</w:t>
+      </w:r>
+      <w:r>
+        <w:rPr>
+          <w:rFonts w:hint="eastAsia" w:ascii="Times New Roman" w:hAnsi="Times New Roman" w:eastAsia="FangSong" w:cs="Times New Roman"/>
+        </w:rPr>
+        <w:t>按题面口径</w:t>
+      </w:r>
+      <w:r>
+        <w:rPr>
+          <w:rFonts w:hint="eastAsia" w:ascii="Times New Roman" w:hAnsi="Times New Roman" w:eastAsia="Times New Roman" w:cs="Times New Roman"/>
+        </w:rPr>
+        <w:t>（</w:t>
+      </w:r>
+      <w:r>
+        <w:rPr>
+          <w:rFonts w:hint="eastAsia" w:ascii="Times New Roman" w:hAnsi="Times New Roman" w:eastAsia="FangSong" w:cs="Times New Roman"/>
+        </w:rPr>
+        <w:t>溶解度以水合物计</w:t>
+      </w:r>
+      <w:r>
+        <w:rPr>
+          <w:rFonts w:hint="eastAsia" w:ascii="Times New Roman" w:hAnsi="Times New Roman" w:eastAsia="Times New Roman" w:cs="Times New Roman"/>
+        </w:rPr>
+        <w:t>），</w:t>
+      </w:r>
+      <w:r>
+        <w:rPr>
+          <w:rFonts w:hint="eastAsia" w:ascii="Times New Roman" w:hAnsi="Times New Roman" w:eastAsia="FangSong" w:cs="Times New Roman"/>
+        </w:rPr>
+        <w:t>平衡时剩余水中尚溶</w:t>
+      </w:r>
+      <w:r>
+        <w:rPr>
+          <w:rFonts w:ascii="Times New Roman" w:hAnsi="Times New Roman" w:eastAsia="Times New Roman" w:cs="Times New Roman"/>
+        </w:rPr>
+        <w:t xml:space="preserve"> 33×(100−54x/136)/100。</w:t>
       </w:r>
       <w:r>
         <w:rPr>
@@ -44163,157 +44302,98 @@
         </w:rPr>
         <w:t xml:space="preserve"> </w:t>
       </w:r>
-      <m:oMath>
-        <m:oMathPr>
-          <m:ctrlPr>
-            <w:rPr>
-              <w:sz w:val="28"/>
-              <w:szCs w:val="28"/>
-            </w:rPr>
-          </m:ctrlPr>
-        </m:oMathPr>
-        <m:r>
-          <m:rPr>
-            <m:sty m:val="p"/>
-          </m:rPr>
-          <m:t>(</m:t>
-        </m:r>
-        <m:r>
-          <m:t>46.5</m:t>
-        </m:r>
-        <m:r>
-          <m:rPr>
-            <m:sty m:val="p"/>
-          </m:rPr>
-          <m:t>−</m:t>
-        </m:r>
-        <m:r>
-          <m:t>33</m:t>
-        </m:r>
-        <m:r>
-          <m:rPr>
-            <m:sty m:val="p"/>
-          </m:rPr>
-          <m:t>)</m:t>
-        </m:r>
-        <m:r>
-          <m:rPr>
-            <m:sty m:val="p"/>
-          </m:rPr>
-          <m:t>×</m:t>
-        </m:r>
-        <m:sSub>
-          <m:e>
-            <m:r>
-              <m:t>m</m:t>
-            </m:r>
-          </m:e>
-          <m:sub>
-            <m:r>
-              <m:rPr>
-                <m:sty m:val="p"/>
-              </m:rPr>
-              <m:t>w</m:t>
-            </m:r>
-            <m:r>
-              <m:rPr>
-                <m:sty m:val="p"/>
-              </m:rPr>
-              <m:t>a</m:t>
-            </m:r>
-            <m:r>
-              <m:rPr>
-                <m:sty m:val="p"/>
-              </m:rPr>
-              <m:t>t</m:t>
-            </m:r>
-            <m:r>
-              <m:rPr>
-                <m:sty m:val="p"/>
-              </m:rPr>
-              <m:t>e</m:t>
-            </m:r>
-            <m:r>
-              <m:rPr>
-                <m:sty m:val="p"/>
-              </m:rPr>
-              <m:t>r</m:t>
-            </m:r>
-          </m:sub>
-        </m:sSub>
-        <m:r>
-          <m:rPr>
-            <m:sty m:val="p"/>
-          </m:rPr>
-          <m:t>/</m:t>
-        </m:r>
-        <m:r>
-          <m:t>100</m:t>
-        </m:r>
-        <m:r>
-          <m:rPr>
-            <m:sty m:val="p"/>
-          </m:rPr>
-          <m:t>=</m:t>
-        </m:r>
-        <m:r>
-          <m:t>13.5</m:t>
-        </m:r>
-        <m:r>
-          <m:rPr>
-            <m:sty m:val="p"/>
-          </m:rPr>
-          <m:t>×</m:t>
-        </m:r>
-        <m:sSub>
-          <m:e>
-            <m:r>
-              <m:t>m</m:t>
-            </m:r>
-          </m:e>
-          <m:sub>
-            <m:r>
-              <m:rPr>
-                <m:sty m:val="p"/>
-              </m:rPr>
-              <m:t>w</m:t>
-            </m:r>
-            <m:r>
-              <m:rPr>
-                <m:sty m:val="p"/>
-              </m:rPr>
-              <m:t>a</m:t>
-            </m:r>
-            <m:r>
-              <m:rPr>
-                <m:sty m:val="p"/>
-              </m:rPr>
-              <m:t>t</m:t>
-            </m:r>
-            <m:r>
-              <m:rPr>
-                <m:sty m:val="p"/>
-              </m:rPr>
-              <m:t>e</m:t>
-            </m:r>
-            <m:r>
-              <m:rPr>
-                <m:sty m:val="p"/>
-              </m:rPr>
-              <m:t>r</m:t>
-            </m:r>
-          </m:sub>
-        </m:sSub>
-        <m:r>
-          <m:rPr>
-            <m:sty m:val="p"/>
-          </m:rPr>
-          <m:t>/</m:t>
-        </m:r>
-        <m:r>
-          <m:t>100</m:t>
-        </m:r>
-      </m:oMath>
+      <w:r>
+        <w:rPr>
+          <w:rFonts w:hint="eastAsia" w:ascii="Times New Roman" w:hAnsi="Times New Roman" w:eastAsia="FangSong" w:cs="Times New Roman"/>
+        </w:rPr>
+        <w:t>物料守恒</w:t>
+      </w:r>
+      <w:r>
+        <w:rPr>
+          <w:rFonts w:hint="eastAsia" w:ascii="Times New Roman" w:hAnsi="Times New Roman" w:eastAsia="Times New Roman" w:cs="Times New Roman"/>
+        </w:rPr>
+        <w:t>：46.5</w:t>
+      </w:r>
+      <w:r>
+        <w:rPr>
+          <w:rFonts w:ascii="Times New Roman" w:hAnsi="Times New Roman" w:eastAsia="Times New Roman" w:cs="Times New Roman"/>
+        </w:rPr>
+        <w:t xml:space="preserve"> = x + 33 − 0.131x → 0.869x = 13.5 →</w:t>
+      </w:r>
+      <w:r>
+        <w:rPr>
+          <w:rFonts w:ascii="Times New Roman" w:hAnsi="Times New Roman" w:eastAsia="Times New Roman" w:cs="Times New Roman"/>
+        </w:rPr>
+        <w:t xml:space="preserve"> </w:t>
+      </w:r>
+      <w:r>
+        <w:rPr>
+          <w:rFonts w:ascii="Times New Roman" w:hAnsi="Times New Roman" w:eastAsia="Times New Roman" w:cs="Times New Roman"/>
+          <w:b/>
+          <w:bCs/>
+        </w:rPr>
+        <w:t xml:space="preserve">x ≈ 15.5 g</w:t>
+      </w:r>
+      <w:r>
+        <w:rPr>
+          <w:rFonts w:ascii="Times New Roman" w:hAnsi="Times New Roman" w:eastAsia="Times New Roman" w:cs="Times New Roman"/>
+        </w:rPr>
+        <w:t xml:space="preserve">。</w:t>
+      </w:r>
+      <w:r>
+        <w:rPr>
+          <w:rFonts w:ascii="Times New Roman" w:hAnsi="Times New Roman" w:eastAsia="Times New Roman" w:cs="Times New Roman"/>
+        </w:rPr>
+        <w:t xml:space="preserve"> </w:t>
+      </w:r>
+      <w:r>
+        <w:rPr>
+          <w:rFonts w:hint="eastAsia" w:ascii="Times New Roman" w:hAnsi="Times New Roman" w:eastAsia="Times New Roman" w:cs="Times New Roman"/>
+        </w:rPr>
+        <w:t>（</w:t>
+      </w:r>
+      <w:r>
+        <w:rPr>
+          <w:rFonts w:hint="eastAsia" w:ascii="Times New Roman" w:hAnsi="Times New Roman" w:eastAsia="FangSong" w:cs="Times New Roman"/>
+        </w:rPr>
+        <w:t>若忽略析出晶体带走的结晶水</w:t>
+      </w:r>
+      <w:r>
+        <w:rPr>
+          <w:rFonts w:hint="eastAsia" w:ascii="Times New Roman" w:hAnsi="Times New Roman" w:eastAsia="Times New Roman" w:cs="Times New Roman"/>
+        </w:rPr>
+        <w:t>，</w:t>
+      </w:r>
+      <w:r>
+        <w:rPr>
+          <w:rFonts w:hint="eastAsia" w:ascii="Times New Roman" w:hAnsi="Times New Roman" w:eastAsia="FangSong" w:cs="Times New Roman"/>
+        </w:rPr>
+        <w:t>近似得</w:t>
+      </w:r>
+      <w:r>
+        <w:rPr>
+          <w:rFonts w:ascii="Times New Roman" w:hAnsi="Times New Roman" w:eastAsia="Times New Roman" w:cs="Times New Roman"/>
+        </w:rPr>
+        <w:t xml:space="preserve"> 13.5 </w:t>
+      </w:r>
+      <w:r>
+        <w:rPr>
+          <w:rFonts w:hint="eastAsia" w:ascii="Times New Roman" w:hAnsi="Times New Roman" w:eastAsia="Times New Roman" w:cs="Times New Roman"/>
+        </w:rPr>
+        <w:t>g；</w:t>
+      </w:r>
+      <w:r>
+        <w:rPr>
+          <w:rFonts w:hint="eastAsia" w:ascii="Times New Roman" w:hAnsi="Times New Roman" w:eastAsia="FangSong" w:cs="Times New Roman"/>
+        </w:rPr>
+        <w:t>考虑带水效应后析出量更大</w:t>
+      </w:r>
+      <w:r>
+        <w:rPr>
+          <w:rFonts w:hint="eastAsia" w:ascii="Times New Roman" w:hAnsi="Times New Roman" w:eastAsia="Times New Roman" w:cs="Times New Roman"/>
+        </w:rPr>
+        <w:t>。）</w:t>
+      </w:r>
     </w:p>
     <w:p>
       <w:pPr>

--- a/06-学生侧材料/讲义/3-物理化学/溶液与相图-超级充实版（自学完整）.docx
+++ b/06-学生侧材料/讲义/3-物理化学/溶液与相图-超级充实版（自学完整）.docx
@@ -803,7 +803,7 @@
         <w:rPr>
           <w:rFonts w:ascii="Times New Roman" w:hAnsi="Times New Roman" w:eastAsia="Times New Roman" w:cs="Times New Roman"/>
         </w:rPr>
-        <w:t xml:space="preserve"> 1 mol/L </w:t>
+        <w:t xml:space="preserve"> 1 mol/kg </w:t>
       </w:r>
       <w:r>
         <w:rPr>
@@ -815,7 +815,7 @@
         <w:rPr>
           <w:rFonts w:ascii="Times New Roman" w:hAnsi="Times New Roman" w:eastAsia="Times New Roman" w:cs="Times New Roman"/>
         </w:rPr>
-        <w:t xml:space="preserve"> 1 mol/L </w:t>
+        <w:t xml:space="preserve"> 1 mol/kg </w:t>
       </w:r>
       <w:r>
         <w:rPr>
@@ -12470,7 +12470,7 @@
             <m:t>×</m:t>
           </m:r>
           <m:r>
-            <m:t>0.616</m:t>
+            <m:t>0.613</m:t>
           </m:r>
           <m:r>
             <m:rPr>
@@ -19137,7 +19137,7 @@
           <w:iCs/>
           <w:sz w:val="21"/>
         </w:rPr>
-        <w:t>水的相图</w:t>
+        <w:t>单组分体系通用相图</w:t>
       </w:r>
       <w:r>
         <w:rPr>
@@ -19177,7 +19177,97 @@
           <w:iCs/>
           <w:sz w:val="21"/>
         </w:rPr>
-        <w:t>临界点与负斜率固液线</w:t>
+        <w:t>沸点与临界点</w:t>
+      </w:r>
+      <w:r>
+        <w:rPr>
+          <w:rFonts w:hint="eastAsia" w:ascii="Times New Roman" w:hAnsi="Times New Roman" w:eastAsia="FangSong" w:cs="Times New Roman"/>
+          <w:b w:val="0"/>
+          <w:i w:val="0"/>
+          <w:iCs/>
+          <w:sz w:val="21"/>
+        </w:rPr>
+        <w:t>（</w:t>
+      </w:r>
+      <w:r>
+        <w:rPr>
+          <w:rFonts w:hint="eastAsia" w:ascii="Times New Roman" w:hAnsi="Times New Roman" w:eastAsia="FangSong" w:cs="Times New Roman"/>
+          <w:b w:val="0"/>
+          <w:i w:val="0"/>
+          <w:iCs/>
+          <w:sz w:val="21"/>
+        </w:rPr>
+        <w:t>图中固液线为正斜率</w:t>
+      </w:r>
+      <w:r>
+        <w:rPr>
+          <w:rFonts w:hint="eastAsia" w:ascii="Times New Roman" w:hAnsi="Times New Roman" w:eastAsia="FangSong" w:cs="Times New Roman"/>
+          <w:b w:val="0"/>
+          <w:i w:val="0"/>
+          <w:iCs/>
+          <w:sz w:val="21"/>
+        </w:rPr>
+        <w:t>，</w:t>
+      </w:r>
+      <w:r>
+        <w:rPr>
+          <w:rFonts w:hint="eastAsia" w:ascii="Times New Roman" w:hAnsi="Times New Roman" w:eastAsia="FangSong" w:cs="Times New Roman"/>
+          <w:b w:val="0"/>
+          <w:i w:val="0"/>
+          <w:iCs/>
+          <w:sz w:val="21"/>
+        </w:rPr>
+        <w:t>属一般物质的情形</w:t>
+      </w:r>
+      <w:r>
+        <w:rPr>
+          <w:rFonts w:hint="eastAsia" w:ascii="Times New Roman" w:hAnsi="Times New Roman" w:eastAsia="FangSong" w:cs="Times New Roman"/>
+          <w:b w:val="0"/>
+          <w:i w:val="0"/>
+          <w:iCs/>
+          <w:sz w:val="21"/>
+        </w:rPr>
+        <w:t>；</w:t>
+      </w:r>
+      <w:r>
+        <w:rPr>
+          <w:rFonts w:hint="eastAsia" w:ascii="Times New Roman" w:hAnsi="Times New Roman" w:eastAsia="FangSong" w:cs="Times New Roman"/>
+          <w:b w:val="0"/>
+          <w:i w:val="0"/>
+          <w:iCs/>
+          <w:sz w:val="21"/>
+        </w:rPr>
+        <w:t>水的固液线为负斜率</w:t>
+      </w:r>
+      <w:r>
+        <w:rPr>
+          <w:rFonts w:hint="eastAsia" w:ascii="Times New Roman" w:hAnsi="Times New Roman" w:eastAsia="FangSong" w:cs="Times New Roman"/>
+          <w:b w:val="0"/>
+          <w:i w:val="0"/>
+          <w:iCs/>
+          <w:sz w:val="21"/>
+        </w:rPr>
+        <w:t>，</w:t>
+      </w:r>
+      <w:r>
+        <w:rPr>
+          <w:rFonts w:hint="eastAsia" w:ascii="Times New Roman" w:hAnsi="Times New Roman" w:eastAsia="FangSong" w:cs="Times New Roman"/>
+          <w:b w:val="0"/>
+          <w:i w:val="0"/>
+          <w:iCs/>
+          <w:sz w:val="21"/>
+        </w:rPr>
+        <w:t>见表格</w:t>
+      </w:r>
+      <w:r>
+        <w:rPr>
+          <w:rFonts w:hint="eastAsia" w:ascii="Times New Roman" w:hAnsi="Times New Roman" w:eastAsia="FangSong" w:cs="Times New Roman"/>
+          <w:b w:val="0"/>
+          <w:i w:val="0"/>
+          <w:iCs/>
+          <w:sz w:val="21"/>
+        </w:rPr>
+        <w:t>）</w:t>
       </w:r>
     </w:p>
     <w:p>
@@ -19336,17 +19426,89 @@
         <w:rPr>
           <w:rFonts w:hint="eastAsia" w:ascii="Times New Roman" w:hAnsi="Times New Roman" w:eastAsia="FangSong" w:cs="Times New Roman"/>
         </w:rPr>
-        <w:t>把水和</w:t>
-      </w:r>
-      <w:r>
-        <w:rPr>
-          <w:rFonts w:ascii="Times New Roman" w:hAnsi="Times New Roman" w:eastAsia="Times New Roman" w:cs="Times New Roman"/>
-        </w:rPr>
-        <w:t xml:space="preserve"> CO</w:t>
-      </w:r>
-      <w:r>
-        <w:rPr>
-          <w:rFonts w:ascii="Times New Roman" w:hAnsi="Times New Roman" w:eastAsia="Times New Roman" w:cs="Times New Roman"/>
+        <w:t>图</w:t>
+      </w:r>
+      <w:r>
+        <w:rPr>
+          <w:rFonts w:ascii="Times New Roman" w:hAnsi="Times New Roman" w:eastAsia="Times New Roman" w:cs="Times New Roman"/>
+        </w:rPr>
+        <w:t xml:space="preserve"> 1 </w:t>
+      </w:r>
+      <w:r>
+        <w:rPr>
+          <w:rFonts w:hint="eastAsia" w:ascii="Times New Roman" w:hAnsi="Times New Roman" w:eastAsia="FangSong" w:cs="Times New Roman"/>
+        </w:rPr>
+        <w:t>画的是固液线为正斜率的一般情形</w:t>
+      </w:r>
+      <w:r>
+        <w:rPr>
+          <w:rFonts w:hint="eastAsia" w:ascii="Times New Roman" w:hAnsi="Times New Roman" w:eastAsia="Times New Roman" w:cs="Times New Roman"/>
+        </w:rPr>
+        <w:t>，</w:t>
+      </w:r>
+      <w:r>
+        <w:rPr>
+          <w:rFonts w:hint="eastAsia" w:ascii="Times New Roman" w:hAnsi="Times New Roman" w:eastAsia="FangSong" w:cs="Times New Roman"/>
+        </w:rPr>
+        <w:t>并非水</w:t>
+      </w:r>
+      <w:r>
+        <w:rPr>
+          <w:rFonts w:hint="eastAsia" w:ascii="Times New Roman" w:hAnsi="Times New Roman" w:eastAsia="Times New Roman" w:cs="Times New Roman"/>
+        </w:rPr>
+        <w:t>——</w:t>
+      </w:r>
+      <w:r>
+        <w:rPr>
+          <w:rFonts w:hint="eastAsia" w:ascii="Times New Roman" w:hAnsi="Times New Roman" w:eastAsia="FangSong" w:cs="Times New Roman"/>
+        </w:rPr>
+        <w:t>水的固液线为负斜率</w:t>
+      </w:r>
+      <w:r>
+        <w:rPr>
+          <w:rFonts w:hint="eastAsia" w:ascii="Times New Roman" w:hAnsi="Times New Roman" w:eastAsia="Times New Roman" w:cs="Times New Roman"/>
+        </w:rPr>
+        <w:t>（</w:t>
+      </w:r>
+      <w:r>
+        <w:rPr>
+          <w:rFonts w:hint="eastAsia" w:ascii="Times New Roman" w:hAnsi="Times New Roman" w:eastAsia="FangSong" w:cs="Times New Roman"/>
+        </w:rPr>
+        <w:t>加压促使冰熔化</w:t>
+      </w:r>
+      <w:r>
+        <w:rPr>
+          <w:rFonts w:hint="eastAsia" w:ascii="Times New Roman" w:hAnsi="Times New Roman" w:eastAsia="Times New Roman" w:cs="Times New Roman"/>
+        </w:rPr>
+        <w:t>），</w:t>
+      </w:r>
+      <w:r>
+        <w:rPr>
+          <w:rFonts w:hint="eastAsia" w:ascii="Times New Roman" w:hAnsi="Times New Roman" w:eastAsia="FangSong" w:cs="Times New Roman"/>
+        </w:rPr>
+        <w:t>读图时须把这条线的方向单独记牢</w:t>
+      </w:r>
+      <w:r>
+        <w:rPr>
+          <w:rFonts w:hint="eastAsia" w:ascii="Times New Roman" w:hAnsi="Times New Roman" w:eastAsia="Times New Roman" w:cs="Times New Roman"/>
+        </w:rPr>
+        <w:t>。</w:t>
+      </w:r>
+      <w:r>
+        <w:rPr>
+          <w:rFonts w:hint="eastAsia" w:ascii="Times New Roman" w:hAnsi="Times New Roman" w:eastAsia="FangSong" w:cs="Times New Roman"/>
+        </w:rPr>
+        <w:t>再看三相点相对常压的位置</w:t>
+      </w:r>
+      <w:r>
+        <w:rPr>
+          <w:rFonts w:hint="eastAsia" w:ascii="Times New Roman" w:hAnsi="Times New Roman" w:eastAsia="Times New Roman" w:cs="Times New Roman"/>
+        </w:rPr>
+        <w:t>：CO</w:t>
+      </w:r>
+      <w:r>
+        <w:rPr>
+          <w:rFonts w:hint="eastAsia" w:ascii="Times New Roman" w:hAnsi="Times New Roman" w:eastAsia="Times New Roman" w:cs="Times New Roman"/>
           <w:vertAlign w:val="subscript"/>
         </w:rPr>
         <w:t>2</w:t>
@@ -19361,7 +19523,7 @@
         <w:rPr>
           <w:rFonts w:hint="eastAsia" w:ascii="Times New Roman" w:hAnsi="Times New Roman" w:eastAsia="FangSong" w:cs="Times New Roman"/>
         </w:rPr>
-        <w:t>并排看</w:t>
+        <w:t>的三相点高于常压</w:t>
       </w:r>
       <w:r>
         <w:rPr>
@@ -19373,85 +19535,19 @@
         <w:rPr>
           <w:rFonts w:hint="eastAsia" w:ascii="Times New Roman" w:hAnsi="Times New Roman" w:eastAsia="FangSong" w:cs="Times New Roman"/>
         </w:rPr>
-        <w:t>第一眼先看两件事</w:t>
-      </w:r>
-      <w:r>
-        <w:rPr>
-          <w:rFonts w:hint="eastAsia" w:ascii="Times New Roman" w:hAnsi="Times New Roman" w:eastAsia="Times New Roman" w:cs="Times New Roman"/>
-        </w:rPr>
-        <w:t>：</w:t>
-      </w:r>
-      <w:r>
-        <w:rPr>
-          <w:rFonts w:hint="eastAsia" w:ascii="Times New Roman" w:hAnsi="Times New Roman" w:eastAsia="FangSong" w:cs="Times New Roman"/>
-        </w:rPr>
-        <w:t>一是固</w:t>
-      </w:r>
-      <w:r>
-        <w:rPr>
-          <w:rFonts w:hint="eastAsia" w:ascii="Times New Roman" w:hAnsi="Times New Roman" w:eastAsia="Times New Roman" w:cs="Times New Roman"/>
-        </w:rPr>
-        <w:t>-</w:t>
-      </w:r>
-      <w:r>
-        <w:rPr>
-          <w:rFonts w:hint="eastAsia" w:ascii="Times New Roman" w:hAnsi="Times New Roman" w:eastAsia="FangSong" w:cs="Times New Roman"/>
-        </w:rPr>
-        <w:t>液线斜率方向</w:t>
-      </w:r>
-      <w:r>
-        <w:rPr>
-          <w:rFonts w:hint="eastAsia" w:ascii="Times New Roman" w:hAnsi="Times New Roman" w:eastAsia="Times New Roman" w:cs="Times New Roman"/>
-        </w:rPr>
-        <w:t>，</w:t>
-      </w:r>
-      <w:r>
-        <w:rPr>
-          <w:rFonts w:hint="eastAsia" w:ascii="Times New Roman" w:hAnsi="Times New Roman" w:eastAsia="FangSong" w:cs="Times New Roman"/>
-        </w:rPr>
-        <w:t>二是三相点相对常压的位置</w:t>
-      </w:r>
-      <w:r>
-        <w:rPr>
-          <w:rFonts w:hint="eastAsia" w:ascii="Times New Roman" w:hAnsi="Times New Roman" w:eastAsia="Times New Roman" w:cs="Times New Roman"/>
-        </w:rPr>
-        <w:t>。</w:t>
-      </w:r>
-      <w:r>
-        <w:rPr>
-          <w:rFonts w:hint="eastAsia" w:ascii="Times New Roman" w:hAnsi="Times New Roman" w:eastAsia="FangSong" w:cs="Times New Roman"/>
-        </w:rPr>
-        <w:t>水的固</w:t>
-      </w:r>
-      <w:r>
-        <w:rPr>
-          <w:rFonts w:hint="eastAsia" w:ascii="Times New Roman" w:hAnsi="Times New Roman" w:eastAsia="Times New Roman" w:cs="Times New Roman"/>
-        </w:rPr>
-        <w:t>-</w:t>
-      </w:r>
-      <w:r>
-        <w:rPr>
-          <w:rFonts w:hint="eastAsia" w:ascii="Times New Roman" w:hAnsi="Times New Roman" w:eastAsia="FangSong" w:cs="Times New Roman"/>
-        </w:rPr>
-        <w:t>液线为负斜率</w:t>
-      </w:r>
-      <w:r>
-        <w:rPr>
-          <w:rFonts w:hint="eastAsia" w:ascii="Times New Roman" w:hAnsi="Times New Roman" w:eastAsia="Times New Roman" w:cs="Times New Roman"/>
-        </w:rPr>
-        <w:t>，</w:t>
-      </w:r>
-      <w:r>
-        <w:rPr>
-          <w:rFonts w:hint="eastAsia" w:ascii="Times New Roman" w:hAnsi="Times New Roman" w:eastAsia="FangSong" w:cs="Times New Roman"/>
-        </w:rPr>
-        <w:t>说明加压可促使冰熔化</w:t>
-      </w:r>
-      <w:r>
-        <w:rPr>
-          <w:rFonts w:hint="eastAsia" w:ascii="Times New Roman" w:hAnsi="Times New Roman" w:eastAsia="Times New Roman" w:cs="Times New Roman"/>
-        </w:rPr>
-        <w:t>；CO</w:t>
+        <w:t>所以常压下看不到液态</w:t>
+      </w:r>
+      <w:r>
+        <w:rPr>
+          <w:rFonts w:ascii="Times New Roman" w:hAnsi="Times New Roman" w:eastAsia="Times New Roman" w:cs="Times New Roman"/>
+        </w:rPr>
+        <w:t xml:space="preserve"> </w:t>
+      </w:r>
+      <w:r>
+        <w:rPr>
+          <w:rFonts w:hint="eastAsia" w:ascii="Times New Roman" w:hAnsi="Times New Roman" w:eastAsia="Times New Roman" w:cs="Times New Roman"/>
+        </w:rPr>
+        <w:t>CO</w:t>
       </w:r>
       <w:r>
         <w:rPr>
@@ -19462,46 +19558,27 @@
       </w:r>
       <w:r>
         <w:rPr>
-          <w:rFonts w:ascii="Times New Roman" w:hAnsi="Times New Roman" w:eastAsia="Times New Roman" w:cs="Times New Roman"/>
-        </w:rPr>
-        <w:t xml:space="preserve"> </w:t>
-      </w:r>
-      <w:r>
-        <w:rPr>
-          <w:rFonts w:hint="eastAsia" w:ascii="Times New Roman" w:hAnsi="Times New Roman" w:eastAsia="FangSong" w:cs="Times New Roman"/>
-        </w:rPr>
-        <w:t>的三相点高于常压</w:t>
-      </w:r>
-      <w:r>
-        <w:rPr>
-          <w:rFonts w:hint="eastAsia" w:ascii="Times New Roman" w:hAnsi="Times New Roman" w:eastAsia="Times New Roman" w:cs="Times New Roman"/>
-        </w:rPr>
-        <w:t>，</w:t>
-      </w:r>
-      <w:r>
-        <w:rPr>
-          <w:rFonts w:hint="eastAsia" w:ascii="Times New Roman" w:hAnsi="Times New Roman" w:eastAsia="FangSong" w:cs="Times New Roman"/>
-        </w:rPr>
-        <w:t>所以常压下看不到液态</w:t>
-      </w:r>
-      <w:r>
-        <w:rPr>
-          <w:rFonts w:ascii="Times New Roman" w:hAnsi="Times New Roman" w:eastAsia="Times New Roman" w:cs="Times New Roman"/>
-        </w:rPr>
-        <w:t xml:space="preserve"> CO</w:t>
-      </w:r>
-      <w:r>
-        <w:rPr>
-          <w:rFonts w:ascii="Times New Roman" w:hAnsi="Times New Roman" w:eastAsia="Times New Roman" w:cs="Times New Roman"/>
-          <w:vertAlign w:val="subscript"/>
-        </w:rPr>
-        <w:t>2</w:t>
-      </w:r>
-      <w:r>
-        <w:rPr>
-          <w:rFonts w:ascii="Times New Roman" w:hAnsi="Times New Roman" w:eastAsia="Times New Roman" w:cs="Times New Roman"/>
-        </w:rPr>
-        <w:t>。</w:t>
+          <w:rFonts w:hint="eastAsia" w:ascii="Times New Roman" w:hAnsi="Times New Roman" w:eastAsia="Times New Roman" w:cs="Times New Roman"/>
+        </w:rPr>
+        <w:t>（</w:t>
+      </w:r>
+      <w:r>
+        <w:rPr>
+          <w:rFonts w:hint="eastAsia" w:ascii="Times New Roman" w:hAnsi="Times New Roman" w:eastAsia="FangSong" w:cs="Times New Roman"/>
+        </w:rPr>
+        <w:t>图</w:t>
+      </w:r>
+      <w:r>
+        <w:rPr>
+          <w:rFonts w:ascii="Times New Roman" w:hAnsi="Times New Roman" w:eastAsia="Times New Roman" w:cs="Times New Roman"/>
+        </w:rPr>
+        <w:t xml:space="preserve"> </w:t>
+      </w:r>
+      <w:r>
+        <w:rPr>
+          <w:rFonts w:hint="eastAsia" w:ascii="Times New Roman" w:hAnsi="Times New Roman" w:eastAsia="Times New Roman" w:cs="Times New Roman"/>
+        </w:rPr>
+        <w:t xml:space="preserve">2）。</w:t>
       </w:r>
     </w:p>
     <w:p>
@@ -20719,13 +20796,185 @@
         <w:rPr>
           <w:rFonts w:hint="eastAsia" w:ascii="Times New Roman" w:hAnsi="Times New Roman" w:eastAsia="FangSong" w:cs="Times New Roman"/>
         </w:rPr>
-        <w:t>两相的质量比等于组成点到两相区边界的距离之比</w:t>
-      </w:r>
-      <w:r>
-        <w:rPr>
-          <w:rFonts w:hint="eastAsia" w:ascii="Times New Roman" w:hAnsi="Times New Roman" w:eastAsia="Times New Roman" w:cs="Times New Roman"/>
-        </w:rPr>
-        <w:t>。</w:t>
+        <w:t>某相的质量与组成点到</w:t>
+      </w:r>
+      <w:r>
+        <w:rPr>
+          <w:rFonts w:hint="eastAsia" w:ascii="Times New Roman" w:hAnsi="Times New Roman" w:eastAsia="FangSong" w:cs="Times New Roman"/>
+          <w:b/>
+          <w:bCs/>
+        </w:rPr>
+        <w:t xml:space="preserve">另一相那一端</w:t>
+      </w:r>
+      <w:r>
+        <w:rPr>
+          <w:rFonts w:hint="eastAsia" w:ascii="Times New Roman" w:hAnsi="Times New Roman" w:eastAsia="FangSong" w:cs="Times New Roman"/>
+        </w:rPr>
+        <w:t>的距离成正比</w:t>
+      </w:r>
+      <w:r>
+        <w:rPr>
+          <w:rFonts w:hint="eastAsia" w:ascii="Times New Roman" w:hAnsi="Times New Roman" w:eastAsia="Times New Roman" w:cs="Times New Roman"/>
+        </w:rPr>
+        <w:t>，</w:t>
+      </w:r>
+      <w:r>
+        <w:rPr>
+          <w:rFonts w:hint="eastAsia" w:ascii="Times New Roman" w:hAnsi="Times New Roman" w:eastAsia="FangSong" w:cs="Times New Roman"/>
+        </w:rPr>
+        <w:t>即</w:t>
+      </w:r>
+      <w:r>
+        <w:rPr>
+          <w:rFonts w:ascii="Times New Roman" w:hAnsi="Times New Roman" w:eastAsia="Times New Roman" w:cs="Times New Roman"/>
+        </w:rPr>
+        <w:t xml:space="preserve"> </w:t>
+      </w:r>
+      <m:oMath>
+        <m:oMathPr>
+          <m:ctrlPr>
+            <w:rPr>
+              <w:sz w:val="28"/>
+              <w:szCs w:val="28"/>
+            </w:rPr>
+          </m:ctrlPr>
+        </m:oMathPr>
+        <m:sSub>
+          <m:e>
+            <m:r>
+              <m:t>m</m:t>
+            </m:r>
+          </m:e>
+          <m:sub>
+            <m:r>
+              <m:t>α</m:t>
+            </m:r>
+          </m:sub>
+        </m:sSub>
+        <m:r>
+          <m:rPr>
+            <m:sty m:val="p"/>
+          </m:rPr>
+          <m:t>/</m:t>
+        </m:r>
+        <m:sSub>
+          <m:e>
+            <m:r>
+              <m:t>m</m:t>
+            </m:r>
+          </m:e>
+          <m:sub>
+            <m:r>
+              <m:t>β</m:t>
+            </m:r>
+          </m:sub>
+        </m:sSub>
+        <m:r>
+          <m:rPr>
+            <m:sty m:val="p"/>
+          </m:rPr>
+          <m:t>=</m:t>
+        </m:r>
+        <m:sSub>
+          <m:e>
+            <m:r>
+              <m:t>l</m:t>
+            </m:r>
+          </m:e>
+          <m:sub>
+            <m:r>
+              <m:t>β</m:t>
+            </m:r>
+          </m:sub>
+        </m:sSub>
+        <m:r>
+          <m:rPr>
+            <m:sty m:val="p"/>
+          </m:rPr>
+          <m:t>/</m:t>
+        </m:r>
+        <m:sSub>
+          <m:e>
+            <m:r>
+              <m:t>l</m:t>
+            </m:r>
+          </m:e>
+          <m:sub>
+            <m:r>
+              <m:t>α</m:t>
+            </m:r>
+          </m:sub>
+        </m:sSub>
+      </m:oMath>
+      <w:r>
+        <w:rPr>
+          <w:rFonts w:hint="eastAsia" w:ascii="Times New Roman" w:hAnsi="Times New Roman" w:eastAsia="Times New Roman" w:cs="Times New Roman"/>
+        </w:rPr>
+        <w:t xml:space="preserve">（</w:t>
+      </w:r>
+      <m:oMath>
+        <m:sSub>
+          <m:e>
+            <m:r>
+              <m:t>l</m:t>
+            </m:r>
+          </m:e>
+          <m:sub>
+            <m:r>
+              <m:t>α</m:t>
+            </m:r>
+          </m:sub>
+        </m:sSub>
+      </m:oMath>
+      <w:r>
+        <w:rPr>
+          <w:rFonts w:ascii="Times New Roman" w:hAnsi="Times New Roman" w:eastAsia="Times New Roman" w:cs="Times New Roman"/>
+        </w:rPr>
+        <w:t xml:space="preserve">、</w:t>
+      </w:r>
+      <m:oMath>
+        <m:sSub>
+          <m:e>
+            <m:r>
+              <m:t>l</m:t>
+            </m:r>
+          </m:e>
+          <m:sub>
+            <m:r>
+              <m:t>β</m:t>
+            </m:r>
+          </m:sub>
+        </m:sSub>
+      </m:oMath>
+      <w:r>
+        <w:rPr>
+          <w:rFonts w:ascii="Times New Roman" w:hAnsi="Times New Roman" w:eastAsia="Times New Roman" w:cs="Times New Roman"/>
+        </w:rPr>
+        <w:t xml:space="preserve"> </w:t>
+      </w:r>
+      <w:r>
+        <w:rPr>
+          <w:rFonts w:hint="eastAsia" w:ascii="Times New Roman" w:hAnsi="Times New Roman" w:eastAsia="FangSong" w:cs="Times New Roman"/>
+        </w:rPr>
+        <w:t xml:space="preserve">为组成点到</w:t>
+      </w:r>
+      <w:r>
+        <w:rPr>
+          <w:rFonts w:ascii="Times New Roman" w:hAnsi="Times New Roman" w:eastAsia="Times New Roman" w:cs="Times New Roman"/>
+        </w:rPr>
+        <w:t xml:space="preserve"> α、β </w:t>
+      </w:r>
+      <w:r>
+        <w:rPr>
+          <w:rFonts w:hint="eastAsia" w:ascii="Times New Roman" w:hAnsi="Times New Roman" w:eastAsia="FangSong" w:cs="Times New Roman"/>
+        </w:rPr>
+        <w:t>两相组成端的连结线段长度</w:t>
+      </w:r>
+      <w:r>
+        <w:rPr>
+          <w:rFonts w:hint="eastAsia" w:ascii="Times New Roman" w:hAnsi="Times New Roman" w:eastAsia="Times New Roman" w:cs="Times New Roman"/>
+        </w:rPr>
+        <w:t>）。</w:t>
       </w:r>
     </w:p>
     <w:p>

--- a/06-学生侧材料/讲义/3-物理化学/溶液与相图-超级充实版（自学完整）.docx
+++ b/06-学生侧材料/讲义/3-物理化学/溶液与相图-超级充实版（自学完整）.docx
@@ -36711,20 +36711,7 @@
               <w:rPr>
                 <w:rFonts w:ascii="Times New Roman" w:hAnsi="Times New Roman" w:eastAsia="Times New Roman" w:cs="Times New Roman"/>
               </w:rPr>
-              <w:t xml:space="preserve">K = c</w:t>
-            </w:r>
-            <w:r>
-              <w:rPr>
-                <w:rFonts w:ascii="Times New Roman" w:hAnsi="Times New Roman" w:eastAsia="Times New Roman" w:cs="Times New Roman"/>
-                <w:vertAlign w:val="superscript"/>
-              </w:rPr>
-              <w:t xml:space="preserve">α/c</w:t>
-            </w:r>
-            <w:r>
-              <w:rPr>
-                <w:rFonts w:ascii="Times New Roman" w:hAnsi="Times New Roman" w:eastAsia="Times New Roman" w:cs="Times New Roman"/>
-              </w:rPr>
-              <w:t xml:space="preserve">β</w:t>
+              <w:t xml:space="preserve">K = c^α/c^β</w:t>
             </w:r>
           </w:p>
         </w:tc>
